--- a/ind/docx/50.content.docx
+++ b/ind/docx/50.content.docx
@@ -163,13 +163,6 @@
         <w:rPr>
           <w:lang w:val="id_ID" w:bidi="id_ID"/>
         </w:rPr>
-      </w:r>
-      <w:r>
-        <w:rPr>
-          <w:i/>
-          <w:lang w:val="id_ID" w:bidi="id_ID"/>
-        </w:rPr>
-        <w:t>Filipi 1:1, Filipi 1:1–2, Filipi 1:2, Filipi 1:3–11, Filipi 1:4–6, Filipi 1:5, Filipi 1:6, Filipi 1:7, Filipi 1:9–10, Filipi 1:11, Filipi 1:12, Filipi 1:12–19, Filipi 1:13, Filipi 1:14, Filipi 1:15–18, Filipi 1:19, Filipi 1:21, Filipi 1:23, Filipi 1:25, Filipi 1:27, Filipi 1:27–30, Filipi 1:28, Filipi 1:29, Filipi 1:30, Filipi 2:1–2, Filipi 2:1–11, Filipi 2:3–4, Filipi 2:6, Filipi 2:6–11, Filipi 2:7, Filipi 2:8, Filipi 2:9, Filipi 2:10–11, Filipi 2:12, Filipi 2:12–18, Filipi 2:13, Filipi 2:14, Filipi 2:15, Filipi 2:16, Filipi 2:17–18, Filipi 2:19–24, Filipi 2:23, Filipi 2:24, Filipi 2:25–30, Filipi 2:27, Filipi 2:29–30, Filipi 3:1, Filipi 3:2, Filipi 3:2–11, Filipi 3:3, Filipi 3:4, Filipi 3:5, Filipi 3:5–6, Filipi 3:6, Filipi 3:7–8, Filipi 3:9, Filipi 3:10, Filipi 3:11, Filipi 3:12–4.1, Filipi 3:13–14, Filipi 3:15, Filipi 3:16, Filipi 3:17, Filipi 3:18, Filipi 3:19, Filipi 3:20, Filipi 3:21, Filipi 4:1, Filipi 4:2, Filipi 4:2–9, Filipi 4:3, Filipi 4:4, Filipi 4:4–6, Filipi 4:5, Filipi 4:6, Filipi 4:7, Filipi 4:8, Filipi 4:9, Filipi 4:10, Filipi 4:10–20, Filipi 4:11–12, Filipi 4:13, Filipi 4:14, Filipi 4:15, Filipi 4:16, Filipi 4:17, Filipi 4:18, Filipi 4:20, Filipi 4:22, Filipi 4:23</w:t>
       </w:r>
       <w:r>
         <w:rPr>

--- a/ind/docx/50.content.docx
+++ b/ind/docx/50.content.docx
@@ -150,19 +150,6 @@
           <w:lang w:val="id_ID" w:bidi="id_ID"/>
         </w:rPr>
         <w:t>PHP</w:t>
-      </w:r>
-      <w:r>
-        <w:rPr>
-          <w:lang w:val="id_ID" w:bidi="id_ID"/>
-        </w:rPr>
-      </w:r>
-    </w:p>
-    <w:p>
-      <w:pPr/>
-      <w:r>
-        <w:rPr>
-          <w:lang w:val="id_ID" w:bidi="id_ID"/>
-        </w:rPr>
       </w:r>
       <w:r>
         <w:rPr>

--- a/ind/docx/50.content.docx
+++ b/ind/docx/50.content.docx
@@ -19,7 +19,7 @@
         <w:rPr>
           <w:lang w:val="id_ID" w:bidi="id_ID"/>
         </w:rPr>
-        <w:t>Resource: Catatan Studi (Tyndale)</w:t>
+        <w:t>Resource: Tyndale Open Study Notes</w:t>
       </w:r>
       <w:r>
         <w:rPr>
@@ -112,7 +112,7 @@
         <w:rPr>
           <w:lang w:val="id_ID" w:bidi="id_ID"/>
         </w:rPr>
-        <w:t>Catatan Studi (Tyndale)</w:t>
+        <w:t>Tyndale Open Study Notes</w:t>
       </w:r>
     </w:p>
     <w:p>

--- a/ind/docx/50.content.docx
+++ b/ind/docx/50.content.docx
@@ -19,7 +19,7 @@
         <w:rPr>
           <w:lang w:val="id_ID" w:bidi="id_ID"/>
         </w:rPr>
-        <w:t>Resource: Tyndale Open Study Notes</w:t>
+        <w:t>Resource: Aquifer Open Study Notes</w:t>
       </w:r>
       <w:r>
         <w:rPr>
@@ -112,7 +112,7 @@
         <w:rPr>
           <w:lang w:val="id_ID" w:bidi="id_ID"/>
         </w:rPr>
-        <w:t>Tyndale Open Study Notes</w:t>
+        <w:t>Aquifer Open Study Notes</w:t>
       </w:r>
     </w:p>
     <w:p>

--- a/ind/docx/50.content.docx
+++ b/ind/docx/50.content.docx
@@ -247,18 +247,12 @@
         </w:rPr>
         <w:t xml:space="preserve">• hamba-hamba Kristus Yesus: Sebagai orang-orang yang sepenuhnya menjadi milik Kristus, mereka sepenuhnya mengabdikan diri untuk melayani Dia (lihat </w:t>
       </w:r>
-      <w:hyperlink r:id="rId13">
-        <w:r>
-          <w:rPr>
-            <w:lang w:val="id_ID" w:bidi="id_ID"/>
-          </w:rPr>
-          <w:rPr>
-            <w:color w:val="0000EE"/>
-            <w:u w:val="single"/>
-          </w:rPr>
-          <w:t>Fil 2:20–21</w:t>
-        </w:r>
-      </w:hyperlink>
+      <w:r>
+        <w:rPr>
+          <w:lang w:val="id_ID" w:bidi="id_ID"/>
+        </w:rPr>
+        <w:t>Fil 2:20–21</w:t>
+      </w:r>
       <w:r>
         <w:rPr>
           <w:lang w:val="id_ID" w:bidi="id_ID"/>
@@ -291,90 +285,60 @@
         </w:rPr>
         <w:t xml:space="preserve">mat Allah telah dikuduskan di hadapan Allah melalui karya penebusan Kristus (lihat </w:t>
       </w:r>
-      <w:hyperlink r:id="rId14">
-        <w:r>
-          <w:rPr>
-            <w:lang w:val="id_ID" w:bidi="id_ID"/>
-          </w:rPr>
-          <w:rPr>
-            <w:color w:val="0000EE"/>
-            <w:u w:val="single"/>
-          </w:rPr>
-          <w:t>Ef. 1:4</w:t>
-        </w:r>
-      </w:hyperlink>
+      <w:r>
+        <w:rPr>
+          <w:lang w:val="id_ID" w:bidi="id_ID"/>
+        </w:rPr>
+        <w:t>Ef. 1:4</w:t>
+      </w:r>
       <w:r>
         <w:rPr>
           <w:lang w:val="id_ID" w:bidi="id_ID"/>
         </w:rPr>
         <w:t xml:space="preserve">, </w:t>
       </w:r>
-      <w:hyperlink r:id="rId15">
-        <w:r>
-          <w:rPr>
-            <w:lang w:val="id_ID" w:bidi="id_ID"/>
-          </w:rPr>
-          <w:rPr>
-            <w:color w:val="0000EE"/>
-            <w:u w:val="single"/>
-          </w:rPr>
-          <w:t>7</w:t>
-        </w:r>
-      </w:hyperlink>
-      <w:r>
-        <w:rPr>
-          <w:lang w:val="id_ID" w:bidi="id_ID"/>
-        </w:rPr>
-        <w:t xml:space="preserve">; </w:t>
-      </w:r>
-      <w:hyperlink r:id="rId16">
-        <w:r>
-          <w:rPr>
-            <w:lang w:val="id_ID" w:bidi="id_ID"/>
-          </w:rPr>
-          <w:rPr>
-            <w:color w:val="0000EE"/>
-            <w:u w:val="single"/>
-          </w:rPr>
-          <w:t>5:25–27</w:t>
-        </w:r>
-      </w:hyperlink>
-      <w:r>
-        <w:rPr>
-          <w:lang w:val="id_ID" w:bidi="id_ID"/>
-        </w:rPr>
-        <w:t xml:space="preserve">; </w:t>
-      </w:r>
-      <w:hyperlink r:id="rId17">
-        <w:r>
-          <w:rPr>
-            <w:lang w:val="id_ID" w:bidi="id_ID"/>
-          </w:rPr>
-          <w:rPr>
-            <w:color w:val="0000EE"/>
-            <w:u w:val="single"/>
-          </w:rPr>
-          <w:t>Kol. 1:22</w:t>
-        </w:r>
-      </w:hyperlink>
+      <w:r>
+        <w:rPr>
+          <w:lang w:val="id_ID" w:bidi="id_ID"/>
+        </w:rPr>
+        <w:t>7</w:t>
+      </w:r>
+      <w:r>
+        <w:rPr>
+          <w:lang w:val="id_ID" w:bidi="id_ID"/>
+        </w:rPr>
+        <w:t xml:space="preserve">; </w:t>
+      </w:r>
+      <w:r>
+        <w:rPr>
+          <w:lang w:val="id_ID" w:bidi="id_ID"/>
+        </w:rPr>
+        <w:t>5:25–27</w:t>
+      </w:r>
+      <w:r>
+        <w:rPr>
+          <w:lang w:val="id_ID" w:bidi="id_ID"/>
+        </w:rPr>
+        <w:t xml:space="preserve">; </w:t>
+      </w:r>
+      <w:r>
+        <w:rPr>
+          <w:lang w:val="id_ID" w:bidi="id_ID"/>
+        </w:rPr>
+        <w:t>Kol. 1:22</w:t>
+      </w:r>
       <w:r>
         <w:rPr>
           <w:lang w:val="id_ID" w:bidi="id_ID"/>
         </w:rPr>
         <w:t xml:space="preserve">), dan mereka dikuduskan melalui karya Roh Kudus yang mengubah hidup mereka (bdk. </w:t>
       </w:r>
-      <w:hyperlink r:id="rId18">
-        <w:r>
-          <w:rPr>
-            <w:lang w:val="id_ID" w:bidi="id_ID"/>
-          </w:rPr>
-          <w:rPr>
-            <w:color w:val="0000EE"/>
-            <w:u w:val="single"/>
-          </w:rPr>
-          <w:t>Flp. 4:21</w:t>
-        </w:r>
-      </w:hyperlink>
+      <w:r>
+        <w:rPr>
+          <w:lang w:val="id_ID" w:bidi="id_ID"/>
+        </w:rPr>
+        <w:t>Flp. 4:21</w:t>
+      </w:r>
       <w:r>
         <w:rPr>
           <w:lang w:val="id_ID" w:bidi="id_ID"/>
@@ -395,18 +359,12 @@
         </w:rPr>
         <w:t xml:space="preserve">• Filipi adalah sebuah jajahan Romawi di provinsi Makedonia. Gereja di Filipi adalah komunitas Kristen pertama di Yunani (lihat </w:t>
       </w:r>
-      <w:hyperlink r:id="rId19">
-        <w:r>
-          <w:rPr>
-            <w:lang w:val="id_ID" w:bidi="id_ID"/>
-          </w:rPr>
-          <w:rPr>
-            <w:color w:val="0000EE"/>
-            <w:u w:val="single"/>
-          </w:rPr>
-          <w:t>Kisah. 16:11–40</w:t>
-        </w:r>
-      </w:hyperlink>
+      <w:r>
+        <w:rPr>
+          <w:lang w:val="id_ID" w:bidi="id_ID"/>
+        </w:rPr>
+        <w:t>Kisah. 16:11–40</w:t>
+      </w:r>
       <w:r>
         <w:rPr>
           <w:lang w:val="id_ID" w:bidi="id_ID"/>
@@ -427,36 +385,24 @@
         </w:rPr>
         <w:t xml:space="preserve">• Di dalam gereja mula-mula, para pemimpin gereja menyediakan kepemimpinan rohani, sementara para diaken menangani hal-hal praktis (lihat </w:t>
       </w:r>
-      <w:hyperlink r:id="rId20">
-        <w:r>
-          <w:rPr>
-            <w:lang w:val="id_ID" w:bidi="id_ID"/>
-          </w:rPr>
-          <w:rPr>
-            <w:color w:val="0000EE"/>
-            <w:u w:val="single"/>
-          </w:rPr>
-          <w:t>1 Tim 3:1–13</w:t>
-        </w:r>
-      </w:hyperlink>
+      <w:r>
+        <w:rPr>
+          <w:lang w:val="id_ID" w:bidi="id_ID"/>
+        </w:rPr>
+        <w:t>1 Tim 3:1–13</w:t>
+      </w:r>
       <w:r>
         <w:rPr>
           <w:lang w:val="id_ID" w:bidi="id_ID"/>
         </w:rPr>
         <w:t xml:space="preserve">). Tidak ada pendeta atau imam profesional seperti yang ada pada masa kini (bdk. </w:t>
       </w:r>
-      <w:hyperlink r:id="rId21">
-        <w:r>
-          <w:rPr>
-            <w:lang w:val="id_ID" w:bidi="id_ID"/>
-          </w:rPr>
-          <w:rPr>
-            <w:color w:val="0000EE"/>
-            <w:u w:val="single"/>
-          </w:rPr>
-          <w:t>1 Kor 14:26–31</w:t>
-        </w:r>
-      </w:hyperlink>
+      <w:r>
+        <w:rPr>
+          <w:lang w:val="id_ID" w:bidi="id_ID"/>
+        </w:rPr>
+        <w:t>1 Kor 14:26–31</w:t>
+      </w:r>
       <w:r>
         <w:rPr>
           <w:lang w:val="id_ID" w:bidi="id_ID"/>
@@ -559,36 +505,24 @@
         </w:rPr>
         <w:t xml:space="preserve">Kasih karunia adalah berkat yang datang dari Allah, yang sesungguhnya kita tidak pantas menerimanya; damai sejahtera adalah kesejahteraan dan kepuasan yang berakar pada Kabar Baik dan dibawa oleh Roh Kudus (lihat </w:t>
       </w:r>
-      <w:hyperlink r:id="rId22">
-        <w:r>
-          <w:rPr>
-            <w:lang w:val="id_ID" w:bidi="id_ID"/>
-          </w:rPr>
-          <w:rPr>
-            <w:color w:val="0000EE"/>
-            <w:u w:val="single"/>
-          </w:rPr>
-          <w:t>Gal. 5:22</w:t>
-        </w:r>
-      </w:hyperlink>
+      <w:r>
+        <w:rPr>
+          <w:lang w:val="id_ID" w:bidi="id_ID"/>
+        </w:rPr>
+        <w:t>Gal. 5:22</w:t>
+      </w:r>
       <w:r>
         <w:rPr>
           <w:lang w:val="id_ID" w:bidi="id_ID"/>
         </w:rPr>
         <w:t xml:space="preserve">). Kualitas-kualitas ini adalah karunia dari Allah Bapa kita dan Tuhan Yesus Kristus (lihat </w:t>
       </w:r>
-      <w:hyperlink r:id="rId23">
-        <w:r>
-          <w:rPr>
-            <w:lang w:val="id_ID" w:bidi="id_ID"/>
-          </w:rPr>
-          <w:rPr>
-            <w:color w:val="0000EE"/>
-            <w:u w:val="single"/>
-          </w:rPr>
-          <w:t>Rm. 5:1–2</w:t>
-        </w:r>
-      </w:hyperlink>
+      <w:r>
+        <w:rPr>
+          <w:lang w:val="id_ID" w:bidi="id_ID"/>
+        </w:rPr>
+        <w:t>Rm. 5:1–2</w:t>
+      </w:r>
       <w:r>
         <w:rPr>
           <w:lang w:val="id_ID" w:bidi="id_ID"/>
@@ -739,18 +673,12 @@
         </w:rPr>
         <w:t xml:space="preserve">Persekutuan (kemitraan) dalam berita Injil yang mereka lakukan mencakup dukungan finansial (lihat </w:t>
       </w:r>
-      <w:hyperlink r:id="rId24">
-        <w:r>
-          <w:rPr>
-            <w:lang w:val="id_ID" w:bidi="id_ID"/>
-          </w:rPr>
-          <w:rPr>
-            <w:color w:val="0000EE"/>
-            <w:u w:val="single"/>
-          </w:rPr>
-          <w:t>4:10–20</w:t>
-        </w:r>
-      </w:hyperlink>
+      <w:r>
+        <w:rPr>
+          <w:lang w:val="id_ID" w:bidi="id_ID"/>
+        </w:rPr>
+        <w:t>4:10–20</w:t>
+      </w:r>
       <w:r>
         <w:rPr>
           <w:lang w:val="id_ID" w:bidi="id_ID"/>
@@ -811,126 +739,84 @@
         </w:rPr>
         <w:t xml:space="preserve">: Allah mengambil inisiatif untuk mengerjakan keselamatan-Nya di dalam diri manusia (lihat </w:t>
       </w:r>
-      <w:hyperlink r:id="rId25">
-        <w:r>
-          <w:rPr>
-            <w:lang w:val="id_ID" w:bidi="id_ID"/>
-          </w:rPr>
-          <w:rPr>
-            <w:color w:val="0000EE"/>
-            <w:u w:val="single"/>
-          </w:rPr>
-          <w:t>Rm. 9:16</w:t>
-        </w:r>
-      </w:hyperlink>
-      <w:r>
-        <w:rPr>
-          <w:lang w:val="id_ID" w:bidi="id_ID"/>
-        </w:rPr>
-        <w:t xml:space="preserve">; </w:t>
-      </w:r>
-      <w:hyperlink r:id="rId26">
-        <w:r>
-          <w:rPr>
-            <w:lang w:val="id_ID" w:bidi="id_ID"/>
-          </w:rPr>
-          <w:rPr>
-            <w:color w:val="0000EE"/>
-            <w:u w:val="single"/>
-          </w:rPr>
-          <w:t>Ef 1:3–8</w:t>
-        </w:r>
-      </w:hyperlink>
+      <w:r>
+        <w:rPr>
+          <w:lang w:val="id_ID" w:bidi="id_ID"/>
+        </w:rPr>
+        <w:t>Rm. 9:16</w:t>
+      </w:r>
+      <w:r>
+        <w:rPr>
+          <w:lang w:val="id_ID" w:bidi="id_ID"/>
+        </w:rPr>
+        <w:t xml:space="preserve">; </w:t>
+      </w:r>
+      <w:r>
+        <w:rPr>
+          <w:lang w:val="id_ID" w:bidi="id_ID"/>
+        </w:rPr>
+        <w:t>Ef 1:3–8</w:t>
+      </w:r>
       <w:r>
         <w:rPr>
           <w:lang w:val="id_ID" w:bidi="id_ID"/>
         </w:rPr>
         <w:t xml:space="preserve">, </w:t>
       </w:r>
-      <w:hyperlink r:id="rId27">
-        <w:r>
-          <w:rPr>
-            <w:lang w:val="id_ID" w:bidi="id_ID"/>
-          </w:rPr>
-          <w:rPr>
-            <w:color w:val="0000EE"/>
-            <w:u w:val="single"/>
-          </w:rPr>
-          <w:t>11</w:t>
-        </w:r>
-      </w:hyperlink>
-      <w:r>
-        <w:rPr>
-          <w:lang w:val="id_ID" w:bidi="id_ID"/>
-        </w:rPr>
-        <w:t xml:space="preserve">; </w:t>
-      </w:r>
-      <w:hyperlink r:id="rId28">
-        <w:r>
-          <w:rPr>
-            <w:lang w:val="id_ID" w:bidi="id_ID"/>
-          </w:rPr>
-          <w:rPr>
-            <w:color w:val="0000EE"/>
-            <w:u w:val="single"/>
-          </w:rPr>
-          <w:t>2:4–10</w:t>
-        </w:r>
-      </w:hyperlink>
+      <w:r>
+        <w:rPr>
+          <w:lang w:val="id_ID" w:bidi="id_ID"/>
+        </w:rPr>
+        <w:t>11</w:t>
+      </w:r>
+      <w:r>
+        <w:rPr>
+          <w:lang w:val="id_ID" w:bidi="id_ID"/>
+        </w:rPr>
+        <w:t xml:space="preserve">; </w:t>
+      </w:r>
+      <w:r>
+        <w:rPr>
+          <w:lang w:val="id_ID" w:bidi="id_ID"/>
+        </w:rPr>
+        <w:t>2:4–10</w:t>
+      </w:r>
       <w:r>
         <w:rPr>
           <w:lang w:val="id_ID" w:bidi="id_ID"/>
         </w:rPr>
         <w:t xml:space="preserve">), sehingga Ia dapat dipercaya untuk melanjutkan pekerjaan-Nya untuk mengubah manusia menjadi serupa dengan Anak-Nya (lihat </w:t>
       </w:r>
-      <w:hyperlink r:id="rId29">
-        <w:r>
-          <w:rPr>
-            <w:lang w:val="id_ID" w:bidi="id_ID"/>
-          </w:rPr>
-          <w:rPr>
-            <w:color w:val="0000EE"/>
-            <w:u w:val="single"/>
-          </w:rPr>
-          <w:t>Rm. 8:29</w:t>
-        </w:r>
-      </w:hyperlink>
-      <w:r>
-        <w:rPr>
-          <w:lang w:val="id_ID" w:bidi="id_ID"/>
-        </w:rPr>
-        <w:t xml:space="preserve">; </w:t>
-      </w:r>
-      <w:hyperlink r:id="rId30">
-        <w:r>
-          <w:rPr>
-            <w:lang w:val="id_ID" w:bidi="id_ID"/>
-          </w:rPr>
-          <w:rPr>
-            <w:color w:val="0000EE"/>
-            <w:u w:val="single"/>
-          </w:rPr>
-          <w:t>Ef. .4:13</w:t>
-        </w:r>
-      </w:hyperlink>
+      <w:r>
+        <w:rPr>
+          <w:lang w:val="id_ID" w:bidi="id_ID"/>
+        </w:rPr>
+        <w:t>Rm. 8:29</w:t>
+      </w:r>
+      <w:r>
+        <w:rPr>
+          <w:lang w:val="id_ID" w:bidi="id_ID"/>
+        </w:rPr>
+        <w:t xml:space="preserve">; </w:t>
+      </w:r>
+      <w:r>
+        <w:rPr>
+          <w:lang w:val="id_ID" w:bidi="id_ID"/>
+        </w:rPr>
+        <w:t>Ef. .4:13</w:t>
+      </w:r>
       <w:r>
         <w:rPr>
           <w:lang w:val="id_ID" w:bidi="id_ID"/>
         </w:rPr>
         <w:t xml:space="preserve">, </w:t>
       </w:r>
-      <w:hyperlink r:id="rId31">
-        <w:r>
-          <w:rPr>
-            <w:lang w:val="id_ID" w:bidi="id_ID"/>
-          </w:rPr>
-          <w:rPr>
-            <w:color w:val="0000EE"/>
-            <w:u w:val="single"/>
-          </w:rPr>
-          <w:t>15</w:t>
-        </w:r>
-      </w:hyperlink>
+      <w:r>
+        <w:rPr>
+          <w:lang w:val="id_ID" w:bidi="id_ID"/>
+        </w:rPr>
+        <w:t>15</w:t>
+      </w:r>
       <w:r>
         <w:rPr>
           <w:lang w:val="id_ID" w:bidi="id_ID"/>
@@ -997,18 +883,12 @@
         </w:rPr>
         <w:t xml:space="preserve">: bisa berarti bahwa hidup mereka diberkati karena penderitaan dan kesaksian Paulus; bisa juga berarti mereka telah menderita bersama dengannya (lihat </w:t>
       </w:r>
-      <w:hyperlink r:id="rId32">
-        <w:r>
-          <w:rPr>
-            <w:lang w:val="id_ID" w:bidi="id_ID"/>
-          </w:rPr>
-          <w:rPr>
-            <w:color w:val="0000EE"/>
-            <w:u w:val="single"/>
-          </w:rPr>
-          <w:t>1:29</w:t>
-        </w:r>
-      </w:hyperlink>
+      <w:r>
+        <w:rPr>
+          <w:lang w:val="id_ID" w:bidi="id_ID"/>
+        </w:rPr>
+        <w:t>1:29</w:t>
+      </w:r>
       <w:r>
         <w:rPr>
           <w:lang w:val="id_ID" w:bidi="id_ID"/>
@@ -1063,36 +943,24 @@
         </w:rPr>
         <w:t>Kasih adalah buah dari Roh Kristus di dalam diri orang percaya (</w:t>
       </w:r>
-      <w:hyperlink r:id="rId33">
-        <w:r>
-          <w:rPr>
-            <w:lang w:val="id_ID" w:bidi="id_ID"/>
-          </w:rPr>
-          <w:rPr>
-            <w:color w:val="0000EE"/>
-            <w:u w:val="single"/>
-          </w:rPr>
-          <w:t>Rm. 5:5</w:t>
-        </w:r>
-      </w:hyperlink>
-      <w:r>
-        <w:rPr>
-          <w:lang w:val="id_ID" w:bidi="id_ID"/>
-        </w:rPr>
-        <w:t xml:space="preserve">; </w:t>
-      </w:r>
-      <w:hyperlink r:id="rId22">
-        <w:r>
-          <w:rPr>
-            <w:lang w:val="id_ID" w:bidi="id_ID"/>
-          </w:rPr>
-          <w:rPr>
-            <w:color w:val="0000EE"/>
-            <w:u w:val="single"/>
-          </w:rPr>
-          <w:t>Gal. 5:22</w:t>
-        </w:r>
-      </w:hyperlink>
+      <w:r>
+        <w:rPr>
+          <w:lang w:val="id_ID" w:bidi="id_ID"/>
+        </w:rPr>
+        <w:t>Rm. 5:5</w:t>
+      </w:r>
+      <w:r>
+        <w:rPr>
+          <w:lang w:val="id_ID" w:bidi="id_ID"/>
+        </w:rPr>
+        <w:t xml:space="preserve">; </w:t>
+      </w:r>
+      <w:r>
+        <w:rPr>
+          <w:lang w:val="id_ID" w:bidi="id_ID"/>
+        </w:rPr>
+        <w:t>Gal. 5:22</w:t>
+      </w:r>
       <w:r>
         <w:rPr>
           <w:lang w:val="id_ID" w:bidi="id_ID"/>
@@ -1111,54 +979,36 @@
         </w:rPr>
         <w:t xml:space="preserve">: Dengan demikian, orang percaya dapat memahami apa yang sesungguhnya penting (lihat </w:t>
       </w:r>
-      <w:hyperlink r:id="rId34">
-        <w:r>
-          <w:rPr>
-            <w:lang w:val="id_ID" w:bidi="id_ID"/>
-          </w:rPr>
-          <w:rPr>
-            <w:color w:val="0000EE"/>
-            <w:u w:val="single"/>
-          </w:rPr>
-          <w:t>Rm. 12:2</w:t>
-        </w:r>
-      </w:hyperlink>
+      <w:r>
+        <w:rPr>
+          <w:lang w:val="id_ID" w:bidi="id_ID"/>
+        </w:rPr>
+        <w:t>Rm. 12:2</w:t>
+      </w:r>
       <w:r>
         <w:rPr>
           <w:lang w:val="id_ID" w:bidi="id_ID"/>
         </w:rPr>
         <w:t xml:space="preserve">) dan menjalani hidup yang murni dan tidak bercela sampai hari kedatangan Kristus kembali (bdk. </w:t>
       </w:r>
-      <w:hyperlink r:id="rId35">
-        <w:r>
-          <w:rPr>
-            <w:lang w:val="id_ID" w:bidi="id_ID"/>
-          </w:rPr>
-          <w:rPr>
-            <w:color w:val="0000EE"/>
-            <w:u w:val="single"/>
-          </w:rPr>
-          <w:t>1Tes. 3:12–13</w:t>
-        </w:r>
-      </w:hyperlink>
-      <w:r>
-        <w:rPr>
-          <w:lang w:val="id_ID" w:bidi="id_ID"/>
-        </w:rPr>
-        <w:t xml:space="preserve">; </w:t>
-      </w:r>
-      <w:hyperlink r:id="rId36">
-        <w:r>
-          <w:rPr>
-            <w:lang w:val="id_ID" w:bidi="id_ID"/>
-          </w:rPr>
-          <w:rPr>
-            <w:color w:val="0000EE"/>
-            <w:u w:val="single"/>
-          </w:rPr>
-          <w:t>5:23</w:t>
-        </w:r>
-      </w:hyperlink>
+      <w:r>
+        <w:rPr>
+          <w:lang w:val="id_ID" w:bidi="id_ID"/>
+        </w:rPr>
+        <w:t>1Tes. 3:12–13</w:t>
+      </w:r>
+      <w:r>
+        <w:rPr>
+          <w:lang w:val="id_ID" w:bidi="id_ID"/>
+        </w:rPr>
+        <w:t xml:space="preserve">; </w:t>
+      </w:r>
+      <w:r>
+        <w:rPr>
+          <w:lang w:val="id_ID" w:bidi="id_ID"/>
+        </w:rPr>
+        <w:t>5:23</w:t>
+      </w:r>
       <w:r>
         <w:rPr>
           <w:lang w:val="id_ID" w:bidi="id_ID"/>
@@ -1213,54 +1063,36 @@
         </w:rPr>
         <w:t xml:space="preserve">Karakter yang benar tidak dapat dihasilkan oleh usaha manusia; karakter yang benar hanya dapat dihasilkan melalui Roh Kristus yang bekerja di dalam hati manusia. • Kemuliaan dan pujian bagi Allah adalah tujuan akhir dari kehidupan umat Allah (lihat </w:t>
       </w:r>
-      <w:hyperlink r:id="rId37">
-        <w:r>
-          <w:rPr>
-            <w:lang w:val="id_ID" w:bidi="id_ID"/>
-          </w:rPr>
-          <w:rPr>
-            <w:color w:val="0000EE"/>
-            <w:u w:val="single"/>
-          </w:rPr>
-          <w:t>Ef 1:6</w:t>
-        </w:r>
-      </w:hyperlink>
+      <w:r>
+        <w:rPr>
+          <w:lang w:val="id_ID" w:bidi="id_ID"/>
+        </w:rPr>
+        <w:t>Ef 1:6</w:t>
+      </w:r>
       <w:r>
         <w:rPr>
           <w:lang w:val="id_ID" w:bidi="id_ID"/>
         </w:rPr>
         <w:t xml:space="preserve">, </w:t>
       </w:r>
-      <w:hyperlink r:id="rId38">
-        <w:r>
-          <w:rPr>
-            <w:lang w:val="id_ID" w:bidi="id_ID"/>
-          </w:rPr>
-          <w:rPr>
-            <w:color w:val="0000EE"/>
-            <w:u w:val="single"/>
-          </w:rPr>
-          <w:t>12</w:t>
-        </w:r>
-      </w:hyperlink>
+      <w:r>
+        <w:rPr>
+          <w:lang w:val="id_ID" w:bidi="id_ID"/>
+        </w:rPr>
+        <w:t>12</w:t>
+      </w:r>
       <w:r>
         <w:rPr>
           <w:lang w:val="id_ID" w:bidi="id_ID"/>
         </w:rPr>
         <w:t xml:space="preserve">, </w:t>
       </w:r>
-      <w:hyperlink r:id="rId39">
-        <w:r>
-          <w:rPr>
-            <w:lang w:val="id_ID" w:bidi="id_ID"/>
-          </w:rPr>
-          <w:rPr>
-            <w:color w:val="0000EE"/>
-            <w:u w:val="single"/>
-          </w:rPr>
-          <w:t>14</w:t>
-        </w:r>
-      </w:hyperlink>
+      <w:r>
+        <w:rPr>
+          <w:lang w:val="id_ID" w:bidi="id_ID"/>
+        </w:rPr>
+        <w:t>14</w:t>
+      </w:r>
       <w:r>
         <w:rPr>
           <w:lang w:val="id_ID" w:bidi="id_ID"/>
@@ -1340,18 +1172,12 @@
         </w:rPr>
         <w:t xml:space="preserve">: artinya telah membantu membuat Injil makin tersebar. Lihat </w:t>
       </w:r>
-      <w:hyperlink r:id="rId40">
-        <w:r>
-          <w:rPr>
-            <w:lang w:val="id_ID" w:bidi="id_ID"/>
-          </w:rPr>
-          <w:rPr>
-            <w:color w:val="0000EE"/>
-            <w:u w:val="single"/>
-          </w:rPr>
-          <w:t>Kisah. 28:17–31</w:t>
-        </w:r>
-      </w:hyperlink>
+      <w:r>
+        <w:rPr>
+          <w:lang w:val="id_ID" w:bidi="id_ID"/>
+        </w:rPr>
+        <w:t>Kisah. 28:17–31</w:t>
+      </w:r>
       <w:r>
         <w:rPr>
           <w:lang w:val="id_ID" w:bidi="id_ID"/>
@@ -1454,36 +1280,24 @@
         </w:rPr>
         <w:t xml:space="preserve">Seluruh pengawal istana adalah para pekerja di rumah dinas kaisar atau gubernur provinsi (lihat </w:t>
       </w:r>
-      <w:hyperlink r:id="rId41">
-        <w:r>
-          <w:rPr>
-            <w:lang w:val="id_ID" w:bidi="id_ID"/>
-          </w:rPr>
-          <w:rPr>
-            <w:color w:val="0000EE"/>
-            <w:u w:val="single"/>
-          </w:rPr>
-          <w:t>4:22</w:t>
-        </w:r>
-      </w:hyperlink>
+      <w:r>
+        <w:rPr>
+          <w:lang w:val="id_ID" w:bidi="id_ID"/>
+        </w:rPr>
+        <w:t>4:22</w:t>
+      </w:r>
       <w:r>
         <w:rPr>
           <w:lang w:val="id_ID" w:bidi="id_ID"/>
         </w:rPr>
         <w:t xml:space="preserve">). • Paulus dipenjara karena Kristus, yang artinya karena memberitakan Kabar Baik tentang Kristus (bdk. </w:t>
       </w:r>
-      <w:hyperlink r:id="rId42">
-        <w:r>
-          <w:rPr>
-            <w:lang w:val="id_ID" w:bidi="id_ID"/>
-          </w:rPr>
-          <w:rPr>
-            <w:color w:val="0000EE"/>
-            <w:u w:val="single"/>
-          </w:rPr>
-          <w:t>Kisah. 21:26–28:31</w:t>
-        </w:r>
-      </w:hyperlink>
+      <w:r>
+        <w:rPr>
+          <w:lang w:val="id_ID" w:bidi="id_ID"/>
+        </w:rPr>
+        <w:t>Kisah. 21:26–28:31</w:t>
+      </w:r>
       <w:r>
         <w:rPr>
           <w:lang w:val="id_ID" w:bidi="id_ID"/>
@@ -1611,54 +1425,36 @@
         </w:rPr>
         <w:t xml:space="preserve">Ada orang yang memberitakan Kristus karena dengki dan perselisihan: beberapa orang berkhotbah karena iri hati dan persaingan. Mereka jelas adalah orang-orang percaya yang mengkritik Paulus (bdk. </w:t>
       </w:r>
-      <w:hyperlink r:id="rId43">
-        <w:r>
-          <w:rPr>
-            <w:lang w:val="id_ID" w:bidi="id_ID"/>
-          </w:rPr>
-          <w:rPr>
-            <w:color w:val="0000EE"/>
-            <w:u w:val="single"/>
-          </w:rPr>
-          <w:t>2Kor. 10–13</w:t>
-        </w:r>
-      </w:hyperlink>
-      <w:r>
-        <w:rPr>
-          <w:lang w:val="id_ID" w:bidi="id_ID"/>
-        </w:rPr>
-        <w:t xml:space="preserve">; </w:t>
-      </w:r>
-      <w:hyperlink r:id="rId44">
-        <w:r>
-          <w:rPr>
-            <w:lang w:val="id_ID" w:bidi="id_ID"/>
-          </w:rPr>
-          <w:rPr>
-            <w:color w:val="0000EE"/>
-            <w:u w:val="single"/>
-          </w:rPr>
-          <w:t>Gal. 4:12–20</w:t>
-        </w:r>
-      </w:hyperlink>
-      <w:r>
-        <w:rPr>
-          <w:lang w:val="id_ID" w:bidi="id_ID"/>
-        </w:rPr>
-        <w:t xml:space="preserve">; </w:t>
-      </w:r>
-      <w:hyperlink r:id="rId45">
-        <w:r>
-          <w:rPr>
-            <w:lang w:val="id_ID" w:bidi="id_ID"/>
-          </w:rPr>
-          <w:rPr>
-            <w:color w:val="0000EE"/>
-            <w:u w:val="single"/>
-          </w:rPr>
-          <w:t>5:7–12</w:t>
-        </w:r>
-      </w:hyperlink>
+      <w:r>
+        <w:rPr>
+          <w:lang w:val="id_ID" w:bidi="id_ID"/>
+        </w:rPr>
+        <w:t>2Kor. 10–13</w:t>
+      </w:r>
+      <w:r>
+        <w:rPr>
+          <w:lang w:val="id_ID" w:bidi="id_ID"/>
+        </w:rPr>
+        <w:t xml:space="preserve">; </w:t>
+      </w:r>
+      <w:r>
+        <w:rPr>
+          <w:lang w:val="id_ID" w:bidi="id_ID"/>
+        </w:rPr>
+        <w:t>Gal. 4:12–20</w:t>
+      </w:r>
+      <w:r>
+        <w:rPr>
+          <w:lang w:val="id_ID" w:bidi="id_ID"/>
+        </w:rPr>
+        <w:t xml:space="preserve">; </w:t>
+      </w:r>
+      <w:r>
+        <w:rPr>
+          <w:lang w:val="id_ID" w:bidi="id_ID"/>
+        </w:rPr>
+        <w:t>5:7–12</w:t>
+      </w:r>
       <w:r>
         <w:rPr>
           <w:lang w:val="id_ID" w:bidi="id_ID"/>
@@ -1719,54 +1515,36 @@
         </w:rPr>
         <w:t xml:space="preserve">: Paulus berharap untuk segera dibebaskan dari penjara (lihat </w:t>
       </w:r>
-      <w:hyperlink r:id="rId46">
-        <w:r>
-          <w:rPr>
-            <w:lang w:val="id_ID" w:bidi="id_ID"/>
-          </w:rPr>
-          <w:rPr>
-            <w:color w:val="0000EE"/>
-            <w:u w:val="single"/>
-          </w:rPr>
-          <w:t>1:25–26</w:t>
-        </w:r>
-      </w:hyperlink>
-      <w:r>
-        <w:rPr>
-          <w:lang w:val="id_ID" w:bidi="id_ID"/>
-        </w:rPr>
-        <w:t xml:space="preserve">; </w:t>
-      </w:r>
-      <w:hyperlink r:id="rId47">
-        <w:r>
-          <w:rPr>
-            <w:lang w:val="id_ID" w:bidi="id_ID"/>
-          </w:rPr>
-          <w:rPr>
-            <w:color w:val="0000EE"/>
-            <w:u w:val="single"/>
-          </w:rPr>
-          <w:t>2:24</w:t>
-        </w:r>
-      </w:hyperlink>
+      <w:r>
+        <w:rPr>
+          <w:lang w:val="id_ID" w:bidi="id_ID"/>
+        </w:rPr>
+        <w:t>1:25–26</w:t>
+      </w:r>
+      <w:r>
+        <w:rPr>
+          <w:lang w:val="id_ID" w:bidi="id_ID"/>
+        </w:rPr>
+        <w:t xml:space="preserve">; </w:t>
+      </w:r>
+      <w:r>
+        <w:rPr>
+          <w:lang w:val="id_ID" w:bidi="id_ID"/>
+        </w:rPr>
+        <w:t>2:24</w:t>
+      </w:r>
       <w:r>
         <w:rPr>
           <w:lang w:val="id_ID" w:bidi="id_ID"/>
         </w:rPr>
         <w:t xml:space="preserve">; bandingkan dengan </w:t>
       </w:r>
-      <w:hyperlink r:id="rId48">
-        <w:r>
-          <w:rPr>
-            <w:lang w:val="id_ID" w:bidi="id_ID"/>
-          </w:rPr>
-          <w:rPr>
-            <w:color w:val="0000EE"/>
-            <w:u w:val="single"/>
-          </w:rPr>
-          <w:t>2 Tim 4:6</w:t>
-        </w:r>
-      </w:hyperlink>
+      <w:r>
+        <w:rPr>
+          <w:lang w:val="id_ID" w:bidi="id_ID"/>
+        </w:rPr>
+        <w:t>2 Tim 4:6</w:t>
+      </w:r>
       <w:r>
         <w:rPr>
           <w:lang w:val="id_ID" w:bidi="id_ID"/>
@@ -1827,72 +1605,48 @@
         </w:rPr>
         <w:t xml:space="preserve"> Bagi orang percaya, kematian tidak perlu ditakuti, karena kematian akan membawa kita langsung ke hadirat Kristus (lihat </w:t>
       </w:r>
-      <w:hyperlink r:id="rId49">
-        <w:r>
-          <w:rPr>
-            <w:lang w:val="id_ID" w:bidi="id_ID"/>
-          </w:rPr>
-          <w:rPr>
-            <w:color w:val="0000EE"/>
-            <w:u w:val="single"/>
-          </w:rPr>
-          <w:t>1:23</w:t>
-        </w:r>
-      </w:hyperlink>
+      <w:r>
+        <w:rPr>
+          <w:lang w:val="id_ID" w:bidi="id_ID"/>
+        </w:rPr>
+        <w:t>1:23</w:t>
+      </w:r>
       <w:r>
         <w:rPr>
           <w:lang w:val="id_ID" w:bidi="id_ID"/>
         </w:rPr>
         <w:t xml:space="preserve">; bandingkan dengan </w:t>
       </w:r>
-      <w:hyperlink r:id="rId50">
-        <w:r>
-          <w:rPr>
-            <w:lang w:val="id_ID" w:bidi="id_ID"/>
-          </w:rPr>
-          <w:rPr>
-            <w:color w:val="0000EE"/>
-            <w:u w:val="single"/>
-          </w:rPr>
-          <w:t>Yoh. 5:24</w:t>
-        </w:r>
-      </w:hyperlink>
-      <w:r>
-        <w:rPr>
-          <w:lang w:val="id_ID" w:bidi="id_ID"/>
-        </w:rPr>
-        <w:t xml:space="preserve">; </w:t>
-      </w:r>
-      <w:hyperlink r:id="rId51">
-        <w:r>
-          <w:rPr>
-            <w:lang w:val="id_ID" w:bidi="id_ID"/>
-          </w:rPr>
-          <w:rPr>
-            <w:color w:val="0000EE"/>
-            <w:u w:val="single"/>
-          </w:rPr>
-          <w:t>11:25–26</w:t>
-        </w:r>
-      </w:hyperlink>
-      <w:r>
-        <w:rPr>
-          <w:lang w:val="id_ID" w:bidi="id_ID"/>
-        </w:rPr>
-        <w:t xml:space="preserve">; </w:t>
-      </w:r>
-      <w:hyperlink r:id="rId52">
-        <w:r>
-          <w:rPr>
-            <w:lang w:val="id_ID" w:bidi="id_ID"/>
-          </w:rPr>
-          <w:rPr>
-            <w:color w:val="0000EE"/>
-            <w:u w:val="single"/>
-          </w:rPr>
-          <w:t>Rm. 8:38–39</w:t>
-        </w:r>
-      </w:hyperlink>
+      <w:r>
+        <w:rPr>
+          <w:lang w:val="id_ID" w:bidi="id_ID"/>
+        </w:rPr>
+        <w:t>Yoh. 5:24</w:t>
+      </w:r>
+      <w:r>
+        <w:rPr>
+          <w:lang w:val="id_ID" w:bidi="id_ID"/>
+        </w:rPr>
+        <w:t xml:space="preserve">; </w:t>
+      </w:r>
+      <w:r>
+        <w:rPr>
+          <w:lang w:val="id_ID" w:bidi="id_ID"/>
+        </w:rPr>
+        <w:t>11:25–26</w:t>
+      </w:r>
+      <w:r>
+        <w:rPr>
+          <w:lang w:val="id_ID" w:bidi="id_ID"/>
+        </w:rPr>
+        <w:t xml:space="preserve">; </w:t>
+      </w:r>
+      <w:r>
+        <w:rPr>
+          <w:lang w:val="id_ID" w:bidi="id_ID"/>
+        </w:rPr>
+        <w:t>Rm. 8:38–39</w:t>
+      </w:r>
       <w:r>
         <w:rPr>
           <w:lang w:val="id_ID" w:bidi="id_ID"/>
@@ -1953,90 +1707,60 @@
         </w:rPr>
         <w:t xml:space="preserve">: Kematian membawa orang percaya langsung ke hadirat Tuhan (bdk. </w:t>
       </w:r>
-      <w:hyperlink r:id="rId53">
-        <w:r>
-          <w:rPr>
-            <w:lang w:val="id_ID" w:bidi="id_ID"/>
-          </w:rPr>
-          <w:rPr>
-            <w:color w:val="0000EE"/>
-            <w:u w:val="single"/>
-          </w:rPr>
-          <w:t>3:20–21</w:t>
-        </w:r>
-      </w:hyperlink>
-      <w:r>
-        <w:rPr>
-          <w:lang w:val="id_ID" w:bidi="id_ID"/>
-        </w:rPr>
-        <w:t xml:space="preserve">; </w:t>
-      </w:r>
-      <w:hyperlink r:id="rId54">
-        <w:r>
-          <w:rPr>
-            <w:lang w:val="id_ID" w:bidi="id_ID"/>
-          </w:rPr>
-          <w:rPr>
-            <w:color w:val="0000EE"/>
-            <w:u w:val="single"/>
-          </w:rPr>
-          <w:t>1Kor. 15:20–23</w:t>
-        </w:r>
-      </w:hyperlink>
+      <w:r>
+        <w:rPr>
+          <w:lang w:val="id_ID" w:bidi="id_ID"/>
+        </w:rPr>
+        <w:t>3:20–21</w:t>
+      </w:r>
+      <w:r>
+        <w:rPr>
+          <w:lang w:val="id_ID" w:bidi="id_ID"/>
+        </w:rPr>
+        <w:t xml:space="preserve">; </w:t>
+      </w:r>
+      <w:r>
+        <w:rPr>
+          <w:lang w:val="id_ID" w:bidi="id_ID"/>
+        </w:rPr>
+        <w:t>1Kor. 15:20–23</w:t>
+      </w:r>
       <w:r>
         <w:rPr>
           <w:lang w:val="id_ID" w:bidi="id_ID"/>
         </w:rPr>
         <w:t xml:space="preserve">, </w:t>
       </w:r>
-      <w:hyperlink r:id="rId55">
-        <w:r>
-          <w:rPr>
-            <w:lang w:val="id_ID" w:bidi="id_ID"/>
-          </w:rPr>
-          <w:rPr>
-            <w:color w:val="0000EE"/>
-            <w:u w:val="single"/>
-          </w:rPr>
-          <w:t>51–52</w:t>
-        </w:r>
-      </w:hyperlink>
-      <w:r>
-        <w:rPr>
-          <w:lang w:val="id_ID" w:bidi="id_ID"/>
-        </w:rPr>
-        <w:t xml:space="preserve">; </w:t>
-      </w:r>
-      <w:hyperlink r:id="rId56">
-        <w:r>
-          <w:rPr>
-            <w:lang w:val="id_ID" w:bidi="id_ID"/>
-          </w:rPr>
-          <w:rPr>
-            <w:color w:val="0000EE"/>
-            <w:u w:val="single"/>
-          </w:rPr>
-          <w:t>2Kor. 5:1–8</w:t>
-        </w:r>
-      </w:hyperlink>
-      <w:r>
-        <w:rPr>
-          <w:lang w:val="id_ID" w:bidi="id_ID"/>
-        </w:rPr>
-        <w:t xml:space="preserve">; </w:t>
-      </w:r>
-      <w:hyperlink r:id="rId57">
-        <w:r>
-          <w:rPr>
-            <w:lang w:val="id_ID" w:bidi="id_ID"/>
-          </w:rPr>
-          <w:rPr>
-            <w:color w:val="0000EE"/>
-            <w:u w:val="single"/>
-          </w:rPr>
-          <w:t>1Tes. 4:13–17</w:t>
-        </w:r>
-      </w:hyperlink>
+      <w:r>
+        <w:rPr>
+          <w:lang w:val="id_ID" w:bidi="id_ID"/>
+        </w:rPr>
+        <w:t>51–52</w:t>
+      </w:r>
+      <w:r>
+        <w:rPr>
+          <w:lang w:val="id_ID" w:bidi="id_ID"/>
+        </w:rPr>
+        <w:t xml:space="preserve">; </w:t>
+      </w:r>
+      <w:r>
+        <w:rPr>
+          <w:lang w:val="id_ID" w:bidi="id_ID"/>
+        </w:rPr>
+        <w:t>2Kor. 5:1–8</w:t>
+      </w:r>
+      <w:r>
+        <w:rPr>
+          <w:lang w:val="id_ID" w:bidi="id_ID"/>
+        </w:rPr>
+        <w:t xml:space="preserve">; </w:t>
+      </w:r>
+      <w:r>
+        <w:rPr>
+          <w:lang w:val="id_ID" w:bidi="id_ID"/>
+        </w:rPr>
+        <w:t>1Tes. 4:13–17</w:t>
+      </w:r>
       <w:r>
         <w:rPr>
           <w:lang w:val="id_ID" w:bidi="id_ID"/>
@@ -2103,90 +1827,60 @@
         </w:rPr>
         <w:t xml:space="preserve">: Orang-orang percaya didorong untuk menemukan sukacita bahkan di tengah-tengah penderitaan (lihat </w:t>
       </w:r>
-      <w:hyperlink r:id="rId58">
-        <w:r>
-          <w:rPr>
-            <w:lang w:val="id_ID" w:bidi="id_ID"/>
-          </w:rPr>
-          <w:rPr>
-            <w:color w:val="0000EE"/>
-            <w:u w:val="single"/>
-          </w:rPr>
-          <w:t>4:4</w:t>
-        </w:r>
-      </w:hyperlink>
-      <w:r>
-        <w:rPr>
-          <w:lang w:val="id_ID" w:bidi="id_ID"/>
-        </w:rPr>
-        <w:t xml:space="preserve">; </w:t>
-      </w:r>
-      <w:hyperlink r:id="rId59">
-        <w:r>
-          <w:rPr>
-            <w:lang w:val="id_ID" w:bidi="id_ID"/>
-          </w:rPr>
-          <w:rPr>
-            <w:color w:val="0000EE"/>
-            <w:u w:val="single"/>
-          </w:rPr>
-          <w:t>Yoh. 15:11</w:t>
-        </w:r>
-      </w:hyperlink>
+      <w:r>
+        <w:rPr>
+          <w:lang w:val="id_ID" w:bidi="id_ID"/>
+        </w:rPr>
+        <w:t>4:4</w:t>
+      </w:r>
+      <w:r>
+        <w:rPr>
+          <w:lang w:val="id_ID" w:bidi="id_ID"/>
+        </w:rPr>
+        <w:t xml:space="preserve">; </w:t>
+      </w:r>
+      <w:r>
+        <w:rPr>
+          <w:lang w:val="id_ID" w:bidi="id_ID"/>
+        </w:rPr>
+        <w:t>Yoh. 15:11</w:t>
+      </w:r>
       <w:r>
         <w:rPr>
           <w:lang w:val="id_ID" w:bidi="id_ID"/>
         </w:rPr>
         <w:t xml:space="preserve">, </w:t>
       </w:r>
-      <w:hyperlink r:id="rId60">
-        <w:r>
-          <w:rPr>
-            <w:lang w:val="id_ID" w:bidi="id_ID"/>
-          </w:rPr>
-          <w:rPr>
-            <w:color w:val="0000EE"/>
-            <w:u w:val="single"/>
-          </w:rPr>
-          <w:t>20</w:t>
-        </w:r>
-      </w:hyperlink>
-      <w:r>
-        <w:rPr>
-          <w:lang w:val="id_ID" w:bidi="id_ID"/>
-        </w:rPr>
-        <w:t xml:space="preserve">; </w:t>
-      </w:r>
-      <w:hyperlink r:id="rId61">
-        <w:r>
-          <w:rPr>
-            <w:lang w:val="id_ID" w:bidi="id_ID"/>
-          </w:rPr>
-          <w:rPr>
-            <w:color w:val="0000EE"/>
-            <w:u w:val="single"/>
-          </w:rPr>
-          <w:t>16:20–24</w:t>
-        </w:r>
-      </w:hyperlink>
-      <w:r>
-        <w:rPr>
-          <w:lang w:val="id_ID" w:bidi="id_ID"/>
-        </w:rPr>
-        <w:t xml:space="preserve">; </w:t>
-      </w:r>
-      <w:hyperlink r:id="rId62">
-        <w:r>
-          <w:rPr>
-            <w:lang w:val="id_ID" w:bidi="id_ID"/>
-          </w:rPr>
-          <w:rPr>
-            <w:color w:val="0000EE"/>
-            <w:u w:val="single"/>
-          </w:rPr>
-          <w:t>1Tes. 5:16</w:t>
-        </w:r>
-      </w:hyperlink>
+      <w:r>
+        <w:rPr>
+          <w:lang w:val="id_ID" w:bidi="id_ID"/>
+        </w:rPr>
+        <w:t>20</w:t>
+      </w:r>
+      <w:r>
+        <w:rPr>
+          <w:lang w:val="id_ID" w:bidi="id_ID"/>
+        </w:rPr>
+        <w:t xml:space="preserve">; </w:t>
+      </w:r>
+      <w:r>
+        <w:rPr>
+          <w:lang w:val="id_ID" w:bidi="id_ID"/>
+        </w:rPr>
+        <w:t>16:20–24</w:t>
+      </w:r>
+      <w:r>
+        <w:rPr>
+          <w:lang w:val="id_ID" w:bidi="id_ID"/>
+        </w:rPr>
+        <w:t xml:space="preserve">; </w:t>
+      </w:r>
+      <w:r>
+        <w:rPr>
+          <w:lang w:val="id_ID" w:bidi="id_ID"/>
+        </w:rPr>
+        <w:t>1Tes. 5:16</w:t>
+      </w:r>
       <w:r>
         <w:rPr>
           <w:lang w:val="id_ID" w:bidi="id_ID"/>
@@ -2241,36 +1935,24 @@
         </w:rPr>
         <w:t xml:space="preserve">Sebagai orang asing di dunia ini, jemaat di Filipi harus hidup sebagai warga negara surgawi (bdk. </w:t>
       </w:r>
-      <w:hyperlink r:id="rId63">
-        <w:r>
-          <w:rPr>
-            <w:lang w:val="id_ID" w:bidi="id_ID"/>
-          </w:rPr>
-          <w:rPr>
-            <w:color w:val="0000EE"/>
-            <w:u w:val="single"/>
-          </w:rPr>
-          <w:t>3:20</w:t>
-        </w:r>
-      </w:hyperlink>
-      <w:r>
-        <w:rPr>
-          <w:lang w:val="id_ID" w:bidi="id_ID"/>
-        </w:rPr>
-        <w:t xml:space="preserve">; </w:t>
-      </w:r>
-      <w:hyperlink r:id="rId64">
-        <w:r>
-          <w:rPr>
-            <w:lang w:val="id_ID" w:bidi="id_ID"/>
-          </w:rPr>
-          <w:rPr>
-            <w:color w:val="0000EE"/>
-            <w:u w:val="single"/>
-          </w:rPr>
-          <w:t>1Ptr. 2:9–11</w:t>
-        </w:r>
-      </w:hyperlink>
+      <w:r>
+        <w:rPr>
+          <w:lang w:val="id_ID" w:bidi="id_ID"/>
+        </w:rPr>
+        <w:t>3:20</w:t>
+      </w:r>
+      <w:r>
+        <w:rPr>
+          <w:lang w:val="id_ID" w:bidi="id_ID"/>
+        </w:rPr>
+        <w:t xml:space="preserve">; </w:t>
+      </w:r>
+      <w:r>
+        <w:rPr>
+          <w:lang w:val="id_ID" w:bidi="id_ID"/>
+        </w:rPr>
+        <w:t>1Ptr. 2:9–11</w:t>
+      </w:r>
       <w:r>
         <w:rPr>
           <w:lang w:val="id_ID" w:bidi="id_ID"/>
@@ -2325,54 +2007,36 @@
         </w:rPr>
         <w:t xml:space="preserve">Paulus mendorong jemaat Kristen di Filipi untuk hidup dengan cara yang sesuai dengan Kabar Baik (bdk. </w:t>
       </w:r>
-      <w:hyperlink r:id="rId65">
-        <w:r>
-          <w:rPr>
-            <w:lang w:val="id_ID" w:bidi="id_ID"/>
-          </w:rPr>
-          <w:rPr>
-            <w:color w:val="0000EE"/>
-            <w:u w:val="single"/>
-          </w:rPr>
-          <w:t>Ef. 4:1</w:t>
-        </w:r>
-      </w:hyperlink>
-      <w:r>
-        <w:rPr>
-          <w:lang w:val="id_ID" w:bidi="id_ID"/>
-        </w:rPr>
-        <w:t xml:space="preserve">; </w:t>
-      </w:r>
-      <w:hyperlink r:id="rId66">
-        <w:r>
-          <w:rPr>
-            <w:lang w:val="id_ID" w:bidi="id_ID"/>
-          </w:rPr>
-          <w:rPr>
-            <w:color w:val="0000EE"/>
-            <w:u w:val="single"/>
-          </w:rPr>
-          <w:t>Kol. 1:10</w:t>
-        </w:r>
-      </w:hyperlink>
-      <w:r>
-        <w:rPr>
-          <w:lang w:val="id_ID" w:bidi="id_ID"/>
-        </w:rPr>
-        <w:t xml:space="preserve">; </w:t>
-      </w:r>
-      <w:hyperlink r:id="rId67">
-        <w:r>
-          <w:rPr>
-            <w:lang w:val="id_ID" w:bidi="id_ID"/>
-          </w:rPr>
-          <w:rPr>
-            <w:color w:val="0000EE"/>
-            <w:u w:val="single"/>
-          </w:rPr>
-          <w:t>1Tes. 2:12</w:t>
-        </w:r>
-      </w:hyperlink>
+      <w:r>
+        <w:rPr>
+          <w:lang w:val="id_ID" w:bidi="id_ID"/>
+        </w:rPr>
+        <w:t>Ef. 4:1</w:t>
+      </w:r>
+      <w:r>
+        <w:rPr>
+          <w:lang w:val="id_ID" w:bidi="id_ID"/>
+        </w:rPr>
+        <w:t xml:space="preserve">; </w:t>
+      </w:r>
+      <w:r>
+        <w:rPr>
+          <w:lang w:val="id_ID" w:bidi="id_ID"/>
+        </w:rPr>
+        <w:t>Kol. 1:10</w:t>
+      </w:r>
+      <w:r>
+        <w:rPr>
+          <w:lang w:val="id_ID" w:bidi="id_ID"/>
+        </w:rPr>
+        <w:t xml:space="preserve">; </w:t>
+      </w:r>
+      <w:r>
+        <w:rPr>
+          <w:lang w:val="id_ID" w:bidi="id_ID"/>
+        </w:rPr>
+        <w:t>1Tes. 2:12</w:t>
+      </w:r>
       <w:r>
         <w:rPr>
           <w:lang w:val="id_ID" w:bidi="id_ID"/>
@@ -2446,18 +2110,12 @@
         </w:rPr>
         <w:t xml:space="preserve">. Dengan penafsiran ini, para penganiaya akan tetap buta terhadap kebenaran (bdk. </w:t>
       </w:r>
-      <w:hyperlink r:id="rId68">
-        <w:r>
-          <w:rPr>
-            <w:lang w:val="id_ID" w:bidi="id_ID"/>
-          </w:rPr>
-          <w:rPr>
-            <w:color w:val="0000EE"/>
-            <w:u w:val="single"/>
-          </w:rPr>
-          <w:t>2 Kor 2:15–16</w:t>
-        </w:r>
-      </w:hyperlink>
+      <w:r>
+        <w:rPr>
+          <w:lang w:val="id_ID" w:bidi="id_ID"/>
+        </w:rPr>
+        <w:t>2 Kor 2:15–16</w:t>
+      </w:r>
       <w:r>
         <w:rPr>
           <w:lang w:val="id_ID" w:bidi="id_ID"/>
@@ -2596,36 +2254,24 @@
         </w:rPr>
         <w:t xml:space="preserve">: Lihat </w:t>
       </w:r>
-      <w:hyperlink r:id="rId19">
-        <w:r>
-          <w:rPr>
-            <w:lang w:val="id_ID" w:bidi="id_ID"/>
-          </w:rPr>
-          <w:rPr>
-            <w:color w:val="0000EE"/>
-            <w:u w:val="single"/>
-          </w:rPr>
-          <w:t>Kisah. 16:11–40</w:t>
-        </w:r>
-      </w:hyperlink>
+      <w:r>
+        <w:rPr>
+          <w:lang w:val="id_ID" w:bidi="id_ID"/>
+        </w:rPr>
+        <w:t>Kisah. 16:11–40</w:t>
+      </w:r>
       <w:r>
         <w:rPr>
           <w:lang w:val="id_ID" w:bidi="id_ID"/>
         </w:rPr>
         <w:t xml:space="preserve">; bdk. </w:t>
       </w:r>
-      <w:hyperlink r:id="rId69">
-        <w:r>
-          <w:rPr>
-            <w:lang w:val="id_ID" w:bidi="id_ID"/>
-          </w:rPr>
-          <w:rPr>
-            <w:color w:val="0000EE"/>
-            <w:u w:val="single"/>
-          </w:rPr>
-          <w:t>1 Tesalonika 2:2</w:t>
-        </w:r>
-      </w:hyperlink>
+      <w:r>
+        <w:rPr>
+          <w:lang w:val="id_ID" w:bidi="id_ID"/>
+        </w:rPr>
+        <w:t>1 Tesalonika 2:2</w:t>
+      </w:r>
       <w:r>
         <w:rPr>
           <w:lang w:val="id_ID" w:bidi="id_ID"/>
@@ -2794,54 +2440,36 @@
         </w:rPr>
         <w:t xml:space="preserve">: Jangan mementingkan diri sendiri. Sikap mementingkan diri bertentangan dengan kepedulian yang tulus terhadap orang lain (bdk. </w:t>
       </w:r>
-      <w:hyperlink r:id="rId13">
-        <w:r>
-          <w:rPr>
-            <w:lang w:val="id_ID" w:bidi="id_ID"/>
-          </w:rPr>
-          <w:rPr>
-            <w:color w:val="0000EE"/>
-            <w:u w:val="single"/>
-          </w:rPr>
-          <w:t>2:20–21</w:t>
-        </w:r>
-      </w:hyperlink>
-      <w:r>
-        <w:rPr>
-          <w:lang w:val="id_ID" w:bidi="id_ID"/>
-        </w:rPr>
-        <w:t xml:space="preserve">; </w:t>
-      </w:r>
-      <w:hyperlink r:id="rId70">
-        <w:r>
-          <w:rPr>
-            <w:lang w:val="id_ID" w:bidi="id_ID"/>
-          </w:rPr>
-          <w:rPr>
-            <w:color w:val="0000EE"/>
-            <w:u w:val="single"/>
-          </w:rPr>
-          <w:t>1Kor. 10:24</w:t>
-        </w:r>
-      </w:hyperlink>
-      <w:r>
-        <w:rPr>
-          <w:lang w:val="id_ID" w:bidi="id_ID"/>
-        </w:rPr>
-        <w:t xml:space="preserve">; </w:t>
-      </w:r>
-      <w:hyperlink r:id="rId71">
-        <w:r>
-          <w:rPr>
-            <w:lang w:val="id_ID" w:bidi="id_ID"/>
-          </w:rPr>
-          <w:rPr>
-            <w:color w:val="0000EE"/>
-            <w:u w:val="single"/>
-          </w:rPr>
-          <w:t>Gal. 5:26</w:t>
-        </w:r>
-      </w:hyperlink>
+      <w:r>
+        <w:rPr>
+          <w:lang w:val="id_ID" w:bidi="id_ID"/>
+        </w:rPr>
+        <w:t>2:20–21</w:t>
+      </w:r>
+      <w:r>
+        <w:rPr>
+          <w:lang w:val="id_ID" w:bidi="id_ID"/>
+        </w:rPr>
+        <w:t xml:space="preserve">; </w:t>
+      </w:r>
+      <w:r>
+        <w:rPr>
+          <w:lang w:val="id_ID" w:bidi="id_ID"/>
+        </w:rPr>
+        <w:t>1Kor. 10:24</w:t>
+      </w:r>
+      <w:r>
+        <w:rPr>
+          <w:lang w:val="id_ID" w:bidi="id_ID"/>
+        </w:rPr>
+        <w:t xml:space="preserve">; </w:t>
+      </w:r>
+      <w:r>
+        <w:rPr>
+          <w:lang w:val="id_ID" w:bidi="id_ID"/>
+        </w:rPr>
+        <w:t>Gal. 5:26</w:t>
+      </w:r>
       <w:r>
         <w:rPr>
           <w:lang w:val="id_ID" w:bidi="id_ID"/>
@@ -2902,54 +2530,36 @@
         </w:rPr>
         <w:t xml:space="preserve">: artinya meskipun Dia adalah Allah. Lihat </w:t>
       </w:r>
-      <w:hyperlink r:id="rId72">
-        <w:r>
-          <w:rPr>
-            <w:lang w:val="id_ID" w:bidi="id_ID"/>
-          </w:rPr>
-          <w:rPr>
-            <w:color w:val="0000EE"/>
-            <w:u w:val="single"/>
-          </w:rPr>
-          <w:t>Yoh. 1:1–3</w:t>
-        </w:r>
-      </w:hyperlink>
-      <w:r>
-        <w:rPr>
-          <w:lang w:val="id_ID" w:bidi="id_ID"/>
-        </w:rPr>
-        <w:t xml:space="preserve">; </w:t>
-      </w:r>
-      <w:hyperlink r:id="rId73">
-        <w:r>
-          <w:rPr>
-            <w:lang w:val="id_ID" w:bidi="id_ID"/>
-          </w:rPr>
-          <w:rPr>
-            <w:color w:val="0000EE"/>
-            <w:u w:val="single"/>
-          </w:rPr>
-          <w:t>17:5</w:t>
-        </w:r>
-      </w:hyperlink>
-      <w:r>
-        <w:rPr>
-          <w:lang w:val="id_ID" w:bidi="id_ID"/>
-        </w:rPr>
-        <w:t xml:space="preserve">; </w:t>
-      </w:r>
-      <w:hyperlink r:id="rId74">
-        <w:r>
-          <w:rPr>
-            <w:lang w:val="id_ID" w:bidi="id_ID"/>
-          </w:rPr>
-          <w:rPr>
-            <w:color w:val="0000EE"/>
-            <w:u w:val="single"/>
-          </w:rPr>
-          <w:t>Kol. 1:15</w:t>
-        </w:r>
-      </w:hyperlink>
+      <w:r>
+        <w:rPr>
+          <w:lang w:val="id_ID" w:bidi="id_ID"/>
+        </w:rPr>
+        <w:t>Yoh. 1:1–3</w:t>
+      </w:r>
+      <w:r>
+        <w:rPr>
+          <w:lang w:val="id_ID" w:bidi="id_ID"/>
+        </w:rPr>
+        <w:t xml:space="preserve">; </w:t>
+      </w:r>
+      <w:r>
+        <w:rPr>
+          <w:lang w:val="id_ID" w:bidi="id_ID"/>
+        </w:rPr>
+        <w:t>17:5</w:t>
+      </w:r>
+      <w:r>
+        <w:rPr>
+          <w:lang w:val="id_ID" w:bidi="id_ID"/>
+        </w:rPr>
+        <w:t xml:space="preserve">; </w:t>
+      </w:r>
+      <w:r>
+        <w:rPr>
+          <w:lang w:val="id_ID" w:bidi="id_ID"/>
+        </w:rPr>
+        <w:t>Kol. 1:15</w:t>
+      </w:r>
       <w:r>
         <w:rPr>
           <w:lang w:val="id_ID" w:bidi="id_ID"/>
@@ -3065,36 +2675,24 @@
         </w:rPr>
         <w:t xml:space="preserve">): Bagian selanjutnya dari </w:t>
       </w:r>
-      <w:hyperlink r:id="rId75">
-        <w:r>
-          <w:rPr>
-            <w:lang w:val="id_ID" w:bidi="id_ID"/>
-          </w:rPr>
-          <w:rPr>
-            <w:color w:val="0000EE"/>
-            <w:u w:val="single"/>
-          </w:rPr>
-          <w:t>2:7–8</w:t>
-        </w:r>
-      </w:hyperlink>
+      <w:r>
+        <w:rPr>
+          <w:lang w:val="id_ID" w:bidi="id_ID"/>
+        </w:rPr>
+        <w:t>2:7–8</w:t>
+      </w:r>
       <w:r>
         <w:rPr>
           <w:lang w:val="id_ID" w:bidi="id_ID"/>
         </w:rPr>
         <w:t xml:space="preserve"> menjelaskan ekspresi utama dari penyangkalan diri ilahi ini (bdk. </w:t>
       </w:r>
-      <w:hyperlink r:id="rId76">
-        <w:r>
-          <w:rPr>
-            <w:lang w:val="id_ID" w:bidi="id_ID"/>
-          </w:rPr>
-          <w:rPr>
-            <w:color w:val="0000EE"/>
-            <w:u w:val="single"/>
-          </w:rPr>
-          <w:t>2Kor. 8:9</w:t>
-        </w:r>
-      </w:hyperlink>
+      <w:r>
+        <w:rPr>
+          <w:lang w:val="id_ID" w:bidi="id_ID"/>
+        </w:rPr>
+        <w:t>2Kor. 8:9</w:t>
+      </w:r>
       <w:r>
         <w:rPr>
           <w:lang w:val="id_ID" w:bidi="id_ID"/>
@@ -3114,18 +2712,12 @@
         </w:rPr>
         <w:t xml:space="preserve">): Paulus mungkin sedang merujuk kepada </w:t>
       </w:r>
-      <w:hyperlink r:id="rId77">
-        <w:r>
-          <w:rPr>
-            <w:lang w:val="id_ID" w:bidi="id_ID"/>
-          </w:rPr>
-          <w:rPr>
-            <w:color w:val="0000EE"/>
-            <w:u w:val="single"/>
-          </w:rPr>
-          <w:t>Yes. 52:13–53:12</w:t>
-        </w:r>
-      </w:hyperlink>
+      <w:r>
+        <w:rPr>
+          <w:lang w:val="id_ID" w:bidi="id_ID"/>
+        </w:rPr>
+        <w:t>Yes. 52:13–53:12</w:t>
+      </w:r>
       <w:r>
         <w:rPr>
           <w:lang w:val="id_ID" w:bidi="id_ID"/>
@@ -3144,36 +2736,24 @@
         </w:rPr>
         <w:t xml:space="preserve">: Lihat </w:t>
       </w:r>
-      <w:hyperlink r:id="rId78">
-        <w:r>
-          <w:rPr>
-            <w:lang w:val="id_ID" w:bidi="id_ID"/>
-          </w:rPr>
-          <w:rPr>
-            <w:color w:val="0000EE"/>
-            <w:u w:val="single"/>
-          </w:rPr>
-          <w:t>Yoh. 1:14</w:t>
-        </w:r>
-      </w:hyperlink>
-      <w:r>
-        <w:rPr>
-          <w:lang w:val="id_ID" w:bidi="id_ID"/>
-        </w:rPr>
-        <w:t xml:space="preserve">; </w:t>
-      </w:r>
-      <w:hyperlink r:id="rId79">
-        <w:r>
-          <w:rPr>
-            <w:lang w:val="id_ID" w:bidi="id_ID"/>
-          </w:rPr>
-          <w:rPr>
-            <w:color w:val="0000EE"/>
-            <w:u w:val="single"/>
-          </w:rPr>
-          <w:t>1Tim. 3:16</w:t>
-        </w:r>
-      </w:hyperlink>
+      <w:r>
+        <w:rPr>
+          <w:lang w:val="id_ID" w:bidi="id_ID"/>
+        </w:rPr>
+        <w:t>Yoh. 1:14</w:t>
+      </w:r>
+      <w:r>
+        <w:rPr>
+          <w:lang w:val="id_ID" w:bidi="id_ID"/>
+        </w:rPr>
+        <w:t xml:space="preserve">; </w:t>
+      </w:r>
+      <w:r>
+        <w:rPr>
+          <w:lang w:val="id_ID" w:bidi="id_ID"/>
+        </w:rPr>
+        <w:t>1Tim. 3:16</w:t>
+      </w:r>
       <w:r>
         <w:rPr>
           <w:lang w:val="id_ID" w:bidi="id_ID"/>
@@ -3228,180 +2808,120 @@
         </w:rPr>
         <w:t xml:space="preserve">dalam ketaatan kepada Allah: Adalah kehendak Allah bahwa Yesus mati untuk dosa-dosa umat manusia (lihat </w:t>
       </w:r>
-      <w:hyperlink r:id="rId80">
-        <w:r>
-          <w:rPr>
-            <w:lang w:val="id_ID" w:bidi="id_ID"/>
-          </w:rPr>
-          <w:rPr>
-            <w:color w:val="0000EE"/>
-            <w:u w:val="single"/>
-          </w:rPr>
-          <w:t>Yes. 53:7</w:t>
-        </w:r>
-      </w:hyperlink>
-      <w:r>
-        <w:rPr>
-          <w:lang w:val="id_ID" w:bidi="id_ID"/>
-        </w:rPr>
-        <w:t xml:space="preserve">; </w:t>
-      </w:r>
-      <w:hyperlink r:id="rId81">
-        <w:r>
-          <w:rPr>
-            <w:lang w:val="id_ID" w:bidi="id_ID"/>
-          </w:rPr>
-          <w:rPr>
-            <w:color w:val="0000EE"/>
-            <w:u w:val="single"/>
-          </w:rPr>
-          <w:t>Mat. 26:39</w:t>
-        </w:r>
-      </w:hyperlink>
-      <w:r>
-        <w:rPr>
-          <w:lang w:val="id_ID" w:bidi="id_ID"/>
-        </w:rPr>
-        <w:t xml:space="preserve">; </w:t>
-      </w:r>
-      <w:hyperlink r:id="rId82">
-        <w:r>
-          <w:rPr>
-            <w:lang w:val="id_ID" w:bidi="id_ID"/>
-          </w:rPr>
-          <w:rPr>
-            <w:color w:val="0000EE"/>
-            <w:u w:val="single"/>
-          </w:rPr>
-          <w:t>Yoh. 3:16</w:t>
-        </w:r>
-      </w:hyperlink>
-      <w:r>
-        <w:rPr>
-          <w:lang w:val="id_ID" w:bidi="id_ID"/>
-        </w:rPr>
-        <w:t xml:space="preserve">; </w:t>
-      </w:r>
-      <w:hyperlink r:id="rId83">
-        <w:r>
-          <w:rPr>
-            <w:lang w:val="id_ID" w:bidi="id_ID"/>
-          </w:rPr>
-          <w:rPr>
-            <w:color w:val="0000EE"/>
-            <w:u w:val="single"/>
-          </w:rPr>
-          <w:t>10:17–18</w:t>
-        </w:r>
-      </w:hyperlink>
-      <w:r>
-        <w:rPr>
-          <w:lang w:val="id_ID" w:bidi="id_ID"/>
-        </w:rPr>
-        <w:t xml:space="preserve">; </w:t>
-      </w:r>
-      <w:hyperlink r:id="rId84">
-        <w:r>
-          <w:rPr>
-            <w:lang w:val="id_ID" w:bidi="id_ID"/>
-          </w:rPr>
-          <w:rPr>
-            <w:color w:val="0000EE"/>
-            <w:u w:val="single"/>
-          </w:rPr>
-          <w:t>Rm. 5:8</w:t>
-        </w:r>
-      </w:hyperlink>
+      <w:r>
+        <w:rPr>
+          <w:lang w:val="id_ID" w:bidi="id_ID"/>
+        </w:rPr>
+        <w:t>Yes. 53:7</w:t>
+      </w:r>
+      <w:r>
+        <w:rPr>
+          <w:lang w:val="id_ID" w:bidi="id_ID"/>
+        </w:rPr>
+        <w:t xml:space="preserve">; </w:t>
+      </w:r>
+      <w:r>
+        <w:rPr>
+          <w:lang w:val="id_ID" w:bidi="id_ID"/>
+        </w:rPr>
+        <w:t>Mat. 26:39</w:t>
+      </w:r>
+      <w:r>
+        <w:rPr>
+          <w:lang w:val="id_ID" w:bidi="id_ID"/>
+        </w:rPr>
+        <w:t xml:space="preserve">; </w:t>
+      </w:r>
+      <w:r>
+        <w:rPr>
+          <w:lang w:val="id_ID" w:bidi="id_ID"/>
+        </w:rPr>
+        <w:t>Yoh. 3:16</w:t>
+      </w:r>
+      <w:r>
+        <w:rPr>
+          <w:lang w:val="id_ID" w:bidi="id_ID"/>
+        </w:rPr>
+        <w:t xml:space="preserve">; </w:t>
+      </w:r>
+      <w:r>
+        <w:rPr>
+          <w:lang w:val="id_ID" w:bidi="id_ID"/>
+        </w:rPr>
+        <w:t>10:17–18</w:t>
+      </w:r>
+      <w:r>
+        <w:rPr>
+          <w:lang w:val="id_ID" w:bidi="id_ID"/>
+        </w:rPr>
+        <w:t xml:space="preserve">; </w:t>
+      </w:r>
+      <w:r>
+        <w:rPr>
+          <w:lang w:val="id_ID" w:bidi="id_ID"/>
+        </w:rPr>
+        <w:t>Rm. 5:8</w:t>
+      </w:r>
       <w:r>
         <w:rPr>
           <w:lang w:val="id_ID" w:bidi="id_ID"/>
         </w:rPr>
         <w:t xml:space="preserve">, </w:t>
       </w:r>
-      <w:hyperlink r:id="rId85">
-        <w:r>
-          <w:rPr>
-            <w:lang w:val="id_ID" w:bidi="id_ID"/>
-          </w:rPr>
-          <w:rPr>
-            <w:color w:val="0000EE"/>
-            <w:u w:val="single"/>
-          </w:rPr>
-          <w:t>19</w:t>
-        </w:r>
-      </w:hyperlink>
-      <w:r>
-        <w:rPr>
-          <w:lang w:val="id_ID" w:bidi="id_ID"/>
-        </w:rPr>
-        <w:t xml:space="preserve">; </w:t>
-      </w:r>
-      <w:hyperlink r:id="rId86">
-        <w:r>
-          <w:rPr>
-            <w:lang w:val="id_ID" w:bidi="id_ID"/>
-          </w:rPr>
-          <w:rPr>
-            <w:color w:val="0000EE"/>
-            <w:u w:val="single"/>
-          </w:rPr>
-          <w:t>8:3</w:t>
-        </w:r>
-      </w:hyperlink>
-      <w:r>
-        <w:rPr>
-          <w:lang w:val="id_ID" w:bidi="id_ID"/>
-        </w:rPr>
-        <w:t xml:space="preserve">; </w:t>
-      </w:r>
-      <w:hyperlink r:id="rId87">
-        <w:r>
-          <w:rPr>
-            <w:lang w:val="id_ID" w:bidi="id_ID"/>
-          </w:rPr>
-          <w:rPr>
-            <w:color w:val="0000EE"/>
-            <w:u w:val="single"/>
-          </w:rPr>
-          <w:t>Ibr. 5:8</w:t>
-        </w:r>
-      </w:hyperlink>
-      <w:r>
-        <w:rPr>
-          <w:lang w:val="id_ID" w:bidi="id_ID"/>
-        </w:rPr>
-        <w:t xml:space="preserve">; </w:t>
-      </w:r>
-      <w:hyperlink r:id="rId88">
-        <w:r>
-          <w:rPr>
-            <w:lang w:val="id_ID" w:bidi="id_ID"/>
-          </w:rPr>
-          <w:rPr>
-            <w:color w:val="0000EE"/>
-            <w:u w:val="single"/>
-          </w:rPr>
-          <w:t>1 Yoh. 4:9–10</w:t>
-        </w:r>
-      </w:hyperlink>
+      <w:r>
+        <w:rPr>
+          <w:lang w:val="id_ID" w:bidi="id_ID"/>
+        </w:rPr>
+        <w:t>19</w:t>
+      </w:r>
+      <w:r>
+        <w:rPr>
+          <w:lang w:val="id_ID" w:bidi="id_ID"/>
+        </w:rPr>
+        <w:t xml:space="preserve">; </w:t>
+      </w:r>
+      <w:r>
+        <w:rPr>
+          <w:lang w:val="id_ID" w:bidi="id_ID"/>
+        </w:rPr>
+        <w:t>8:3</w:t>
+      </w:r>
+      <w:r>
+        <w:rPr>
+          <w:lang w:val="id_ID" w:bidi="id_ID"/>
+        </w:rPr>
+        <w:t xml:space="preserve">; </w:t>
+      </w:r>
+      <w:r>
+        <w:rPr>
+          <w:lang w:val="id_ID" w:bidi="id_ID"/>
+        </w:rPr>
+        <w:t>Ibr. 5:8</w:t>
+      </w:r>
+      <w:r>
+        <w:rPr>
+          <w:lang w:val="id_ID" w:bidi="id_ID"/>
+        </w:rPr>
+        <w:t xml:space="preserve">; </w:t>
+      </w:r>
+      <w:r>
+        <w:rPr>
+          <w:lang w:val="id_ID" w:bidi="id_ID"/>
+        </w:rPr>
+        <w:t>1 Yoh. 4:9–10</w:t>
+      </w:r>
       <w:r>
         <w:rPr>
           <w:lang w:val="id_ID" w:bidi="id_ID"/>
         </w:rPr>
         <w:t xml:space="preserve">, </w:t>
       </w:r>
-      <w:hyperlink r:id="rId89">
-        <w:r>
-          <w:rPr>
-            <w:lang w:val="id_ID" w:bidi="id_ID"/>
-          </w:rPr>
-          <w:rPr>
-            <w:color w:val="0000EE"/>
-            <w:u w:val="single"/>
-          </w:rPr>
-          <w:t>14</w:t>
-        </w:r>
-      </w:hyperlink>
+      <w:r>
+        <w:rPr>
+          <w:lang w:val="id_ID" w:bidi="id_ID"/>
+        </w:rPr>
+        <w:t>14</w:t>
+      </w:r>
       <w:r>
         <w:rPr>
           <w:lang w:val="id_ID" w:bidi="id_ID"/>
@@ -3456,162 +2976,108 @@
         </w:rPr>
         <w:t xml:space="preserve">Sebagai hasil dari ketaatan Kristus yang rendah hati, Allah mengangkat-Nya ke tempat yang paling terhormat; lihat: </w:t>
       </w:r>
-      <w:hyperlink r:id="rId90">
-        <w:r>
-          <w:rPr>
-            <w:lang w:val="id_ID" w:bidi="id_ID"/>
-          </w:rPr>
-          <w:rPr>
-            <w:color w:val="0000EE"/>
-            <w:u w:val="single"/>
-          </w:rPr>
-          <w:t>Kisah.1:9–10</w:t>
-        </w:r>
-      </w:hyperlink>
+      <w:r>
+        <w:rPr>
+          <w:lang w:val="id_ID" w:bidi="id_ID"/>
+        </w:rPr>
+        <w:t>Kisah.1:9–10</w:t>
+      </w:r>
       <w:r>
         <w:rPr>
           <w:lang w:val="id_ID" w:bidi="id_ID"/>
         </w:rPr>
         <w:t xml:space="preserve">; bandingkan dengan </w:t>
       </w:r>
-      <w:hyperlink r:id="rId91">
-        <w:r>
-          <w:rPr>
-            <w:lang w:val="id_ID" w:bidi="id_ID"/>
-          </w:rPr>
-          <w:rPr>
-            <w:color w:val="0000EE"/>
-            <w:u w:val="single"/>
-          </w:rPr>
-          <w:t>Kisah. 2:32–33</w:t>
-        </w:r>
-      </w:hyperlink>
-      <w:r>
-        <w:rPr>
-          <w:lang w:val="id_ID" w:bidi="id_ID"/>
-        </w:rPr>
-        <w:t xml:space="preserve">; </w:t>
-      </w:r>
-      <w:hyperlink r:id="rId92">
-        <w:r>
-          <w:rPr>
-            <w:lang w:val="id_ID" w:bidi="id_ID"/>
-          </w:rPr>
-          <w:rPr>
-            <w:color w:val="0000EE"/>
-            <w:u w:val="single"/>
-          </w:rPr>
-          <w:t>7:55–56</w:t>
-        </w:r>
-      </w:hyperlink>
+      <w:r>
+        <w:rPr>
+          <w:lang w:val="id_ID" w:bidi="id_ID"/>
+        </w:rPr>
+        <w:t>Kisah. 2:32–33</w:t>
+      </w:r>
+      <w:r>
+        <w:rPr>
+          <w:lang w:val="id_ID" w:bidi="id_ID"/>
+        </w:rPr>
+        <w:t xml:space="preserve">; </w:t>
+      </w:r>
+      <w:r>
+        <w:rPr>
+          <w:lang w:val="id_ID" w:bidi="id_ID"/>
+        </w:rPr>
+        <w:t>7:55–56</w:t>
+      </w:r>
       <w:r>
         <w:rPr>
           <w:lang w:val="id_ID" w:bidi="id_ID"/>
         </w:rPr>
         <w:t>. • nama di atas segala nama : Yesus memiliki otoritas dan kuasa tertinggi (</w:t>
       </w:r>
-      <w:hyperlink r:id="rId93">
-        <w:r>
-          <w:rPr>
-            <w:lang w:val="id_ID" w:bidi="id_ID"/>
-          </w:rPr>
-          <w:rPr>
-            <w:color w:val="0000EE"/>
-            <w:u w:val="single"/>
-          </w:rPr>
-          <w:t>Flp. 2:10–11</w:t>
-        </w:r>
-      </w:hyperlink>
+      <w:r>
+        <w:rPr>
+          <w:lang w:val="id_ID" w:bidi="id_ID"/>
+        </w:rPr>
+        <w:t>Flp. 2:10–11</w:t>
+      </w:r>
       <w:r>
         <w:rPr>
           <w:lang w:val="id_ID" w:bidi="id_ID"/>
         </w:rPr>
         <w:t xml:space="preserve">; bandingkan dengan </w:t>
       </w:r>
-      <w:hyperlink r:id="rId94">
-        <w:r>
-          <w:rPr>
-            <w:lang w:val="id_ID" w:bidi="id_ID"/>
-          </w:rPr>
-          <w:rPr>
-            <w:color w:val="0000EE"/>
-            <w:u w:val="single"/>
-          </w:rPr>
-          <w:t>Mat. 28:18</w:t>
-        </w:r>
-      </w:hyperlink>
-      <w:r>
-        <w:rPr>
-          <w:lang w:val="id_ID" w:bidi="id_ID"/>
-        </w:rPr>
-        <w:t xml:space="preserve">; </w:t>
-      </w:r>
-      <w:hyperlink r:id="rId73">
-        <w:r>
-          <w:rPr>
-            <w:lang w:val="id_ID" w:bidi="id_ID"/>
-          </w:rPr>
-          <w:rPr>
-            <w:color w:val="0000EE"/>
-            <w:u w:val="single"/>
-          </w:rPr>
-          <w:t>Yoh. 17:5</w:t>
-        </w:r>
-      </w:hyperlink>
-      <w:r>
-        <w:rPr>
-          <w:lang w:val="id_ID" w:bidi="id_ID"/>
-        </w:rPr>
-        <w:t xml:space="preserve">; </w:t>
-      </w:r>
-      <w:hyperlink r:id="rId95">
-        <w:r>
-          <w:rPr>
-            <w:lang w:val="id_ID" w:bidi="id_ID"/>
-          </w:rPr>
-          <w:rPr>
-            <w:color w:val="0000EE"/>
-            <w:u w:val="single"/>
-          </w:rPr>
-          <w:t>Kisah. 2:33–36</w:t>
-        </w:r>
-      </w:hyperlink>
-      <w:r>
-        <w:rPr>
-          <w:lang w:val="id_ID" w:bidi="id_ID"/>
-        </w:rPr>
-        <w:t xml:space="preserve">; </w:t>
-      </w:r>
-      <w:hyperlink r:id="rId96">
-        <w:r>
-          <w:rPr>
-            <w:lang w:val="id_ID" w:bidi="id_ID"/>
-          </w:rPr>
-          <w:rPr>
-            <w:color w:val="0000EE"/>
-            <w:u w:val="single"/>
-          </w:rPr>
-          <w:t>Ibr. 2:9</w:t>
-        </w:r>
-      </w:hyperlink>
-      <w:r>
-        <w:rPr>
-          <w:lang w:val="id_ID" w:bidi="id_ID"/>
-        </w:rPr>
-        <w:t xml:space="preserve">; </w:t>
-      </w:r>
-      <w:hyperlink r:id="rId97">
-        <w:r>
-          <w:rPr>
-            <w:lang w:val="id_ID" w:bidi="id_ID"/>
-          </w:rPr>
-          <w:rPr>
-            <w:color w:val="0000EE"/>
-            <w:u w:val="single"/>
-          </w:rPr>
-          <w:t>12:2</w:t>
-        </w:r>
-      </w:hyperlink>
+      <w:r>
+        <w:rPr>
+          <w:lang w:val="id_ID" w:bidi="id_ID"/>
+        </w:rPr>
+        <w:t>Mat. 28:18</w:t>
+      </w:r>
+      <w:r>
+        <w:rPr>
+          <w:lang w:val="id_ID" w:bidi="id_ID"/>
+        </w:rPr>
+        <w:t xml:space="preserve">; </w:t>
+      </w:r>
+      <w:r>
+        <w:rPr>
+          <w:lang w:val="id_ID" w:bidi="id_ID"/>
+        </w:rPr>
+        <w:t>Yoh. 17:5</w:t>
+      </w:r>
+      <w:r>
+        <w:rPr>
+          <w:lang w:val="id_ID" w:bidi="id_ID"/>
+        </w:rPr>
+        <w:t xml:space="preserve">; </w:t>
+      </w:r>
+      <w:r>
+        <w:rPr>
+          <w:lang w:val="id_ID" w:bidi="id_ID"/>
+        </w:rPr>
+        <w:t>Kisah. 2:33–36</w:t>
+      </w:r>
+      <w:r>
+        <w:rPr>
+          <w:lang w:val="id_ID" w:bidi="id_ID"/>
+        </w:rPr>
+        <w:t xml:space="preserve">; </w:t>
+      </w:r>
+      <w:r>
+        <w:rPr>
+          <w:lang w:val="id_ID" w:bidi="id_ID"/>
+        </w:rPr>
+        <w:t>Ibr. 2:9</w:t>
+      </w:r>
+      <w:r>
+        <w:rPr>
+          <w:lang w:val="id_ID" w:bidi="id_ID"/>
+        </w:rPr>
+        <w:t xml:space="preserve">; </w:t>
+      </w:r>
+      <w:r>
+        <w:rPr>
+          <w:lang w:val="id_ID" w:bidi="id_ID"/>
+        </w:rPr>
+        <w:t>12:2</w:t>
+      </w:r>
       <w:r>
         <w:rPr>
           <w:lang w:val="id_ID" w:bidi="id_ID"/>
@@ -3666,108 +3132,72 @@
         </w:rPr>
         <w:t xml:space="preserve">Seluruh ciptaan, termasuk kuasa-kuasa rohani dan para malaikat, manusia di bumi, dan mereka yang telah meninggal, suatu hari nanti akan mengakui otoritas Yesus Kristus sebagai Tuhan (lihat </w:t>
       </w:r>
-      <w:hyperlink r:id="rId98">
-        <w:r>
-          <w:rPr>
-            <w:lang w:val="id_ID" w:bidi="id_ID"/>
-          </w:rPr>
-          <w:rPr>
-            <w:color w:val="0000EE"/>
-            <w:u w:val="single"/>
-          </w:rPr>
-          <w:t>Ef. 1:9–10</w:t>
-        </w:r>
-      </w:hyperlink>
+      <w:r>
+        <w:rPr>
+          <w:lang w:val="id_ID" w:bidi="id_ID"/>
+        </w:rPr>
+        <w:t>Ef. 1:9–10</w:t>
+      </w:r>
       <w:r>
         <w:rPr>
           <w:lang w:val="id_ID" w:bidi="id_ID"/>
         </w:rPr>
         <w:t xml:space="preserve">, </w:t>
       </w:r>
-      <w:hyperlink r:id="rId99">
-        <w:r>
-          <w:rPr>
-            <w:lang w:val="id_ID" w:bidi="id_ID"/>
-          </w:rPr>
-          <w:rPr>
-            <w:color w:val="0000EE"/>
-            <w:u w:val="single"/>
-          </w:rPr>
-          <w:t>21</w:t>
-        </w:r>
-      </w:hyperlink>
-      <w:r>
-        <w:rPr>
-          <w:lang w:val="id_ID" w:bidi="id_ID"/>
-        </w:rPr>
-        <w:t xml:space="preserve">; </w:t>
-      </w:r>
-      <w:hyperlink r:id="rId100">
-        <w:r>
-          <w:rPr>
-            <w:lang w:val="id_ID" w:bidi="id_ID"/>
-          </w:rPr>
-          <w:rPr>
-            <w:color w:val="0000EE"/>
-            <w:u w:val="single"/>
-          </w:rPr>
-          <w:t>Kol. 1:20–25</w:t>
-        </w:r>
-      </w:hyperlink>
-      <w:r>
-        <w:rPr>
-          <w:lang w:val="id_ID" w:bidi="id_ID"/>
-        </w:rPr>
-        <w:t xml:space="preserve">; </w:t>
-      </w:r>
-      <w:hyperlink r:id="rId101">
-        <w:r>
-          <w:rPr>
-            <w:lang w:val="id_ID" w:bidi="id_ID"/>
-          </w:rPr>
-          <w:rPr>
-            <w:color w:val="0000EE"/>
-            <w:u w:val="single"/>
-          </w:rPr>
-          <w:t>1Ptr. 3:22</w:t>
-        </w:r>
-      </w:hyperlink>
+      <w:r>
+        <w:rPr>
+          <w:lang w:val="id_ID" w:bidi="id_ID"/>
+        </w:rPr>
+        <w:t>21</w:t>
+      </w:r>
+      <w:r>
+        <w:rPr>
+          <w:lang w:val="id_ID" w:bidi="id_ID"/>
+        </w:rPr>
+        <w:t xml:space="preserve">; </w:t>
+      </w:r>
+      <w:r>
+        <w:rPr>
+          <w:lang w:val="id_ID" w:bidi="id_ID"/>
+        </w:rPr>
+        <w:t>Kol. 1:20–25</w:t>
+      </w:r>
+      <w:r>
+        <w:rPr>
+          <w:lang w:val="id_ID" w:bidi="id_ID"/>
+        </w:rPr>
+        <w:t xml:space="preserve">; </w:t>
+      </w:r>
+      <w:r>
+        <w:rPr>
+          <w:lang w:val="id_ID" w:bidi="id_ID"/>
+        </w:rPr>
+        <w:t>1Ptr. 3:22</w:t>
+      </w:r>
       <w:r>
         <w:rPr>
           <w:lang w:val="id_ID" w:bidi="id_ID"/>
         </w:rPr>
         <w:t xml:space="preserve">). • segala lidah akan mengakui (bdk. </w:t>
       </w:r>
-      <w:hyperlink r:id="rId102">
-        <w:r>
-          <w:rPr>
-            <w:lang w:val="id_ID" w:bidi="id_ID"/>
-          </w:rPr>
-          <w:rPr>
-            <w:color w:val="0000EE"/>
-            <w:u w:val="single"/>
-          </w:rPr>
-          <w:t>Ye.s 45:23</w:t>
-        </w:r>
-      </w:hyperlink>
-      <w:r>
-        <w:rPr>
-          <w:lang w:val="id_ID" w:bidi="id_ID"/>
-        </w:rPr>
-        <w:t xml:space="preserve">; </w:t>
-      </w:r>
-      <w:hyperlink r:id="rId103">
-        <w:r>
-          <w:rPr>
-            <w:lang w:val="id_ID" w:bidi="id_ID"/>
-          </w:rPr>
-          <w:rPr>
-            <w:color w:val="0000EE"/>
-            <w:u w:val="single"/>
-          </w:rPr>
-          <w:t>Rm. 14:11</w:t>
-        </w:r>
-      </w:hyperlink>
+      <w:r>
+        <w:rPr>
+          <w:lang w:val="id_ID" w:bidi="id_ID"/>
+        </w:rPr>
+        <w:t>Ye.s 45:23</w:t>
+      </w:r>
+      <w:r>
+        <w:rPr>
+          <w:lang w:val="id_ID" w:bidi="id_ID"/>
+        </w:rPr>
+        <w:t xml:space="preserve">; </w:t>
+      </w:r>
+      <w:r>
+        <w:rPr>
+          <w:lang w:val="id_ID" w:bidi="id_ID"/>
+        </w:rPr>
+        <w:t>Rm. 14:11</w:t>
+      </w:r>
       <w:r>
         <w:rPr>
           <w:lang w:val="id_ID" w:bidi="id_ID"/>
@@ -3822,54 +3252,36 @@
         </w:rPr>
         <w:t xml:space="preserve">Taat kepada Allah (lihat </w:t>
       </w:r>
-      <w:hyperlink r:id="rId104">
-        <w:r>
-          <w:rPr>
-            <w:lang w:val="id_ID" w:bidi="id_ID"/>
-          </w:rPr>
-          <w:rPr>
-            <w:color w:val="0000EE"/>
-            <w:u w:val="single"/>
-          </w:rPr>
-          <w:t>Yoh. 3:36</w:t>
-        </w:r>
-      </w:hyperlink>
-      <w:r>
-        <w:rPr>
-          <w:lang w:val="id_ID" w:bidi="id_ID"/>
-        </w:rPr>
-        <w:t xml:space="preserve">; </w:t>
-      </w:r>
-      <w:hyperlink r:id="rId105">
-        <w:r>
-          <w:rPr>
-            <w:lang w:val="id_ID" w:bidi="id_ID"/>
-          </w:rPr>
-          <w:rPr>
-            <w:color w:val="0000EE"/>
-            <w:u w:val="single"/>
-          </w:rPr>
-          <w:t>Rm. 1:5</w:t>
-        </w:r>
-      </w:hyperlink>
+      <w:r>
+        <w:rPr>
+          <w:lang w:val="id_ID" w:bidi="id_ID"/>
+        </w:rPr>
+        <w:t>Yoh. 3:36</w:t>
+      </w:r>
+      <w:r>
+        <w:rPr>
+          <w:lang w:val="id_ID" w:bidi="id_ID"/>
+        </w:rPr>
+        <w:t xml:space="preserve">; </w:t>
+      </w:r>
+      <w:r>
+        <w:rPr>
+          <w:lang w:val="id_ID" w:bidi="id_ID"/>
+        </w:rPr>
+        <w:t>Rm. 1:5</w:t>
+      </w:r>
       <w:r>
         <w:rPr>
           <w:lang w:val="id_ID" w:bidi="id_ID"/>
         </w:rPr>
         <w:t xml:space="preserve">): Orang-orang percaya harus memperhitungkan penghakiman Allah seperti semua orang lain (bdk. </w:t>
       </w:r>
-      <w:hyperlink r:id="rId106">
-        <w:r>
-          <w:rPr>
-            <w:lang w:val="id_ID" w:bidi="id_ID"/>
-          </w:rPr>
-          <w:rPr>
-            <w:color w:val="0000EE"/>
-            <w:u w:val="single"/>
-          </w:rPr>
-          <w:t>1Kor. 3:10–13</w:t>
-        </w:r>
-      </w:hyperlink>
+      <w:r>
+        <w:rPr>
+          <w:lang w:val="id_ID" w:bidi="id_ID"/>
+        </w:rPr>
+        <w:t>1Kor. 3:10–13</w:t>
+      </w:r>
       <w:r>
         <w:rPr>
           <w:lang w:val="id_ID" w:bidi="id_ID"/>
@@ -3978,90 +3390,60 @@
         </w:rPr>
         <w:t xml:space="preserve">: Allah memberdayakan dan memberi energi pada kehidupan orang-orang percaya (lihat </w:t>
       </w:r>
-      <w:hyperlink r:id="rId107">
-        <w:r>
-          <w:rPr>
-            <w:lang w:val="id_ID" w:bidi="id_ID"/>
-          </w:rPr>
-          <w:rPr>
-            <w:color w:val="0000EE"/>
-            <w:u w:val="single"/>
-          </w:rPr>
-          <w:t>Yoh. 15:5</w:t>
-        </w:r>
-      </w:hyperlink>
-      <w:r>
-        <w:rPr>
-          <w:lang w:val="id_ID" w:bidi="id_ID"/>
-        </w:rPr>
-        <w:t xml:space="preserve">; </w:t>
-      </w:r>
-      <w:hyperlink r:id="rId108">
-        <w:r>
-          <w:rPr>
-            <w:lang w:val="id_ID" w:bidi="id_ID"/>
-          </w:rPr>
-          <w:rPr>
-            <w:color w:val="0000EE"/>
-            <w:u w:val="single"/>
-          </w:rPr>
-          <w:t>1Kor. 12:6</w:t>
-        </w:r>
-      </w:hyperlink>
-      <w:r>
-        <w:rPr>
-          <w:lang w:val="id_ID" w:bidi="id_ID"/>
-        </w:rPr>
-        <w:t xml:space="preserve">; </w:t>
-      </w:r>
-      <w:hyperlink r:id="rId109">
-        <w:r>
-          <w:rPr>
-            <w:lang w:val="id_ID" w:bidi="id_ID"/>
-          </w:rPr>
-          <w:rPr>
-            <w:color w:val="0000EE"/>
-            <w:u w:val="single"/>
-          </w:rPr>
-          <w:t>15:10</w:t>
-        </w:r>
-      </w:hyperlink>
-      <w:r>
-        <w:rPr>
-          <w:lang w:val="id_ID" w:bidi="id_ID"/>
-        </w:rPr>
-        <w:t xml:space="preserve">; </w:t>
-      </w:r>
-      <w:hyperlink r:id="rId110">
-        <w:r>
-          <w:rPr>
-            <w:lang w:val="id_ID" w:bidi="id_ID"/>
-          </w:rPr>
-          <w:rPr>
-            <w:color w:val="0000EE"/>
-            <w:u w:val="single"/>
-          </w:rPr>
-          <w:t>2Kor 3:5</w:t>
-        </w:r>
-      </w:hyperlink>
-      <w:r>
-        <w:rPr>
-          <w:lang w:val="id_ID" w:bidi="id_ID"/>
-        </w:rPr>
-        <w:t xml:space="preserve">; </w:t>
-      </w:r>
-      <w:hyperlink r:id="rId111">
-        <w:r>
-          <w:rPr>
-            <w:lang w:val="id_ID" w:bidi="id_ID"/>
-          </w:rPr>
-          <w:rPr>
-            <w:color w:val="0000EE"/>
-            <w:u w:val="single"/>
-          </w:rPr>
-          <w:t>1Tes. 2:13</w:t>
-        </w:r>
-      </w:hyperlink>
+      <w:r>
+        <w:rPr>
+          <w:lang w:val="id_ID" w:bidi="id_ID"/>
+        </w:rPr>
+        <w:t>Yoh. 15:5</w:t>
+      </w:r>
+      <w:r>
+        <w:rPr>
+          <w:lang w:val="id_ID" w:bidi="id_ID"/>
+        </w:rPr>
+        <w:t xml:space="preserve">; </w:t>
+      </w:r>
+      <w:r>
+        <w:rPr>
+          <w:lang w:val="id_ID" w:bidi="id_ID"/>
+        </w:rPr>
+        <w:t>1Kor. 12:6</w:t>
+      </w:r>
+      <w:r>
+        <w:rPr>
+          <w:lang w:val="id_ID" w:bidi="id_ID"/>
+        </w:rPr>
+        <w:t xml:space="preserve">; </w:t>
+      </w:r>
+      <w:r>
+        <w:rPr>
+          <w:lang w:val="id_ID" w:bidi="id_ID"/>
+        </w:rPr>
+        <w:t>15:10</w:t>
+      </w:r>
+      <w:r>
+        <w:rPr>
+          <w:lang w:val="id_ID" w:bidi="id_ID"/>
+        </w:rPr>
+        <w:t xml:space="preserve">; </w:t>
+      </w:r>
+      <w:r>
+        <w:rPr>
+          <w:lang w:val="id_ID" w:bidi="id_ID"/>
+        </w:rPr>
+        <w:t>2Kor 3:5</w:t>
+      </w:r>
+      <w:r>
+        <w:rPr>
+          <w:lang w:val="id_ID" w:bidi="id_ID"/>
+        </w:rPr>
+        <w:t xml:space="preserve">; </w:t>
+      </w:r>
+      <w:r>
+        <w:rPr>
+          <w:lang w:val="id_ID" w:bidi="id_ID"/>
+        </w:rPr>
+        <w:t>1Tes. 2:13</w:t>
+      </w:r>
       <w:r>
         <w:rPr>
           <w:lang w:val="id_ID" w:bidi="id_ID"/>
@@ -4122,72 +3504,48 @@
         </w:rPr>
         <w:t xml:space="preserve">(lihat </w:t>
       </w:r>
-      <w:hyperlink r:id="rId112">
-        <w:r>
-          <w:rPr>
-            <w:lang w:val="id_ID" w:bidi="id_ID"/>
-          </w:rPr>
-          <w:rPr>
-            <w:color w:val="0000EE"/>
-            <w:u w:val="single"/>
-          </w:rPr>
-          <w:t>1Kor. 10:10</w:t>
-        </w:r>
-      </w:hyperlink>
-      <w:r>
-        <w:rPr>
-          <w:lang w:val="id_ID" w:bidi="id_ID"/>
-        </w:rPr>
-        <w:t xml:space="preserve">; </w:t>
-      </w:r>
-      <w:hyperlink r:id="rId113">
-        <w:r>
-          <w:rPr>
-            <w:lang w:val="id_ID" w:bidi="id_ID"/>
-          </w:rPr>
-          <w:rPr>
-            <w:color w:val="0000EE"/>
-            <w:u w:val="single"/>
-          </w:rPr>
-          <w:t>1Ptr. 4:9</w:t>
-        </w:r>
-      </w:hyperlink>
-      <w:r>
-        <w:rPr>
-          <w:lang w:val="id_ID" w:bidi="id_ID"/>
-        </w:rPr>
-        <w:t xml:space="preserve">; </w:t>
-      </w:r>
-      <w:hyperlink r:id="rId114">
-        <w:r>
-          <w:rPr>
-            <w:lang w:val="id_ID" w:bidi="id_ID"/>
-          </w:rPr>
-          <w:rPr>
-            <w:color w:val="0000EE"/>
-            <w:u w:val="single"/>
-          </w:rPr>
-          <w:t>Yud. 1:16</w:t>
-        </w:r>
-      </w:hyperlink>
+      <w:r>
+        <w:rPr>
+          <w:lang w:val="id_ID" w:bidi="id_ID"/>
+        </w:rPr>
+        <w:t>1Kor. 10:10</w:t>
+      </w:r>
+      <w:r>
+        <w:rPr>
+          <w:lang w:val="id_ID" w:bidi="id_ID"/>
+        </w:rPr>
+        <w:t xml:space="preserve">; </w:t>
+      </w:r>
+      <w:r>
+        <w:rPr>
+          <w:lang w:val="id_ID" w:bidi="id_ID"/>
+        </w:rPr>
+        <w:t>1Ptr. 4:9</w:t>
+      </w:r>
+      <w:r>
+        <w:rPr>
+          <w:lang w:val="id_ID" w:bidi="id_ID"/>
+        </w:rPr>
+        <w:t xml:space="preserve">; </w:t>
+      </w:r>
+      <w:r>
+        <w:rPr>
+          <w:lang w:val="id_ID" w:bidi="id_ID"/>
+        </w:rPr>
+        <w:t>Yud. 1:16</w:t>
+      </w:r>
       <w:r>
         <w:rPr>
           <w:lang w:val="id_ID" w:bidi="id_ID"/>
         </w:rPr>
         <w:t>), sedangkan orang percaya dipanggil untuk mengasihi dengan penuh pengorbanan (</w:t>
       </w:r>
-      <w:hyperlink r:id="rId115">
-        <w:r>
-          <w:rPr>
-            <w:lang w:val="id_ID" w:bidi="id_ID"/>
-          </w:rPr>
-          <w:rPr>
-            <w:color w:val="0000EE"/>
-            <w:u w:val="single"/>
-          </w:rPr>
-          <w:t>Flp. 2:4</w:t>
-        </w:r>
-      </w:hyperlink>
+      <w:r>
+        <w:rPr>
+          <w:lang w:val="id_ID" w:bidi="id_ID"/>
+        </w:rPr>
+        <w:t>Flp. 2:4</w:t>
+      </w:r>
       <w:r>
         <w:rPr>
           <w:lang w:val="id_ID" w:bidi="id_ID"/>
@@ -4254,72 +3612,48 @@
         </w:rPr>
         <w:t xml:space="preserve">: Orang-orang percaya harus menarik orang lain kepada Allah melalui kehidupan mereka (lihat </w:t>
       </w:r>
-      <w:hyperlink r:id="rId116">
-        <w:r>
-          <w:rPr>
-            <w:lang w:val="id_ID" w:bidi="id_ID"/>
-          </w:rPr>
-          <w:rPr>
-            <w:color w:val="0000EE"/>
-            <w:u w:val="single"/>
-          </w:rPr>
-          <w:t>Mat. 5:13–16</w:t>
-        </w:r>
-      </w:hyperlink>
+      <w:r>
+        <w:rPr>
+          <w:lang w:val="id_ID" w:bidi="id_ID"/>
+        </w:rPr>
+        <w:t>Mat. 5:13–16</w:t>
+      </w:r>
       <w:r>
         <w:rPr>
           <w:lang w:val="id_ID" w:bidi="id_ID"/>
         </w:rPr>
         <w:t xml:space="preserve">). • di dalam dunia yang penuh dengan orang-orang yang bengkok dan sesat: Lihat </w:t>
       </w:r>
-      <w:hyperlink r:id="rId117">
-        <w:r>
-          <w:rPr>
-            <w:lang w:val="id_ID" w:bidi="id_ID"/>
-          </w:rPr>
-          <w:rPr>
-            <w:color w:val="0000EE"/>
-            <w:u w:val="single"/>
-          </w:rPr>
-          <w:t>Ul. 32:5</w:t>
-        </w:r>
-      </w:hyperlink>
-      <w:r>
-        <w:rPr>
-          <w:lang w:val="id_ID" w:bidi="id_ID"/>
-        </w:rPr>
-        <w:t xml:space="preserve">; </w:t>
-      </w:r>
-      <w:hyperlink r:id="rId118">
-        <w:r>
-          <w:rPr>
-            <w:lang w:val="id_ID" w:bidi="id_ID"/>
-          </w:rPr>
-          <w:rPr>
-            <w:color w:val="0000EE"/>
-            <w:u w:val="single"/>
-          </w:rPr>
-          <w:t>Rm. 1:18–32</w:t>
-        </w:r>
-      </w:hyperlink>
-      <w:r>
-        <w:rPr>
-          <w:lang w:val="id_ID" w:bidi="id_ID"/>
-        </w:rPr>
-        <w:t xml:space="preserve">; </w:t>
-      </w:r>
-      <w:hyperlink r:id="rId119">
-        <w:r>
-          <w:rPr>
-            <w:lang w:val="id_ID" w:bidi="id_ID"/>
-          </w:rPr>
-          <w:rPr>
-            <w:color w:val="0000EE"/>
-            <w:u w:val="single"/>
-          </w:rPr>
-          <w:t>3:10–23</w:t>
-        </w:r>
-      </w:hyperlink>
+      <w:r>
+        <w:rPr>
+          <w:lang w:val="id_ID" w:bidi="id_ID"/>
+        </w:rPr>
+        <w:t>Ul. 32:5</w:t>
+      </w:r>
+      <w:r>
+        <w:rPr>
+          <w:lang w:val="id_ID" w:bidi="id_ID"/>
+        </w:rPr>
+        <w:t xml:space="preserve">; </w:t>
+      </w:r>
+      <w:r>
+        <w:rPr>
+          <w:lang w:val="id_ID" w:bidi="id_ID"/>
+        </w:rPr>
+        <w:t>Rm. 1:18–32</w:t>
+      </w:r>
+      <w:r>
+        <w:rPr>
+          <w:lang w:val="id_ID" w:bidi="id_ID"/>
+        </w:rPr>
+        <w:t xml:space="preserve">; </w:t>
+      </w:r>
+      <w:r>
+        <w:rPr>
+          <w:lang w:val="id_ID" w:bidi="id_ID"/>
+        </w:rPr>
+        <w:t>3:10–23</w:t>
+      </w:r>
       <w:r>
         <w:rPr>
           <w:lang w:val="id_ID" w:bidi="id_ID"/>
@@ -4380,144 +3714,96 @@
         </w:rPr>
         <w:t>: Orang-orang percaya harus mempertahankan iman mereka kepada Kabar Baik Kristus yang memberi kehidupan. Allah itu setia, tetapi mereka juga harus tetap setia (</w:t>
       </w:r>
-      <w:hyperlink r:id="rId120">
-        <w:r>
-          <w:rPr>
-            <w:lang w:val="id_ID" w:bidi="id_ID"/>
-          </w:rPr>
-          <w:rPr>
-            <w:color w:val="0000EE"/>
-            <w:u w:val="single"/>
-          </w:rPr>
-          <w:t>1:6</w:t>
-        </w:r>
-      </w:hyperlink>
-      <w:r>
-        <w:rPr>
-          <w:lang w:val="id_ID" w:bidi="id_ID"/>
-        </w:rPr>
-        <w:t xml:space="preserve">; </w:t>
-      </w:r>
-      <w:hyperlink r:id="rId121">
-        <w:r>
-          <w:rPr>
-            <w:lang w:val="id_ID" w:bidi="id_ID"/>
-          </w:rPr>
-          <w:rPr>
-            <w:color w:val="0000EE"/>
-            <w:u w:val="single"/>
-          </w:rPr>
-          <w:t>2:12–13</w:t>
-        </w:r>
-      </w:hyperlink>
+      <w:r>
+        <w:rPr>
+          <w:lang w:val="id_ID" w:bidi="id_ID"/>
+        </w:rPr>
+        <w:t>1:6</w:t>
+      </w:r>
+      <w:r>
+        <w:rPr>
+          <w:lang w:val="id_ID" w:bidi="id_ID"/>
+        </w:rPr>
+        <w:t xml:space="preserve">; </w:t>
+      </w:r>
+      <w:r>
+        <w:rPr>
+          <w:lang w:val="id_ID" w:bidi="id_ID"/>
+        </w:rPr>
+        <w:t>2:12–13</w:t>
+      </w:r>
       <w:r>
         <w:rPr>
           <w:lang w:val="id_ID" w:bidi="id_ID"/>
         </w:rPr>
         <w:t xml:space="preserve">). • Berlomba dalam perlombaan: Paulus sering menggunakan bahasa atletik sebagai metafora untuk kehidupan Kristen (lihat </w:t>
       </w:r>
-      <w:hyperlink r:id="rId122">
-        <w:r>
-          <w:rPr>
-            <w:lang w:val="id_ID" w:bidi="id_ID"/>
-          </w:rPr>
-          <w:rPr>
-            <w:color w:val="0000EE"/>
-            <w:u w:val="single"/>
-          </w:rPr>
-          <w:t>3:12–14</w:t>
-        </w:r>
-      </w:hyperlink>
-      <w:r>
-        <w:rPr>
-          <w:lang w:val="id_ID" w:bidi="id_ID"/>
-        </w:rPr>
-        <w:t xml:space="preserve">; </w:t>
-      </w:r>
-      <w:hyperlink r:id="rId123">
-        <w:r>
-          <w:rPr>
-            <w:lang w:val="id_ID" w:bidi="id_ID"/>
-          </w:rPr>
-          <w:rPr>
-            <w:color w:val="0000EE"/>
-            <w:u w:val="single"/>
-          </w:rPr>
-          <w:t>1Kor. 9:24</w:t>
-        </w:r>
-      </w:hyperlink>
+      <w:r>
+        <w:rPr>
+          <w:lang w:val="id_ID" w:bidi="id_ID"/>
+        </w:rPr>
+        <w:t>3:12–14</w:t>
+      </w:r>
+      <w:r>
+        <w:rPr>
+          <w:lang w:val="id_ID" w:bidi="id_ID"/>
+        </w:rPr>
+        <w:t xml:space="preserve">; </w:t>
+      </w:r>
+      <w:r>
+        <w:rPr>
+          <w:lang w:val="id_ID" w:bidi="id_ID"/>
+        </w:rPr>
+        <w:t>1Kor. 9:24</w:t>
+      </w:r>
       <w:r>
         <w:rPr>
           <w:lang w:val="id_ID" w:bidi="id_ID"/>
         </w:rPr>
         <w:t xml:space="preserve">, </w:t>
       </w:r>
-      <w:hyperlink r:id="rId124">
-        <w:r>
-          <w:rPr>
-            <w:lang w:val="id_ID" w:bidi="id_ID"/>
-          </w:rPr>
-          <w:rPr>
-            <w:color w:val="0000EE"/>
-            <w:u w:val="single"/>
-          </w:rPr>
-          <w:t>26</w:t>
-        </w:r>
-      </w:hyperlink>
-      <w:r>
-        <w:rPr>
-          <w:lang w:val="id_ID" w:bidi="id_ID"/>
-        </w:rPr>
-        <w:t xml:space="preserve">; </w:t>
-      </w:r>
-      <w:hyperlink r:id="rId125">
-        <w:r>
-          <w:rPr>
-            <w:lang w:val="id_ID" w:bidi="id_ID"/>
-          </w:rPr>
-          <w:rPr>
-            <w:color w:val="0000EE"/>
-            <w:u w:val="single"/>
-          </w:rPr>
-          <w:t>Gal. 2:2</w:t>
-        </w:r>
-      </w:hyperlink>
-      <w:r>
-        <w:rPr>
-          <w:lang w:val="id_ID" w:bidi="id_ID"/>
-        </w:rPr>
-        <w:t xml:space="preserve">; </w:t>
-      </w:r>
-      <w:hyperlink r:id="rId126">
-        <w:r>
-          <w:rPr>
-            <w:lang w:val="id_ID" w:bidi="id_ID"/>
-          </w:rPr>
-          <w:rPr>
-            <w:color w:val="0000EE"/>
-            <w:u w:val="single"/>
-          </w:rPr>
-          <w:t>5:7</w:t>
-        </w:r>
-      </w:hyperlink>
-      <w:r>
-        <w:rPr>
-          <w:lang w:val="id_ID" w:bidi="id_ID"/>
-        </w:rPr>
-        <w:t xml:space="preserve">; </w:t>
-      </w:r>
-      <w:hyperlink r:id="rId127">
-        <w:r>
-          <w:rPr>
-            <w:lang w:val="id_ID" w:bidi="id_ID"/>
-          </w:rPr>
-          <w:rPr>
-            <w:color w:val="0000EE"/>
-            <w:u w:val="single"/>
-          </w:rPr>
-          <w:t>2Tim. 4:7</w:t>
-        </w:r>
-      </w:hyperlink>
+      <w:r>
+        <w:rPr>
+          <w:lang w:val="id_ID" w:bidi="id_ID"/>
+        </w:rPr>
+        <w:t>26</w:t>
+      </w:r>
+      <w:r>
+        <w:rPr>
+          <w:lang w:val="id_ID" w:bidi="id_ID"/>
+        </w:rPr>
+        <w:t xml:space="preserve">; </w:t>
+      </w:r>
+      <w:r>
+        <w:rPr>
+          <w:lang w:val="id_ID" w:bidi="id_ID"/>
+        </w:rPr>
+        <w:t>Gal. 2:2</w:t>
+      </w:r>
+      <w:r>
+        <w:rPr>
+          <w:lang w:val="id_ID" w:bidi="id_ID"/>
+        </w:rPr>
+        <w:t xml:space="preserve">; </w:t>
+      </w:r>
+      <w:r>
+        <w:rPr>
+          <w:lang w:val="id_ID" w:bidi="id_ID"/>
+        </w:rPr>
+        <w:t>5:7</w:t>
+      </w:r>
+      <w:r>
+        <w:rPr>
+          <w:lang w:val="id_ID" w:bidi="id_ID"/>
+        </w:rPr>
+        <w:t xml:space="preserve">; </w:t>
+      </w:r>
+      <w:r>
+        <w:rPr>
+          <w:lang w:val="id_ID" w:bidi="id_ID"/>
+        </w:rPr>
+        <w:t>2Tim. 4:7</w:t>
+      </w:r>
       <w:r>
         <w:rPr>
           <w:lang w:val="id_ID" w:bidi="id_ID"/>
@@ -4578,54 +3864,36 @@
         </w:rPr>
         <w:t xml:space="preserve">: Baik orang Yahudi maupun orang kafir sering mencurahkan persembahan anggur pada kurban atau di dasar mezbah untuk menghormati dewa. Seluruh hidup Paulus adalah persembahan bagi Allah (bdk. </w:t>
       </w:r>
-      <w:hyperlink r:id="rId128">
-        <w:r>
-          <w:rPr>
-            <w:lang w:val="id_ID" w:bidi="id_ID"/>
-          </w:rPr>
-          <w:rPr>
-            <w:color w:val="0000EE"/>
-            <w:u w:val="single"/>
-          </w:rPr>
-          <w:t>Rm. 12:1</w:t>
-        </w:r>
-      </w:hyperlink>
-      <w:r>
-        <w:rPr>
-          <w:lang w:val="id_ID" w:bidi="id_ID"/>
-        </w:rPr>
-        <w:t xml:space="preserve">; </w:t>
-      </w:r>
-      <w:hyperlink r:id="rId129">
-        <w:r>
-          <w:rPr>
-            <w:lang w:val="id_ID" w:bidi="id_ID"/>
-          </w:rPr>
-          <w:rPr>
-            <w:color w:val="0000EE"/>
-            <w:u w:val="single"/>
-          </w:rPr>
-          <w:t>15:16</w:t>
-        </w:r>
-      </w:hyperlink>
+      <w:r>
+        <w:rPr>
+          <w:lang w:val="id_ID" w:bidi="id_ID"/>
+        </w:rPr>
+        <w:t>Rm. 12:1</w:t>
+      </w:r>
+      <w:r>
+        <w:rPr>
+          <w:lang w:val="id_ID" w:bidi="id_ID"/>
+        </w:rPr>
+        <w:t xml:space="preserve">; </w:t>
+      </w:r>
+      <w:r>
+        <w:rPr>
+          <w:lang w:val="id_ID" w:bidi="id_ID"/>
+        </w:rPr>
+        <w:t>15:16</w:t>
+      </w:r>
       <w:r>
         <w:rPr>
           <w:lang w:val="id_ID" w:bidi="id_ID"/>
         </w:rPr>
         <w:t xml:space="preserve">). • Pelayanan yang setia adalah alasan untuk bersukacita, karena tidak ada yang sia-sia yang dilakukan bagi Allah (lihat </w:t>
       </w:r>
-      <w:hyperlink r:id="rId130">
-        <w:r>
-          <w:rPr>
-            <w:lang w:val="id_ID" w:bidi="id_ID"/>
-          </w:rPr>
-          <w:rPr>
-            <w:color w:val="0000EE"/>
-            <w:u w:val="single"/>
-          </w:rPr>
-          <w:t>1Kor. 15:58</w:t>
-        </w:r>
-      </w:hyperlink>
+      <w:r>
+        <w:rPr>
+          <w:lang w:val="id_ID" w:bidi="id_ID"/>
+        </w:rPr>
+        <w:t>1Kor. 15:58</w:t>
+      </w:r>
       <w:r>
         <w:rPr>
           <w:lang w:val="id_ID" w:bidi="id_ID"/>
@@ -4680,90 +3948,60 @@
         </w:rPr>
         <w:t xml:space="preserve">Paulus memuji Timotius, yang ia harapkan akan diutus ke jemaat di Filipi dalam waktu dekat. Timotius telah menemani Paulus dalam perjalanannya yang pertama ke Filipi (lihat </w:t>
       </w:r>
-      <w:hyperlink r:id="rId131">
-        <w:r>
-          <w:rPr>
-            <w:lang w:val="id_ID" w:bidi="id_ID"/>
-          </w:rPr>
-          <w:rPr>
-            <w:color w:val="0000EE"/>
-            <w:u w:val="single"/>
-          </w:rPr>
-          <w:t>Kisah. 16:1–3</w:t>
-        </w:r>
-      </w:hyperlink>
+      <w:r>
+        <w:rPr>
+          <w:lang w:val="id_ID" w:bidi="id_ID"/>
+        </w:rPr>
+        <w:t>Kisah. 16:1–3</w:t>
+      </w:r>
       <w:r>
         <w:rPr>
           <w:lang w:val="id_ID" w:bidi="id_ID"/>
         </w:rPr>
         <w:t xml:space="preserve">, </w:t>
       </w:r>
-      <w:hyperlink r:id="rId132">
-        <w:r>
-          <w:rPr>
-            <w:lang w:val="id_ID" w:bidi="id_ID"/>
-          </w:rPr>
-          <w:rPr>
-            <w:color w:val="0000EE"/>
-            <w:u w:val="single"/>
-          </w:rPr>
-          <w:t>12</w:t>
-        </w:r>
-      </w:hyperlink>
-      <w:r>
-        <w:rPr>
-          <w:lang w:val="id_ID" w:bidi="id_ID"/>
-        </w:rPr>
-        <w:t xml:space="preserve">; </w:t>
-      </w:r>
-      <w:hyperlink r:id="rId133">
-        <w:r>
-          <w:rPr>
-            <w:lang w:val="id_ID" w:bidi="id_ID"/>
-          </w:rPr>
-          <w:rPr>
-            <w:color w:val="0000EE"/>
-            <w:u w:val="single"/>
-          </w:rPr>
-          <w:t>17:15</w:t>
-        </w:r>
-      </w:hyperlink>
-      <w:r>
-        <w:rPr>
-          <w:lang w:val="id_ID" w:bidi="id_ID"/>
-        </w:rPr>
-        <w:t xml:space="preserve">; </w:t>
-      </w:r>
-      <w:hyperlink r:id="rId134">
-        <w:r>
-          <w:rPr>
-            <w:lang w:val="id_ID" w:bidi="id_ID"/>
-          </w:rPr>
-          <w:rPr>
-            <w:color w:val="0000EE"/>
-            <w:u w:val="single"/>
-          </w:rPr>
-          <w:t>18:5</w:t>
-        </w:r>
-      </w:hyperlink>
+      <w:r>
+        <w:rPr>
+          <w:lang w:val="id_ID" w:bidi="id_ID"/>
+        </w:rPr>
+        <w:t>12</w:t>
+      </w:r>
+      <w:r>
+        <w:rPr>
+          <w:lang w:val="id_ID" w:bidi="id_ID"/>
+        </w:rPr>
+        <w:t xml:space="preserve">; </w:t>
+      </w:r>
+      <w:r>
+        <w:rPr>
+          <w:lang w:val="id_ID" w:bidi="id_ID"/>
+        </w:rPr>
+        <w:t>17:15</w:t>
+      </w:r>
+      <w:r>
+        <w:rPr>
+          <w:lang w:val="id_ID" w:bidi="id_ID"/>
+        </w:rPr>
+        <w:t xml:space="preserve">; </w:t>
+      </w:r>
+      <w:r>
+        <w:rPr>
+          <w:lang w:val="id_ID" w:bidi="id_ID"/>
+        </w:rPr>
+        <w:t>18:5</w:t>
+      </w:r>
       <w:r>
         <w:rPr>
           <w:lang w:val="id_ID" w:bidi="id_ID"/>
         </w:rPr>
         <w:t xml:space="preserve">; bandingkan </w:t>
       </w:r>
-      <w:hyperlink r:id="rId135">
-        <w:r>
-          <w:rPr>
-            <w:lang w:val="id_ID" w:bidi="id_ID"/>
-          </w:rPr>
-          <w:rPr>
-            <w:color w:val="0000EE"/>
-            <w:u w:val="single"/>
-          </w:rPr>
-          <w:t>Kisah. 19:22</w:t>
-        </w:r>
-      </w:hyperlink>
+      <w:r>
+        <w:rPr>
+          <w:lang w:val="id_ID" w:bidi="id_ID"/>
+        </w:rPr>
+        <w:t>Kisah. 19:22</w:t>
+      </w:r>
       <w:r>
         <w:rPr>
           <w:lang w:val="id_ID" w:bidi="id_ID"/>
@@ -4866,36 +4104,24 @@
         </w:rPr>
         <w:t xml:space="preserve">Paulus memiliki keyakinan bahwa ia akan segera dibebaskan dari penjara dan dapat mengunjungi jemaat di Filipi (lihat </w:t>
       </w:r>
-      <w:hyperlink r:id="rId136">
-        <w:r>
-          <w:rPr>
-            <w:lang w:val="id_ID" w:bidi="id_ID"/>
-          </w:rPr>
-          <w:rPr>
-            <w:color w:val="0000EE"/>
-            <w:u w:val="single"/>
-          </w:rPr>
-          <w:t>1:19</w:t>
-        </w:r>
-      </w:hyperlink>
+      <w:r>
+        <w:rPr>
+          <w:lang w:val="id_ID" w:bidi="id_ID"/>
+        </w:rPr>
+        <w:t>1:19</w:t>
+      </w:r>
       <w:r>
         <w:rPr>
           <w:lang w:val="id_ID" w:bidi="id_ID"/>
         </w:rPr>
         <w:t xml:space="preserve">, </w:t>
       </w:r>
-      <w:hyperlink r:id="rId46">
-        <w:r>
-          <w:rPr>
-            <w:lang w:val="id_ID" w:bidi="id_ID"/>
-          </w:rPr>
-          <w:rPr>
-            <w:color w:val="0000EE"/>
-            <w:u w:val="single"/>
-          </w:rPr>
-          <w:t>25–26</w:t>
-        </w:r>
-      </w:hyperlink>
+      <w:r>
+        <w:rPr>
+          <w:lang w:val="id_ID" w:bidi="id_ID"/>
+        </w:rPr>
+        <w:t>25–26</w:t>
+      </w:r>
       <w:r>
         <w:rPr>
           <w:lang w:val="id_ID" w:bidi="id_ID"/>
@@ -4950,18 +4176,12 @@
         </w:rPr>
         <w:t xml:space="preserve">Paulus memuji Epafroditus (lihat juga </w:t>
       </w:r>
-      <w:hyperlink r:id="rId137">
-        <w:r>
-          <w:rPr>
-            <w:lang w:val="id_ID" w:bidi="id_ID"/>
-          </w:rPr>
-          <w:rPr>
-            <w:color w:val="0000EE"/>
-            <w:u w:val="single"/>
-          </w:rPr>
-          <w:t>4:18</w:t>
-        </w:r>
-      </w:hyperlink>
+      <w:r>
+        <w:rPr>
+          <w:lang w:val="id_ID" w:bidi="id_ID"/>
+        </w:rPr>
+        <w:t>4:18</w:t>
+      </w:r>
       <w:r>
         <w:rPr>
           <w:lang w:val="id_ID" w:bidi="id_ID"/>
@@ -5064,144 +4284,96 @@
         </w:rPr>
         <w:t xml:space="preserve">Epafroditus pantas mendapatkan penghormatan mereka, karena ia mempertaruhkan nyawanya bagi Kristus atas nama mereka (karena pentingnya menunjukkan kehormatan, bdk. </w:t>
       </w:r>
-      <w:hyperlink r:id="rId138">
-        <w:r>
-          <w:rPr>
-            <w:lang w:val="id_ID" w:bidi="id_ID"/>
-          </w:rPr>
-          <w:rPr>
-            <w:color w:val="0000EE"/>
-            <w:u w:val="single"/>
-          </w:rPr>
-          <w:t>Rm. 10:12</w:t>
-        </w:r>
-      </w:hyperlink>
-      <w:r>
-        <w:rPr>
-          <w:lang w:val="id_ID" w:bidi="id_ID"/>
-        </w:rPr>
-        <w:t xml:space="preserve">; </w:t>
-      </w:r>
-      <w:hyperlink r:id="rId139">
-        <w:r>
-          <w:rPr>
-            <w:lang w:val="id_ID" w:bidi="id_ID"/>
-          </w:rPr>
-          <w:rPr>
-            <w:color w:val="0000EE"/>
-            <w:u w:val="single"/>
-          </w:rPr>
-          <w:t>13:7</w:t>
-        </w:r>
-      </w:hyperlink>
-      <w:r>
-        <w:rPr>
-          <w:lang w:val="id_ID" w:bidi="id_ID"/>
-        </w:rPr>
-        <w:t xml:space="preserve">; </w:t>
-      </w:r>
-      <w:hyperlink r:id="rId140">
-        <w:r>
-          <w:rPr>
-            <w:lang w:val="id_ID" w:bidi="id_ID"/>
-          </w:rPr>
-          <w:rPr>
-            <w:color w:val="0000EE"/>
-            <w:u w:val="single"/>
-          </w:rPr>
-          <w:t>Ef. 5:33</w:t>
-        </w:r>
-      </w:hyperlink>
-      <w:r>
-        <w:rPr>
-          <w:lang w:val="id_ID" w:bidi="id_ID"/>
-        </w:rPr>
-        <w:t xml:space="preserve">; </w:t>
-      </w:r>
-      <w:hyperlink r:id="rId141">
-        <w:r>
-          <w:rPr>
-            <w:lang w:val="id_ID" w:bidi="id_ID"/>
-          </w:rPr>
-          <w:rPr>
-            <w:color w:val="0000EE"/>
-            <w:u w:val="single"/>
-          </w:rPr>
-          <w:t>6:2</w:t>
-        </w:r>
-      </w:hyperlink>
-      <w:r>
-        <w:rPr>
-          <w:lang w:val="id_ID" w:bidi="id_ID"/>
-        </w:rPr>
-        <w:t xml:space="preserve">; </w:t>
-      </w:r>
-      <w:hyperlink r:id="rId142">
-        <w:r>
-          <w:rPr>
-            <w:lang w:val="id_ID" w:bidi="id_ID"/>
-          </w:rPr>
-          <w:rPr>
-            <w:color w:val="0000EE"/>
-            <w:u w:val="single"/>
-          </w:rPr>
-          <w:t>1Tim. 5:17</w:t>
-        </w:r>
-      </w:hyperlink>
-      <w:r>
-        <w:rPr>
-          <w:lang w:val="id_ID" w:bidi="id_ID"/>
-        </w:rPr>
-        <w:t xml:space="preserve">; </w:t>
-      </w:r>
-      <w:hyperlink r:id="rId143">
-        <w:r>
-          <w:rPr>
-            <w:lang w:val="id_ID" w:bidi="id_ID"/>
-          </w:rPr>
-          <w:rPr>
-            <w:color w:val="0000EE"/>
-            <w:u w:val="single"/>
-          </w:rPr>
-          <w:t>6:1</w:t>
-        </w:r>
-      </w:hyperlink>
-      <w:r>
-        <w:rPr>
-          <w:lang w:val="id_ID" w:bidi="id_ID"/>
-        </w:rPr>
-        <w:t xml:space="preserve">; </w:t>
-      </w:r>
-      <w:hyperlink r:id="rId144">
-        <w:r>
-          <w:rPr>
-            <w:lang w:val="id_ID" w:bidi="id_ID"/>
-          </w:rPr>
-          <w:rPr>
-            <w:color w:val="0000EE"/>
-            <w:u w:val="single"/>
-          </w:rPr>
-          <w:t>1Ptr. 2:17</w:t>
-        </w:r>
-      </w:hyperlink>
-      <w:r>
-        <w:rPr>
-          <w:lang w:val="id_ID" w:bidi="id_ID"/>
-        </w:rPr>
-        <w:t xml:space="preserve">; </w:t>
-      </w:r>
-      <w:hyperlink r:id="rId145">
-        <w:r>
-          <w:rPr>
-            <w:lang w:val="id_ID" w:bidi="id_ID"/>
-          </w:rPr>
-          <w:rPr>
-            <w:color w:val="0000EE"/>
-            <w:u w:val="single"/>
-          </w:rPr>
-          <w:t>3:7</w:t>
-        </w:r>
-      </w:hyperlink>
+      <w:r>
+        <w:rPr>
+          <w:lang w:val="id_ID" w:bidi="id_ID"/>
+        </w:rPr>
+        <w:t>Rm. 10:12</w:t>
+      </w:r>
+      <w:r>
+        <w:rPr>
+          <w:lang w:val="id_ID" w:bidi="id_ID"/>
+        </w:rPr>
+        <w:t xml:space="preserve">; </w:t>
+      </w:r>
+      <w:r>
+        <w:rPr>
+          <w:lang w:val="id_ID" w:bidi="id_ID"/>
+        </w:rPr>
+        <w:t>13:7</w:t>
+      </w:r>
+      <w:r>
+        <w:rPr>
+          <w:lang w:val="id_ID" w:bidi="id_ID"/>
+        </w:rPr>
+        <w:t xml:space="preserve">; </w:t>
+      </w:r>
+      <w:r>
+        <w:rPr>
+          <w:lang w:val="id_ID" w:bidi="id_ID"/>
+        </w:rPr>
+        <w:t>Ef. 5:33</w:t>
+      </w:r>
+      <w:r>
+        <w:rPr>
+          <w:lang w:val="id_ID" w:bidi="id_ID"/>
+        </w:rPr>
+        <w:t xml:space="preserve">; </w:t>
+      </w:r>
+      <w:r>
+        <w:rPr>
+          <w:lang w:val="id_ID" w:bidi="id_ID"/>
+        </w:rPr>
+        <w:t>6:2</w:t>
+      </w:r>
+      <w:r>
+        <w:rPr>
+          <w:lang w:val="id_ID" w:bidi="id_ID"/>
+        </w:rPr>
+        <w:t xml:space="preserve">; </w:t>
+      </w:r>
+      <w:r>
+        <w:rPr>
+          <w:lang w:val="id_ID" w:bidi="id_ID"/>
+        </w:rPr>
+        <w:t>1Tim. 5:17</w:t>
+      </w:r>
+      <w:r>
+        <w:rPr>
+          <w:lang w:val="id_ID" w:bidi="id_ID"/>
+        </w:rPr>
+        <w:t xml:space="preserve">; </w:t>
+      </w:r>
+      <w:r>
+        <w:rPr>
+          <w:lang w:val="id_ID" w:bidi="id_ID"/>
+        </w:rPr>
+        <w:t>6:1</w:t>
+      </w:r>
+      <w:r>
+        <w:rPr>
+          <w:lang w:val="id_ID" w:bidi="id_ID"/>
+        </w:rPr>
+        <w:t xml:space="preserve">; </w:t>
+      </w:r>
+      <w:r>
+        <w:rPr>
+          <w:lang w:val="id_ID" w:bidi="id_ID"/>
+        </w:rPr>
+        <w:t>1Ptr. 2:17</w:t>
+      </w:r>
+      <w:r>
+        <w:rPr>
+          <w:lang w:val="id_ID" w:bidi="id_ID"/>
+        </w:rPr>
+        <w:t xml:space="preserve">; </w:t>
+      </w:r>
+      <w:r>
+        <w:rPr>
+          <w:lang w:val="id_ID" w:bidi="id_ID"/>
+        </w:rPr>
+        <w:t>3:7</w:t>
+      </w:r>
       <w:r>
         <w:rPr>
           <w:lang w:val="id_ID" w:bidi="id_ID"/>
@@ -5256,90 +4428,60 @@
         </w:rPr>
         <w:t xml:space="preserve">Bersukacitalah di dalam Tuhan: Tema ini dilanjutkan dalam </w:t>
       </w:r>
-      <w:hyperlink r:id="rId58">
-        <w:r>
-          <w:rPr>
-            <w:lang w:val="id_ID" w:bidi="id_ID"/>
-          </w:rPr>
-          <w:rPr>
-            <w:color w:val="0000EE"/>
-            <w:u w:val="single"/>
-          </w:rPr>
-          <w:t>4:4</w:t>
-        </w:r>
-      </w:hyperlink>
+      <w:r>
+        <w:rPr>
+          <w:lang w:val="id_ID" w:bidi="id_ID"/>
+        </w:rPr>
+        <w:t>4:4</w:t>
+      </w:r>
       <w:r>
         <w:rPr>
           <w:lang w:val="id_ID" w:bidi="id_ID"/>
         </w:rPr>
         <w:t xml:space="preserve"> (lihat juga </w:t>
       </w:r>
-      <w:hyperlink r:id="rId146">
-        <w:r>
-          <w:rPr>
-            <w:lang w:val="id_ID" w:bidi="id_ID"/>
-          </w:rPr>
-          <w:rPr>
-            <w:color w:val="0000EE"/>
-            <w:u w:val="single"/>
-          </w:rPr>
-          <w:t>1:18</w:t>
-        </w:r>
-      </w:hyperlink>
-      <w:r>
-        <w:rPr>
-          <w:lang w:val="id_ID" w:bidi="id_ID"/>
-        </w:rPr>
-        <w:t xml:space="preserve">; </w:t>
-      </w:r>
-      <w:hyperlink r:id="rId147">
-        <w:r>
-          <w:rPr>
-            <w:lang w:val="id_ID" w:bidi="id_ID"/>
-          </w:rPr>
-          <w:rPr>
-            <w:color w:val="0000EE"/>
-            <w:u w:val="single"/>
-          </w:rPr>
-          <w:t>2:17–18</w:t>
-        </w:r>
-      </w:hyperlink>
+      <w:r>
+        <w:rPr>
+          <w:lang w:val="id_ID" w:bidi="id_ID"/>
+        </w:rPr>
+        <w:t>1:18</w:t>
+      </w:r>
+      <w:r>
+        <w:rPr>
+          <w:lang w:val="id_ID" w:bidi="id_ID"/>
+        </w:rPr>
+        <w:t xml:space="preserve">; </w:t>
+      </w:r>
+      <w:r>
+        <w:rPr>
+          <w:lang w:val="id_ID" w:bidi="id_ID"/>
+        </w:rPr>
+        <w:t>2:17–18</w:t>
+      </w:r>
       <w:r>
         <w:rPr>
           <w:lang w:val="id_ID" w:bidi="id_ID"/>
         </w:rPr>
         <w:t xml:space="preserve">, </w:t>
       </w:r>
-      <w:hyperlink r:id="rId148">
-        <w:r>
-          <w:rPr>
-            <w:lang w:val="id_ID" w:bidi="id_ID"/>
-          </w:rPr>
-          <w:rPr>
-            <w:color w:val="0000EE"/>
-            <w:u w:val="single"/>
-          </w:rPr>
-          <w:t>28</w:t>
-        </w:r>
-      </w:hyperlink>
-      <w:r>
-        <w:rPr>
-          <w:lang w:val="id_ID" w:bidi="id_ID"/>
-        </w:rPr>
-        <w:t xml:space="preserve">; </w:t>
-      </w:r>
-      <w:hyperlink r:id="rId149">
-        <w:r>
-          <w:rPr>
-            <w:lang w:val="id_ID" w:bidi="id_ID"/>
-          </w:rPr>
-          <w:rPr>
-            <w:color w:val="0000EE"/>
-            <w:u w:val="single"/>
-          </w:rPr>
-          <w:t>4:10</w:t>
-        </w:r>
-      </w:hyperlink>
+      <w:r>
+        <w:rPr>
+          <w:lang w:val="id_ID" w:bidi="id_ID"/>
+        </w:rPr>
+        <w:t>28</w:t>
+      </w:r>
+      <w:r>
+        <w:rPr>
+          <w:lang w:val="id_ID" w:bidi="id_ID"/>
+        </w:rPr>
+        <w:t xml:space="preserve">; </w:t>
+      </w:r>
+      <w:r>
+        <w:rPr>
+          <w:lang w:val="id_ID" w:bidi="id_ID"/>
+        </w:rPr>
+        <w:t>4:10</w:t>
+      </w:r>
       <w:r>
         <w:rPr>
           <w:lang w:val="id_ID" w:bidi="id_ID"/>
@@ -5359,18 +4501,12 @@
         </w:rPr>
         <w:t>) bersifat rancu: frasa ini dapat merujuk kepada (1) dorongan sebelumnya untuk bersukacita di dalam Tuhan; (2) dorongan sebelumnya untuk mengikuti teladan Kristus (</w:t>
       </w:r>
-      <w:hyperlink r:id="rId150">
-        <w:r>
-          <w:rPr>
-            <w:lang w:val="id_ID" w:bidi="id_ID"/>
-          </w:rPr>
-          <w:rPr>
-            <w:color w:val="0000EE"/>
-            <w:u w:val="single"/>
-          </w:rPr>
-          <w:t>2:1–18</w:t>
-        </w:r>
-      </w:hyperlink>
+      <w:r>
+        <w:rPr>
+          <w:lang w:val="id_ID" w:bidi="id_ID"/>
+        </w:rPr>
+        <w:t>2:1–18</w:t>
+      </w:r>
       <w:r>
         <w:rPr>
           <w:lang w:val="id_ID" w:bidi="id_ID"/>
@@ -5444,90 +4580,60 @@
         </w:rPr>
         <w:t xml:space="preserve"> (bdk. </w:t>
       </w:r>
-      <w:hyperlink r:id="rId151">
-        <w:r>
-          <w:rPr>
-            <w:lang w:val="id_ID" w:bidi="id_ID"/>
-          </w:rPr>
-          <w:rPr>
-            <w:color w:val="0000EE"/>
-            <w:u w:val="single"/>
-          </w:rPr>
-          <w:t>Mrk. 7:27–28</w:t>
-        </w:r>
-      </w:hyperlink>
+      <w:r>
+        <w:rPr>
+          <w:lang w:val="id_ID" w:bidi="id_ID"/>
+        </w:rPr>
+        <w:t>Mrk. 7:27–28</w:t>
+      </w:r>
       <w:r>
         <w:rPr>
           <w:lang w:val="id_ID" w:bidi="id_ID"/>
         </w:rPr>
         <w:t xml:space="preserve">). Penghinaan Paulus yang paling keras ditujukan kepada orang-orang Yahudi yang mengajarkan bahwa orang bukan Yahudi harus disunat agar dapat selamat (bdk. </w:t>
       </w:r>
-      <w:hyperlink r:id="rId152">
-        <w:r>
-          <w:rPr>
-            <w:lang w:val="id_ID" w:bidi="id_ID"/>
-          </w:rPr>
-          <w:rPr>
-            <w:color w:val="0000EE"/>
-            <w:u w:val="single"/>
-          </w:rPr>
-          <w:t>2Kor. 11:13–15</w:t>
-        </w:r>
-      </w:hyperlink>
-      <w:r>
-        <w:rPr>
-          <w:lang w:val="id_ID" w:bidi="id_ID"/>
-        </w:rPr>
-        <w:t xml:space="preserve">; </w:t>
-      </w:r>
-      <w:hyperlink r:id="rId153">
-        <w:r>
-          <w:rPr>
-            <w:lang w:val="id_ID" w:bidi="id_ID"/>
-          </w:rPr>
-          <w:rPr>
-            <w:color w:val="0000EE"/>
-            <w:u w:val="single"/>
-          </w:rPr>
-          <w:t>Gal. 1:6–9</w:t>
-        </w:r>
-      </w:hyperlink>
-      <w:r>
-        <w:rPr>
-          <w:lang w:val="id_ID" w:bidi="id_ID"/>
-        </w:rPr>
-        <w:t xml:space="preserve">; </w:t>
-      </w:r>
-      <w:hyperlink r:id="rId154">
-        <w:r>
-          <w:rPr>
-            <w:lang w:val="id_ID" w:bidi="id_ID"/>
-          </w:rPr>
-          <w:rPr>
-            <w:color w:val="0000EE"/>
-            <w:u w:val="single"/>
-          </w:rPr>
-          <w:t>5:1–6</w:t>
-        </w:r>
-      </w:hyperlink>
+      <w:r>
+        <w:rPr>
+          <w:lang w:val="id_ID" w:bidi="id_ID"/>
+        </w:rPr>
+        <w:t>2Kor. 11:13–15</w:t>
+      </w:r>
+      <w:r>
+        <w:rPr>
+          <w:lang w:val="id_ID" w:bidi="id_ID"/>
+        </w:rPr>
+        <w:t xml:space="preserve">; </w:t>
+      </w:r>
+      <w:r>
+        <w:rPr>
+          <w:lang w:val="id_ID" w:bidi="id_ID"/>
+        </w:rPr>
+        <w:t>Gal. 1:6–9</w:t>
+      </w:r>
+      <w:r>
+        <w:rPr>
+          <w:lang w:val="id_ID" w:bidi="id_ID"/>
+        </w:rPr>
+        <w:t xml:space="preserve">; </w:t>
+      </w:r>
+      <w:r>
+        <w:rPr>
+          <w:lang w:val="id_ID" w:bidi="id_ID"/>
+        </w:rPr>
+        <w:t>5:1–6</w:t>
+      </w:r>
       <w:r>
         <w:rPr>
           <w:lang w:val="id_ID" w:bidi="id_ID"/>
         </w:rPr>
         <w:t xml:space="preserve">, </w:t>
       </w:r>
-      <w:hyperlink r:id="rId155">
-        <w:r>
-          <w:rPr>
-            <w:lang w:val="id_ID" w:bidi="id_ID"/>
-          </w:rPr>
-          <w:rPr>
-            <w:color w:val="0000EE"/>
-            <w:u w:val="single"/>
-          </w:rPr>
-          <w:t>12</w:t>
-        </w:r>
-      </w:hyperlink>
+      <w:r>
+        <w:rPr>
+          <w:lang w:val="id_ID" w:bidi="id_ID"/>
+        </w:rPr>
+        <w:t>12</w:t>
+      </w:r>
       <w:r>
         <w:rPr>
           <w:lang w:val="id_ID" w:bidi="id_ID"/>
@@ -5648,90 +4754,60 @@
         </w:rPr>
         <w:t xml:space="preserve">(lihat </w:t>
       </w:r>
-      <w:hyperlink r:id="rId156">
-        <w:r>
-          <w:rPr>
-            <w:lang w:val="id_ID" w:bidi="id_ID"/>
-          </w:rPr>
-          <w:rPr>
-            <w:color w:val="0000EE"/>
-            <w:u w:val="single"/>
-          </w:rPr>
-          <w:t>Kej 17:10–14</w:t>
-        </w:r>
-      </w:hyperlink>
+      <w:r>
+        <w:rPr>
+          <w:lang w:val="id_ID" w:bidi="id_ID"/>
+        </w:rPr>
+        <w:t>Kej 17:10–14</w:t>
+      </w:r>
       <w:r>
         <w:rPr>
           <w:lang w:val="id_ID" w:bidi="id_ID"/>
         </w:rPr>
         <w:t xml:space="preserve">), tetapi orang yang menaruh kepercayaan kepada Kristus adalah mereka yang benar-benar disunat di dalam hati (lihat </w:t>
       </w:r>
-      <w:hyperlink r:id="rId157">
-        <w:r>
-          <w:rPr>
-            <w:lang w:val="id_ID" w:bidi="id_ID"/>
-          </w:rPr>
-          <w:rPr>
-            <w:color w:val="0000EE"/>
-            <w:u w:val="single"/>
-          </w:rPr>
-          <w:t>Rm. 2:28–29</w:t>
-        </w:r>
-      </w:hyperlink>
+      <w:r>
+        <w:rPr>
+          <w:lang w:val="id_ID" w:bidi="id_ID"/>
+        </w:rPr>
+        <w:t>Rm. 2:28–29</w:t>
+      </w:r>
       <w:r>
         <w:rPr>
           <w:lang w:val="id_ID" w:bidi="id_ID"/>
         </w:rPr>
         <w:t xml:space="preserve">; bandingkan </w:t>
       </w:r>
-      <w:hyperlink r:id="rId158">
-        <w:r>
-          <w:rPr>
-            <w:lang w:val="id_ID" w:bidi="id_ID"/>
-          </w:rPr>
-          <w:rPr>
-            <w:color w:val="0000EE"/>
-            <w:u w:val="single"/>
-          </w:rPr>
-          <w:t>Yer. 4:4</w:t>
-        </w:r>
-      </w:hyperlink>
-      <w:r>
-        <w:rPr>
-          <w:lang w:val="id_ID" w:bidi="id_ID"/>
-        </w:rPr>
-        <w:t xml:space="preserve">; </w:t>
-      </w:r>
-      <w:hyperlink r:id="rId159">
-        <w:r>
-          <w:rPr>
-            <w:lang w:val="id_ID" w:bidi="id_ID"/>
-          </w:rPr>
-          <w:rPr>
-            <w:color w:val="0000EE"/>
-            <w:u w:val="single"/>
-          </w:rPr>
-          <w:t>Ef. 2:11</w:t>
-        </w:r>
-      </w:hyperlink>
-      <w:r>
-        <w:rPr>
-          <w:lang w:val="id_ID" w:bidi="id_ID"/>
-        </w:rPr>
-        <w:t xml:space="preserve">; </w:t>
-      </w:r>
-      <w:hyperlink r:id="rId160">
-        <w:r>
-          <w:rPr>
-            <w:lang w:val="id_ID" w:bidi="id_ID"/>
-          </w:rPr>
-          <w:rPr>
-            <w:color w:val="0000EE"/>
-            <w:u w:val="single"/>
-          </w:rPr>
-          <w:t>Kol. 2:11–13</w:t>
-        </w:r>
-      </w:hyperlink>
+      <w:r>
+        <w:rPr>
+          <w:lang w:val="id_ID" w:bidi="id_ID"/>
+        </w:rPr>
+        <w:t>Yer. 4:4</w:t>
+      </w:r>
+      <w:r>
+        <w:rPr>
+          <w:lang w:val="id_ID" w:bidi="id_ID"/>
+        </w:rPr>
+        <w:t xml:space="preserve">; </w:t>
+      </w:r>
+      <w:r>
+        <w:rPr>
+          <w:lang w:val="id_ID" w:bidi="id_ID"/>
+        </w:rPr>
+        <w:t>Ef. 2:11</w:t>
+      </w:r>
+      <w:r>
+        <w:rPr>
+          <w:lang w:val="id_ID" w:bidi="id_ID"/>
+        </w:rPr>
+        <w:t xml:space="preserve">; </w:t>
+      </w:r>
+      <w:r>
+        <w:rPr>
+          <w:lang w:val="id_ID" w:bidi="id_ID"/>
+        </w:rPr>
+        <w:t>Kol. 2:11–13</w:t>
+      </w:r>
       <w:r>
         <w:rPr>
           <w:lang w:val="id_ID" w:bidi="id_ID"/>
@@ -5872,108 +4948,72 @@
         </w:rPr>
         <w:t xml:space="preserve">: Lihat </w:t>
       </w:r>
-      <w:hyperlink r:id="rId161">
-        <w:r>
-          <w:rPr>
-            <w:lang w:val="id_ID" w:bidi="id_ID"/>
-          </w:rPr>
-          <w:rPr>
-            <w:color w:val="0000EE"/>
-            <w:u w:val="single"/>
-          </w:rPr>
-          <w:t>Kej. 17:12</w:t>
-        </w:r>
-      </w:hyperlink>
-      <w:r>
-        <w:rPr>
-          <w:lang w:val="id_ID" w:bidi="id_ID"/>
-        </w:rPr>
-        <w:t xml:space="preserve">; </w:t>
-      </w:r>
-      <w:hyperlink r:id="rId162">
-        <w:r>
-          <w:rPr>
-            <w:lang w:val="id_ID" w:bidi="id_ID"/>
-          </w:rPr>
-          <w:rPr>
-            <w:color w:val="0000EE"/>
-            <w:u w:val="single"/>
-          </w:rPr>
-          <w:t>Im. 12:3</w:t>
-        </w:r>
-      </w:hyperlink>
-      <w:r>
-        <w:rPr>
-          <w:lang w:val="id_ID" w:bidi="id_ID"/>
-        </w:rPr>
-        <w:t xml:space="preserve">; </w:t>
-      </w:r>
-      <w:hyperlink r:id="rId163">
-        <w:r>
-          <w:rPr>
-            <w:lang w:val="id_ID" w:bidi="id_ID"/>
-          </w:rPr>
-          <w:rPr>
-            <w:color w:val="0000EE"/>
-            <w:u w:val="single"/>
-          </w:rPr>
-          <w:t>Luk. 1:59</w:t>
-        </w:r>
-      </w:hyperlink>
-      <w:r>
-        <w:rPr>
-          <w:lang w:val="id_ID" w:bidi="id_ID"/>
-        </w:rPr>
-        <w:t xml:space="preserve">; </w:t>
-      </w:r>
-      <w:hyperlink r:id="rId164">
-        <w:r>
-          <w:rPr>
-            <w:lang w:val="id_ID" w:bidi="id_ID"/>
-          </w:rPr>
-          <w:rPr>
-            <w:color w:val="0000EE"/>
-            <w:u w:val="single"/>
-          </w:rPr>
-          <w:t>2:21</w:t>
-        </w:r>
-      </w:hyperlink>
+      <w:r>
+        <w:rPr>
+          <w:lang w:val="id_ID" w:bidi="id_ID"/>
+        </w:rPr>
+        <w:t>Kej. 17:12</w:t>
+      </w:r>
+      <w:r>
+        <w:rPr>
+          <w:lang w:val="id_ID" w:bidi="id_ID"/>
+        </w:rPr>
+        <w:t xml:space="preserve">; </w:t>
+      </w:r>
+      <w:r>
+        <w:rPr>
+          <w:lang w:val="id_ID" w:bidi="id_ID"/>
+        </w:rPr>
+        <w:t>Im. 12:3</w:t>
+      </w:r>
+      <w:r>
+        <w:rPr>
+          <w:lang w:val="id_ID" w:bidi="id_ID"/>
+        </w:rPr>
+        <w:t xml:space="preserve">; </w:t>
+      </w:r>
+      <w:r>
+        <w:rPr>
+          <w:lang w:val="id_ID" w:bidi="id_ID"/>
+        </w:rPr>
+        <w:t>Luk. 1:59</w:t>
+      </w:r>
+      <w:r>
+        <w:rPr>
+          <w:lang w:val="id_ID" w:bidi="id_ID"/>
+        </w:rPr>
+        <w:t xml:space="preserve">; </w:t>
+      </w:r>
+      <w:r>
+        <w:rPr>
+          <w:lang w:val="id_ID" w:bidi="id_ID"/>
+        </w:rPr>
+        <w:t>2:21</w:t>
+      </w:r>
       <w:r>
         <w:rPr>
           <w:lang w:val="id_ID" w:bidi="id_ID"/>
         </w:rPr>
         <w:t xml:space="preserve">. • Paulus adalah seorang anggota Farisi, sekte Yahudi yang dikenal karena ketaatannya pada hukum Taurat (lihat </w:t>
       </w:r>
-      <w:hyperlink r:id="rId165">
-        <w:r>
-          <w:rPr>
-            <w:lang w:val="id_ID" w:bidi="id_ID"/>
-          </w:rPr>
-          <w:rPr>
-            <w:color w:val="0000EE"/>
-            <w:u w:val="single"/>
-          </w:rPr>
-          <w:t>Kisah. 23:6</w:t>
-        </w:r>
-      </w:hyperlink>
-      <w:r>
-        <w:rPr>
-          <w:lang w:val="id_ID" w:bidi="id_ID"/>
-        </w:rPr>
-        <w:t xml:space="preserve">; </w:t>
-      </w:r>
-      <w:hyperlink r:id="rId166">
-        <w:r>
-          <w:rPr>
-            <w:lang w:val="id_ID" w:bidi="id_ID"/>
-          </w:rPr>
-          <w:rPr>
-            <w:color w:val="0000EE"/>
-            <w:u w:val="single"/>
-          </w:rPr>
-          <w:t>26:5</w:t>
-        </w:r>
-      </w:hyperlink>
+      <w:r>
+        <w:rPr>
+          <w:lang w:val="id_ID" w:bidi="id_ID"/>
+        </w:rPr>
+        <w:t>Kisah. 23:6</w:t>
+      </w:r>
+      <w:r>
+        <w:rPr>
+          <w:lang w:val="id_ID" w:bidi="id_ID"/>
+        </w:rPr>
+        <w:t xml:space="preserve">; </w:t>
+      </w:r>
+      <w:r>
+        <w:rPr>
+          <w:lang w:val="id_ID" w:bidi="id_ID"/>
+        </w:rPr>
+        <w:t>26:5</w:t>
+      </w:r>
       <w:r>
         <w:rPr>
           <w:lang w:val="id_ID" w:bidi="id_ID"/>
@@ -6082,126 +5122,84 @@
         </w:rPr>
         <w:t xml:space="preserve">(lihat </w:t>
       </w:r>
-      <w:hyperlink r:id="rId167">
-        <w:r>
-          <w:rPr>
-            <w:lang w:val="id_ID" w:bidi="id_ID"/>
-          </w:rPr>
-          <w:rPr>
-            <w:color w:val="0000EE"/>
-            <w:u w:val="single"/>
-          </w:rPr>
-          <w:t>Kisah.l 8:1–3</w:t>
-        </w:r>
-      </w:hyperlink>
-      <w:r>
-        <w:rPr>
-          <w:lang w:val="id_ID" w:bidi="id_ID"/>
-        </w:rPr>
-        <w:t xml:space="preserve">; </w:t>
-      </w:r>
-      <w:hyperlink r:id="rId168">
-        <w:r>
-          <w:rPr>
-            <w:lang w:val="id_ID" w:bidi="id_ID"/>
-          </w:rPr>
-          <w:rPr>
-            <w:color w:val="0000EE"/>
-            <w:u w:val="single"/>
-          </w:rPr>
-          <w:t>9:1–2</w:t>
-        </w:r>
-      </w:hyperlink>
+      <w:r>
+        <w:rPr>
+          <w:lang w:val="id_ID" w:bidi="id_ID"/>
+        </w:rPr>
+        <w:t>Kisah.l 8:1–3</w:t>
+      </w:r>
+      <w:r>
+        <w:rPr>
+          <w:lang w:val="id_ID" w:bidi="id_ID"/>
+        </w:rPr>
+        <w:t xml:space="preserve">; </w:t>
+      </w:r>
+      <w:r>
+        <w:rPr>
+          <w:lang w:val="id_ID" w:bidi="id_ID"/>
+        </w:rPr>
+        <w:t>9:1–2</w:t>
+      </w:r>
       <w:r>
         <w:rPr>
           <w:lang w:val="id_ID" w:bidi="id_ID"/>
         </w:rPr>
         <w:t xml:space="preserve">, </w:t>
       </w:r>
-      <w:hyperlink r:id="rId169">
-        <w:r>
-          <w:rPr>
-            <w:lang w:val="id_ID" w:bidi="id_ID"/>
-          </w:rPr>
-          <w:rPr>
-            <w:color w:val="0000EE"/>
-            <w:u w:val="single"/>
-          </w:rPr>
-          <w:t>21</w:t>
-        </w:r>
-      </w:hyperlink>
-      <w:r>
-        <w:rPr>
-          <w:lang w:val="id_ID" w:bidi="id_ID"/>
-        </w:rPr>
-        <w:t xml:space="preserve">; </w:t>
-      </w:r>
-      <w:hyperlink r:id="rId170">
-        <w:r>
-          <w:rPr>
-            <w:lang w:val="id_ID" w:bidi="id_ID"/>
-          </w:rPr>
-          <w:rPr>
-            <w:color w:val="0000EE"/>
-            <w:u w:val="single"/>
-          </w:rPr>
-          <w:t>Gal. 1:13</w:t>
-        </w:r>
-      </w:hyperlink>
+      <w:r>
+        <w:rPr>
+          <w:lang w:val="id_ID" w:bidi="id_ID"/>
+        </w:rPr>
+        <w:t>21</w:t>
+      </w:r>
+      <w:r>
+        <w:rPr>
+          <w:lang w:val="id_ID" w:bidi="id_ID"/>
+        </w:rPr>
+        <w:t xml:space="preserve">; </w:t>
+      </w:r>
+      <w:r>
+        <w:rPr>
+          <w:lang w:val="id_ID" w:bidi="id_ID"/>
+        </w:rPr>
+        <w:t>Gal. 1:13</w:t>
+      </w:r>
       <w:r>
         <w:rPr>
           <w:lang w:val="id_ID" w:bidi="id_ID"/>
         </w:rPr>
         <w:t xml:space="preserve">): Tindakan-tindakannya menunjukkan semangatnya yang besar terhadap Yudaisme, di mana Kabar Baik tentang Yesus dipandang sebagai ancaman. • Kebenaran Paulus, sebagaimana dinilai oleh standar manusia, merupakan indikasi lain dari semangatnya untuk hukum Taurat (lihat juga </w:t>
       </w:r>
-      <w:hyperlink r:id="rId171">
-        <w:r>
-          <w:rPr>
-            <w:lang w:val="id_ID" w:bidi="id_ID"/>
-          </w:rPr>
-          <w:rPr>
-            <w:color w:val="0000EE"/>
-            <w:u w:val="single"/>
-          </w:rPr>
-          <w:t>Gal. 1:14</w:t>
-        </w:r>
-      </w:hyperlink>
+      <w:r>
+        <w:rPr>
+          <w:lang w:val="id_ID" w:bidi="id_ID"/>
+        </w:rPr>
+        <w:t>Gal. 1:14</w:t>
+      </w:r>
       <w:r>
         <w:rPr>
           <w:lang w:val="id_ID" w:bidi="id_ID"/>
         </w:rPr>
         <w:t xml:space="preserve">; untuk pandangan Kristen Paulus di kemudian hari, lihat </w:t>
       </w:r>
-      <w:hyperlink r:id="rId172">
-        <w:r>
-          <w:rPr>
-            <w:lang w:val="id_ID" w:bidi="id_ID"/>
-          </w:rPr>
-          <w:rPr>
-            <w:color w:val="0000EE"/>
-            <w:u w:val="single"/>
-          </w:rPr>
-          <w:t>Rm. 3:23</w:t>
-        </w:r>
-      </w:hyperlink>
-      <w:r>
-        <w:rPr>
-          <w:lang w:val="id_ID" w:bidi="id_ID"/>
-        </w:rPr>
-        <w:t xml:space="preserve">; </w:t>
-      </w:r>
-      <w:hyperlink r:id="rId173">
-        <w:r>
-          <w:rPr>
-            <w:lang w:val="id_ID" w:bidi="id_ID"/>
-          </w:rPr>
-          <w:rPr>
-            <w:color w:val="0000EE"/>
-            <w:u w:val="single"/>
-          </w:rPr>
-          <w:t>7:14–25</w:t>
-        </w:r>
-      </w:hyperlink>
+      <w:r>
+        <w:rPr>
+          <w:lang w:val="id_ID" w:bidi="id_ID"/>
+        </w:rPr>
+        <w:t>Rm. 3:23</w:t>
+      </w:r>
+      <w:r>
+        <w:rPr>
+          <w:lang w:val="id_ID" w:bidi="id_ID"/>
+        </w:rPr>
+        <w:t xml:space="preserve">; </w:t>
+      </w:r>
+      <w:r>
+        <w:rPr>
+          <w:lang w:val="id_ID" w:bidi="id_ID"/>
+        </w:rPr>
+        <w:t>7:14–25</w:t>
+      </w:r>
       <w:r>
         <w:rPr>
           <w:lang w:val="id_ID" w:bidi="id_ID"/>
@@ -6256,90 +5254,60 @@
         </w:rPr>
         <w:t>Sebagai seorang Kristen, Paulus sekarang menganggap hal-hal ini (</w:t>
       </w:r>
-      <w:hyperlink r:id="rId174">
-        <w:r>
-          <w:rPr>
-            <w:lang w:val="id_ID" w:bidi="id_ID"/>
-          </w:rPr>
-          <w:rPr>
-            <w:color w:val="0000EE"/>
-            <w:u w:val="single"/>
-          </w:rPr>
-          <w:t>3:5–6</w:t>
-        </w:r>
-      </w:hyperlink>
+      <w:r>
+        <w:rPr>
+          <w:lang w:val="id_ID" w:bidi="id_ID"/>
+        </w:rPr>
+        <w:t>3:5–6</w:t>
+      </w:r>
       <w:r>
         <w:rPr>
           <w:lang w:val="id_ID" w:bidi="id_ID"/>
         </w:rPr>
         <w:t xml:space="preserve">) tidak ada artinya karena apa yang telah dilakukan oleh Kristus: Hubungan orang percaya dengan Allah ditentukan oleh pengenalan akan Kristus (bdk. </w:t>
       </w:r>
-      <w:hyperlink r:id="rId175">
-        <w:r>
-          <w:rPr>
-            <w:lang w:val="id_ID" w:bidi="id_ID"/>
-          </w:rPr>
-          <w:rPr>
-            <w:color w:val="0000EE"/>
-            <w:u w:val="single"/>
-          </w:rPr>
-          <w:t>3:10</w:t>
-        </w:r>
-      </w:hyperlink>
-      <w:r>
-        <w:rPr>
-          <w:lang w:val="id_ID" w:bidi="id_ID"/>
-        </w:rPr>
-        <w:t xml:space="preserve">; </w:t>
-      </w:r>
-      <w:hyperlink r:id="rId176">
-        <w:r>
-          <w:rPr>
-            <w:lang w:val="id_ID" w:bidi="id_ID"/>
-          </w:rPr>
-          <w:rPr>
-            <w:color w:val="0000EE"/>
-            <w:u w:val="single"/>
-          </w:rPr>
-          <w:t>Yoh. 17:3</w:t>
-        </w:r>
-      </w:hyperlink>
+      <w:r>
+        <w:rPr>
+          <w:lang w:val="id_ID" w:bidi="id_ID"/>
+        </w:rPr>
+        <w:t>3:10</w:t>
+      </w:r>
+      <w:r>
+        <w:rPr>
+          <w:lang w:val="id_ID" w:bidi="id_ID"/>
+        </w:rPr>
+        <w:t xml:space="preserve">; </w:t>
+      </w:r>
+      <w:r>
+        <w:rPr>
+          <w:lang w:val="id_ID" w:bidi="id_ID"/>
+        </w:rPr>
+        <w:t>Yoh. 17:3</w:t>
+      </w:r>
       <w:r>
         <w:rPr>
           <w:lang w:val="id_ID" w:bidi="id_ID"/>
         </w:rPr>
         <w:t xml:space="preserve">) dan tidak ada yang lain. Satu-satunya hal yang penting adalah memperoleh Kristus, dan dengan demikian menerima anugerah keselamatan kekal (bdk. </w:t>
       </w:r>
-      <w:hyperlink r:id="rId82">
-        <w:r>
-          <w:rPr>
-            <w:lang w:val="id_ID" w:bidi="id_ID"/>
-          </w:rPr>
-          <w:rPr>
-            <w:color w:val="0000EE"/>
-            <w:u w:val="single"/>
-          </w:rPr>
-          <w:t>Yoh. 3:16</w:t>
-        </w:r>
-      </w:hyperlink>
-      <w:r>
-        <w:rPr>
-          <w:lang w:val="id_ID" w:bidi="id_ID"/>
-        </w:rPr>
-        <w:t xml:space="preserve">; </w:t>
-      </w:r>
-      <w:hyperlink r:id="rId177">
-        <w:r>
-          <w:rPr>
-            <w:lang w:val="id_ID" w:bidi="id_ID"/>
-          </w:rPr>
-          <w:rPr>
-            <w:color w:val="0000EE"/>
-            <w:u w:val="single"/>
-          </w:rPr>
-          <w:t>1Yoh. 5:11–13</w:t>
-        </w:r>
-      </w:hyperlink>
+      <w:r>
+        <w:rPr>
+          <w:lang w:val="id_ID" w:bidi="id_ID"/>
+        </w:rPr>
+        <w:t>Yoh. 3:16</w:t>
+      </w:r>
+      <w:r>
+        <w:rPr>
+          <w:lang w:val="id_ID" w:bidi="id_ID"/>
+        </w:rPr>
+        <w:t xml:space="preserve">; </w:t>
+      </w:r>
+      <w:r>
+        <w:rPr>
+          <w:lang w:val="id_ID" w:bidi="id_ID"/>
+        </w:rPr>
+        <w:t>1Yoh. 5:11–13</w:t>
+      </w:r>
       <w:r>
         <w:rPr>
           <w:lang w:val="id_ID" w:bidi="id_ID"/>
@@ -6407,126 +5375,84 @@
         </w:rPr>
         <w:t>Di sini Paulus merangkum kontras antara pemahamannya tentang keselamatan dan pemahaman para penentangnya (</w:t>
       </w:r>
-      <w:hyperlink r:id="rId178">
-        <w:r>
-          <w:rPr>
-            <w:lang w:val="id_ID" w:bidi="id_ID"/>
-          </w:rPr>
-          <w:rPr>
-            <w:color w:val="0000EE"/>
-            <w:u w:val="single"/>
-          </w:rPr>
-          <w:t>3:2</w:t>
-        </w:r>
-      </w:hyperlink>
+      <w:r>
+        <w:rPr>
+          <w:lang w:val="id_ID" w:bidi="id_ID"/>
+        </w:rPr>
+        <w:t>3:2</w:t>
+      </w:r>
       <w:r>
         <w:rPr>
           <w:lang w:val="id_ID" w:bidi="id_ID"/>
         </w:rPr>
         <w:t xml:space="preserve">). • Orang-orang percaya menjadi satu dengan Kristus dengan mempercayai Dia untuk keselamatan dan berbagi kehidupan-Nya (bdk. </w:t>
       </w:r>
-      <w:hyperlink r:id="rId179">
-        <w:r>
-          <w:rPr>
-            <w:lang w:val="id_ID" w:bidi="id_ID"/>
-          </w:rPr>
-          <w:rPr>
-            <w:color w:val="0000EE"/>
-            <w:u w:val="single"/>
-          </w:rPr>
-          <w:t>Yoh. 15:1–5</w:t>
-        </w:r>
-      </w:hyperlink>
+      <w:r>
+        <w:rPr>
+          <w:lang w:val="id_ID" w:bidi="id_ID"/>
+        </w:rPr>
+        <w:t>Yoh. 15:1–5</w:t>
+      </w:r>
       <w:r>
         <w:rPr>
           <w:lang w:val="id_ID" w:bidi="id_ID"/>
         </w:rPr>
         <w:t xml:space="preserve">). • Kita menjadi benar, bukan karena melakukan hukum Musa, tetapi karena iman kepada Kristus. Ini adalah cara Allah untuk membuat kita benar di hadapan-Nya: Keselamatan tidak dapat diusahakan, tetapi hanya diterima sebagai anugerah yang cuma-cuma (lihat </w:t>
       </w:r>
-      <w:hyperlink r:id="rId180">
-        <w:r>
-          <w:rPr>
-            <w:lang w:val="id_ID" w:bidi="id_ID"/>
-          </w:rPr>
-          <w:rPr>
-            <w:color w:val="0000EE"/>
-            <w:u w:val="single"/>
-          </w:rPr>
-          <w:t>Rm. 1:17</w:t>
-        </w:r>
-      </w:hyperlink>
-      <w:r>
-        <w:rPr>
-          <w:lang w:val="id_ID" w:bidi="id_ID"/>
-        </w:rPr>
-        <w:t xml:space="preserve">; </w:t>
-      </w:r>
-      <w:hyperlink r:id="rId181">
-        <w:r>
-          <w:rPr>
-            <w:lang w:val="id_ID" w:bidi="id_ID"/>
-          </w:rPr>
-          <w:rPr>
-            <w:color w:val="0000EE"/>
-            <w:u w:val="single"/>
-          </w:rPr>
-          <w:t>3:21–26</w:t>
-        </w:r>
-      </w:hyperlink>
-      <w:r>
-        <w:rPr>
-          <w:lang w:val="id_ID" w:bidi="id_ID"/>
-        </w:rPr>
-        <w:t xml:space="preserve">; </w:t>
-      </w:r>
-      <w:hyperlink r:id="rId182">
-        <w:r>
-          <w:rPr>
-            <w:lang w:val="id_ID" w:bidi="id_ID"/>
-          </w:rPr>
-          <w:rPr>
-            <w:color w:val="0000EE"/>
-            <w:u w:val="single"/>
-          </w:rPr>
-          <w:t>4:5–8</w:t>
-        </w:r>
-      </w:hyperlink>
-      <w:r>
-        <w:rPr>
-          <w:lang w:val="id_ID" w:bidi="id_ID"/>
-        </w:rPr>
-        <w:t xml:space="preserve">; </w:t>
-      </w:r>
-      <w:hyperlink r:id="rId183">
-        <w:r>
-          <w:rPr>
-            <w:lang w:val="id_ID" w:bidi="id_ID"/>
-          </w:rPr>
-          <w:rPr>
-            <w:color w:val="0000EE"/>
-            <w:u w:val="single"/>
-          </w:rPr>
-          <w:t>Gal. 2:16</w:t>
-        </w:r>
-      </w:hyperlink>
-      <w:r>
-        <w:rPr>
-          <w:lang w:val="id_ID" w:bidi="id_ID"/>
-        </w:rPr>
-        <w:t xml:space="preserve">; </w:t>
-      </w:r>
-      <w:hyperlink r:id="rId184">
-        <w:r>
-          <w:rPr>
-            <w:lang w:val="id_ID" w:bidi="id_ID"/>
-          </w:rPr>
-          <w:rPr>
-            <w:color w:val="0000EE"/>
-            <w:u w:val="single"/>
-          </w:rPr>
-          <w:t>Ef. 2:8–9</w:t>
-        </w:r>
-      </w:hyperlink>
+      <w:r>
+        <w:rPr>
+          <w:lang w:val="id_ID" w:bidi="id_ID"/>
+        </w:rPr>
+        <w:t>Rm. 1:17</w:t>
+      </w:r>
+      <w:r>
+        <w:rPr>
+          <w:lang w:val="id_ID" w:bidi="id_ID"/>
+        </w:rPr>
+        <w:t xml:space="preserve">; </w:t>
+      </w:r>
+      <w:r>
+        <w:rPr>
+          <w:lang w:val="id_ID" w:bidi="id_ID"/>
+        </w:rPr>
+        <w:t>3:21–26</w:t>
+      </w:r>
+      <w:r>
+        <w:rPr>
+          <w:lang w:val="id_ID" w:bidi="id_ID"/>
+        </w:rPr>
+        <w:t xml:space="preserve">; </w:t>
+      </w:r>
+      <w:r>
+        <w:rPr>
+          <w:lang w:val="id_ID" w:bidi="id_ID"/>
+        </w:rPr>
+        <w:t>4:5–8</w:t>
+      </w:r>
+      <w:r>
+        <w:rPr>
+          <w:lang w:val="id_ID" w:bidi="id_ID"/>
+        </w:rPr>
+        <w:t xml:space="preserve">; </w:t>
+      </w:r>
+      <w:r>
+        <w:rPr>
+          <w:lang w:val="id_ID" w:bidi="id_ID"/>
+        </w:rPr>
+        <w:t>Gal. 2:16</w:t>
+      </w:r>
+      <w:r>
+        <w:rPr>
+          <w:lang w:val="id_ID" w:bidi="id_ID"/>
+        </w:rPr>
+        <w:t xml:space="preserve">; </w:t>
+      </w:r>
+      <w:r>
+        <w:rPr>
+          <w:lang w:val="id_ID" w:bidi="id_ID"/>
+        </w:rPr>
+        <w:t>Ef. 2:8–9</w:t>
+      </w:r>
       <w:r>
         <w:rPr>
           <w:lang w:val="id_ID" w:bidi="id_ID"/>
@@ -6581,180 +5507,120 @@
         </w:rPr>
         <w:t xml:space="preserve">mengenal Kristus: Dengan mengenal Dia, seseorang mengenal dan diterima oleh Allah (bdk. </w:t>
       </w:r>
-      <w:hyperlink r:id="rId185">
-        <w:r>
-          <w:rPr>
-            <w:lang w:val="id_ID" w:bidi="id_ID"/>
-          </w:rPr>
-          <w:rPr>
-            <w:color w:val="0000EE"/>
-            <w:u w:val="single"/>
-          </w:rPr>
-          <w:t>3:7–8</w:t>
-        </w:r>
-      </w:hyperlink>
-      <w:r>
-        <w:rPr>
-          <w:lang w:val="id_ID" w:bidi="id_ID"/>
-        </w:rPr>
-        <w:t xml:space="preserve">; </w:t>
-      </w:r>
-      <w:hyperlink r:id="rId186">
-        <w:r>
-          <w:rPr>
-            <w:lang w:val="id_ID" w:bidi="id_ID"/>
-          </w:rPr>
-          <w:rPr>
-            <w:color w:val="0000EE"/>
-            <w:u w:val="single"/>
-          </w:rPr>
-          <w:t>Yoh. 1:12–13</w:t>
-        </w:r>
-      </w:hyperlink>
-      <w:r>
-        <w:rPr>
-          <w:lang w:val="id_ID" w:bidi="id_ID"/>
-        </w:rPr>
-        <w:t xml:space="preserve">; </w:t>
-      </w:r>
-      <w:hyperlink r:id="rId176">
-        <w:r>
-          <w:rPr>
-            <w:lang w:val="id_ID" w:bidi="id_ID"/>
-          </w:rPr>
-          <w:rPr>
-            <w:color w:val="0000EE"/>
-            <w:u w:val="single"/>
-          </w:rPr>
-          <w:t>17:3</w:t>
-        </w:r>
-      </w:hyperlink>
+      <w:r>
+        <w:rPr>
+          <w:lang w:val="id_ID" w:bidi="id_ID"/>
+        </w:rPr>
+        <w:t>3:7–8</w:t>
+      </w:r>
+      <w:r>
+        <w:rPr>
+          <w:lang w:val="id_ID" w:bidi="id_ID"/>
+        </w:rPr>
+        <w:t xml:space="preserve">; </w:t>
+      </w:r>
+      <w:r>
+        <w:rPr>
+          <w:lang w:val="id_ID" w:bidi="id_ID"/>
+        </w:rPr>
+        <w:t>Yoh. 1:12–13</w:t>
+      </w:r>
+      <w:r>
+        <w:rPr>
+          <w:lang w:val="id_ID" w:bidi="id_ID"/>
+        </w:rPr>
+        <w:t xml:space="preserve">; </w:t>
+      </w:r>
+      <w:r>
+        <w:rPr>
+          <w:lang w:val="id_ID" w:bidi="id_ID"/>
+        </w:rPr>
+        <w:t>17:3</w:t>
+      </w:r>
       <w:r>
         <w:rPr>
           <w:lang w:val="id_ID" w:bidi="id_ID"/>
         </w:rPr>
         <w:t xml:space="preserve">). • Orang-orang percaya mengalami kuasa yang dahsyat yang membangkitkan Dia dari antara orang mati, baik di masa kini maupun di masa kekekalan (lihat </w:t>
       </w:r>
-      <w:hyperlink r:id="rId187">
-        <w:r>
-          <w:rPr>
-            <w:lang w:val="id_ID" w:bidi="id_ID"/>
-          </w:rPr>
-          <w:rPr>
-            <w:color w:val="0000EE"/>
-            <w:u w:val="single"/>
-          </w:rPr>
-          <w:t>Rm. 6:4–14</w:t>
-        </w:r>
-      </w:hyperlink>
-      <w:r>
-        <w:rPr>
-          <w:lang w:val="id_ID" w:bidi="id_ID"/>
-        </w:rPr>
-        <w:t xml:space="preserve">; </w:t>
-      </w:r>
-      <w:hyperlink r:id="rId188">
-        <w:r>
-          <w:rPr>
-            <w:lang w:val="id_ID" w:bidi="id_ID"/>
-          </w:rPr>
-          <w:rPr>
-            <w:color w:val="0000EE"/>
-            <w:u w:val="single"/>
-          </w:rPr>
-          <w:t>8:10–11</w:t>
-        </w:r>
-      </w:hyperlink>
-      <w:r>
-        <w:rPr>
-          <w:lang w:val="id_ID" w:bidi="id_ID"/>
-        </w:rPr>
-        <w:t xml:space="preserve">; </w:t>
-      </w:r>
-      <w:hyperlink r:id="rId189">
-        <w:r>
-          <w:rPr>
-            <w:lang w:val="id_ID" w:bidi="id_ID"/>
-          </w:rPr>
-          <w:rPr>
-            <w:color w:val="0000EE"/>
-            <w:u w:val="single"/>
-          </w:rPr>
-          <w:t>Kol. 3:1–4</w:t>
-        </w:r>
-      </w:hyperlink>
+      <w:r>
+        <w:rPr>
+          <w:lang w:val="id_ID" w:bidi="id_ID"/>
+        </w:rPr>
+        <w:t>Rm. 6:4–14</w:t>
+      </w:r>
+      <w:r>
+        <w:rPr>
+          <w:lang w:val="id_ID" w:bidi="id_ID"/>
+        </w:rPr>
+        <w:t xml:space="preserve">; </w:t>
+      </w:r>
+      <w:r>
+        <w:rPr>
+          <w:lang w:val="id_ID" w:bidi="id_ID"/>
+        </w:rPr>
+        <w:t>8:10–11</w:t>
+      </w:r>
+      <w:r>
+        <w:rPr>
+          <w:lang w:val="id_ID" w:bidi="id_ID"/>
+        </w:rPr>
+        <w:t xml:space="preserve">; </w:t>
+      </w:r>
+      <w:r>
+        <w:rPr>
+          <w:lang w:val="id_ID" w:bidi="id_ID"/>
+        </w:rPr>
+        <w:t>Kol. 3:1–4</w:t>
+      </w:r>
       <w:r>
         <w:rPr>
           <w:lang w:val="id_ID" w:bidi="id_ID"/>
         </w:rPr>
         <w:t xml:space="preserve">). • untuk menderita bersama-Nya, mengambil bagian dalam kematian-Nya: Dengan bergabung bersama Kristus, orang percaya memiliki hak istimewa untuk mengalami kehidupan dan kematian-Nya (lihat </w:t>
       </w:r>
-      <w:hyperlink r:id="rId32">
-        <w:r>
-          <w:rPr>
-            <w:lang w:val="id_ID" w:bidi="id_ID"/>
-          </w:rPr>
-          <w:rPr>
-            <w:color w:val="0000EE"/>
-            <w:u w:val="single"/>
-          </w:rPr>
-          <w:t>Flp. 1:29</w:t>
-        </w:r>
-      </w:hyperlink>
-      <w:r>
-        <w:rPr>
-          <w:lang w:val="id_ID" w:bidi="id_ID"/>
-        </w:rPr>
-        <w:t xml:space="preserve">; </w:t>
-      </w:r>
-      <w:hyperlink r:id="rId190">
-        <w:r>
-          <w:rPr>
-            <w:lang w:val="id_ID" w:bidi="id_ID"/>
-          </w:rPr>
-          <w:rPr>
-            <w:color w:val="0000EE"/>
-            <w:u w:val="single"/>
-          </w:rPr>
-          <w:t>2Kor. 4:10–12</w:t>
-        </w:r>
-      </w:hyperlink>
-      <w:r>
-        <w:rPr>
-          <w:lang w:val="id_ID" w:bidi="id_ID"/>
-        </w:rPr>
-        <w:t xml:space="preserve">; </w:t>
-      </w:r>
-      <w:hyperlink r:id="rId191">
-        <w:r>
-          <w:rPr>
-            <w:lang w:val="id_ID" w:bidi="id_ID"/>
-          </w:rPr>
-          <w:rPr>
-            <w:color w:val="0000EE"/>
-            <w:u w:val="single"/>
-          </w:rPr>
-          <w:t>Kol. 1:24</w:t>
-        </w:r>
-      </w:hyperlink>
-      <w:r>
-        <w:rPr>
-          <w:lang w:val="id_ID" w:bidi="id_ID"/>
-        </w:rPr>
-        <w:t xml:space="preserve">; </w:t>
-      </w:r>
-      <w:hyperlink r:id="rId192">
-        <w:r>
-          <w:rPr>
-            <w:lang w:val="id_ID" w:bidi="id_ID"/>
-          </w:rPr>
-          <w:rPr>
-            <w:color w:val="0000EE"/>
-            <w:u w:val="single"/>
-          </w:rPr>
-          <w:t>1.Ptr 4:13–16</w:t>
-        </w:r>
-      </w:hyperlink>
+      <w:r>
+        <w:rPr>
+          <w:lang w:val="id_ID" w:bidi="id_ID"/>
+        </w:rPr>
+        <w:t>Flp. 1:29</w:t>
+      </w:r>
+      <w:r>
+        <w:rPr>
+          <w:lang w:val="id_ID" w:bidi="id_ID"/>
+        </w:rPr>
+        <w:t xml:space="preserve">; </w:t>
+      </w:r>
+      <w:r>
+        <w:rPr>
+          <w:lang w:val="id_ID" w:bidi="id_ID"/>
+        </w:rPr>
+        <w:t>2Kor. 4:10–12</w:t>
+      </w:r>
+      <w:r>
+        <w:rPr>
+          <w:lang w:val="id_ID" w:bidi="id_ID"/>
+        </w:rPr>
+        <w:t xml:space="preserve">; </w:t>
+      </w:r>
+      <w:r>
+        <w:rPr>
+          <w:lang w:val="id_ID" w:bidi="id_ID"/>
+        </w:rPr>
+        <w:t>Kol. 1:24</w:t>
+      </w:r>
+      <w:r>
+        <w:rPr>
+          <w:lang w:val="id_ID" w:bidi="id_ID"/>
+        </w:rPr>
+        <w:t xml:space="preserve">; </w:t>
+      </w:r>
+      <w:r>
+        <w:rPr>
+          <w:lang w:val="id_ID" w:bidi="id_ID"/>
+        </w:rPr>
+        <w:t>1.Ptr 4:13–16</w:t>
+      </w:r>
       <w:r>
         <w:rPr>
           <w:lang w:val="id_ID" w:bidi="id_ID"/>
@@ -6809,54 +5675,36 @@
         </w:rPr>
         <w:t xml:space="preserve">Mengalami kebangkitan dari antara orang mati berarti diselamatkan dari penghakiman dan menerima hidup yang kekal (lihat </w:t>
       </w:r>
-      <w:hyperlink r:id="rId193">
-        <w:r>
-          <w:rPr>
-            <w:lang w:val="id_ID" w:bidi="id_ID"/>
-          </w:rPr>
-          <w:rPr>
-            <w:color w:val="0000EE"/>
-            <w:u w:val="single"/>
-          </w:rPr>
-          <w:t>Why. 20:4–6</w:t>
-        </w:r>
-      </w:hyperlink>
+      <w:r>
+        <w:rPr>
+          <w:lang w:val="id_ID" w:bidi="id_ID"/>
+        </w:rPr>
+        <w:t>Why. 20:4–6</w:t>
+      </w:r>
       <w:r>
         <w:rPr>
           <w:lang w:val="id_ID" w:bidi="id_ID"/>
         </w:rPr>
         <w:t>). Paulus sadar akan kekudusan Allah dan kerasnya penghakiman terakhir (</w:t>
       </w:r>
-      <w:hyperlink r:id="rId194">
-        <w:r>
-          <w:rPr>
-            <w:lang w:val="id_ID" w:bidi="id_ID"/>
-          </w:rPr>
-          <w:rPr>
-            <w:color w:val="0000EE"/>
-            <w:u w:val="single"/>
-          </w:rPr>
-          <w:t>Why. 20:11–15</w:t>
-        </w:r>
-      </w:hyperlink>
+      <w:r>
+        <w:rPr>
+          <w:lang w:val="id_ID" w:bidi="id_ID"/>
+        </w:rPr>
+        <w:t>Why. 20:11–15</w:t>
+      </w:r>
       <w:r>
         <w:rPr>
           <w:lang w:val="id_ID" w:bidi="id_ID"/>
         </w:rPr>
         <w:t xml:space="preserve">); ia tahu bahwa ia harus bertekun dalam pengejarannya akan Kristus dan keselamatan (bdk. </w:t>
       </w:r>
-      <w:hyperlink r:id="rId195">
-        <w:r>
-          <w:rPr>
-            <w:lang w:val="id_ID" w:bidi="id_ID"/>
-          </w:rPr>
-          <w:rPr>
-            <w:color w:val="0000EE"/>
-            <w:u w:val="single"/>
-          </w:rPr>
-          <w:t>Gal. 5:5</w:t>
-        </w:r>
-      </w:hyperlink>
+      <w:r>
+        <w:rPr>
+          <w:lang w:val="id_ID" w:bidi="id_ID"/>
+        </w:rPr>
+        <w:t>Gal. 5:5</w:t>
+      </w:r>
       <w:r>
         <w:rPr>
           <w:lang w:val="id_ID" w:bidi="id_ID"/>
@@ -7019,72 +5867,48 @@
         </w:rPr>
         <w:t xml:space="preserve">Mereka yang dewasa secara rohani (bdk. </w:t>
       </w:r>
-      <w:hyperlink r:id="rId196">
-        <w:r>
-          <w:rPr>
-            <w:lang w:val="id_ID" w:bidi="id_ID"/>
-          </w:rPr>
-          <w:rPr>
-            <w:color w:val="0000EE"/>
-            <w:u w:val="single"/>
-          </w:rPr>
-          <w:t>1Kor. 2:6</w:t>
-        </w:r>
-      </w:hyperlink>
-      <w:r>
-        <w:rPr>
-          <w:lang w:val="id_ID" w:bidi="id_ID"/>
-        </w:rPr>
-        <w:t xml:space="preserve">; </w:t>
-      </w:r>
-      <w:hyperlink r:id="rId197">
-        <w:r>
-          <w:rPr>
-            <w:lang w:val="id_ID" w:bidi="id_ID"/>
-          </w:rPr>
-          <w:rPr>
-            <w:color w:val="0000EE"/>
-            <w:u w:val="single"/>
-          </w:rPr>
-          <w:t>3:1</w:t>
-        </w:r>
-      </w:hyperlink>
+      <w:r>
+        <w:rPr>
+          <w:lang w:val="id_ID" w:bidi="id_ID"/>
+        </w:rPr>
+        <w:t>1Kor. 2:6</w:t>
+      </w:r>
+      <w:r>
+        <w:rPr>
+          <w:lang w:val="id_ID" w:bidi="id_ID"/>
+        </w:rPr>
+        <w:t xml:space="preserve">; </w:t>
+      </w:r>
+      <w:r>
+        <w:rPr>
+          <w:lang w:val="id_ID" w:bidi="id_ID"/>
+        </w:rPr>
+        <w:t>3:1</w:t>
+      </w:r>
       <w:r>
         <w:rPr>
           <w:lang w:val="id_ID" w:bidi="id_ID"/>
         </w:rPr>
         <w:t>) akan memiliki perspektif yang sama dengan Paulus bahwa hal-hal yang kekal adalah yang terpenting dalam hidup (</w:t>
       </w:r>
-      <w:hyperlink r:id="rId122">
-        <w:r>
-          <w:rPr>
-            <w:lang w:val="id_ID" w:bidi="id_ID"/>
-          </w:rPr>
-          <w:rPr>
-            <w:color w:val="0000EE"/>
-            <w:u w:val="single"/>
-          </w:rPr>
-          <w:t>Flp. 3:12–14</w:t>
-        </w:r>
-      </w:hyperlink>
+      <w:r>
+        <w:rPr>
+          <w:lang w:val="id_ID" w:bidi="id_ID"/>
+        </w:rPr>
+        <w:t>Flp. 3:12–14</w:t>
+      </w:r>
       <w:r>
         <w:rPr>
           <w:lang w:val="id_ID" w:bidi="id_ID"/>
         </w:rPr>
         <w:t xml:space="preserve">; bdk. </w:t>
       </w:r>
-      <w:hyperlink r:id="rId198">
-        <w:r>
-          <w:rPr>
-            <w:lang w:val="id_ID" w:bidi="id_ID"/>
-          </w:rPr>
-          <w:rPr>
-            <w:color w:val="0000EE"/>
-            <w:u w:val="single"/>
-          </w:rPr>
-          <w:t>2Kor. 4:16–18</w:t>
-        </w:r>
-      </w:hyperlink>
+      <w:r>
+        <w:rPr>
+          <w:lang w:val="id_ID" w:bidi="id_ID"/>
+        </w:rPr>
+        <w:t>2Kor. 4:16–18</w:t>
+      </w:r>
       <w:r>
         <w:rPr>
           <w:lang w:val="id_ID" w:bidi="id_ID"/>
@@ -7199,126 +6023,84 @@
         </w:rPr>
         <w:t>: Paulus dengan sangat serius mengejar Kristus dan menjalani kehidupan yang telah Allah panggil untuk dia lakukan (</w:t>
       </w:r>
-      <w:hyperlink r:id="rId199">
-        <w:r>
-          <w:rPr>
-            <w:lang w:val="id_ID" w:bidi="id_ID"/>
-          </w:rPr>
-          <w:rPr>
-            <w:color w:val="0000EE"/>
-            <w:u w:val="single"/>
-          </w:rPr>
-          <w:t>3:7–14</w:t>
-        </w:r>
-      </w:hyperlink>
-      <w:r>
-        <w:rPr>
-          <w:lang w:val="id_ID" w:bidi="id_ID"/>
-        </w:rPr>
-        <w:t xml:space="preserve">; </w:t>
-      </w:r>
-      <w:hyperlink r:id="rId200">
-        <w:r>
-          <w:rPr>
-            <w:lang w:val="id_ID" w:bidi="id_ID"/>
-          </w:rPr>
-          <w:rPr>
-            <w:color w:val="0000EE"/>
-            <w:u w:val="single"/>
-          </w:rPr>
-          <w:t>4:9</w:t>
-        </w:r>
-      </w:hyperlink>
-      <w:r>
-        <w:rPr>
-          <w:lang w:val="id_ID" w:bidi="id_ID"/>
-        </w:rPr>
-        <w:t xml:space="preserve">; </w:t>
-      </w:r>
-      <w:hyperlink r:id="rId201">
-        <w:r>
-          <w:rPr>
-            <w:lang w:val="id_ID" w:bidi="id_ID"/>
-          </w:rPr>
-          <w:rPr>
-            <w:color w:val="0000EE"/>
-            <w:u w:val="single"/>
-          </w:rPr>
-          <w:t>1Kor. 4:6</w:t>
-        </w:r>
-      </w:hyperlink>
+      <w:r>
+        <w:rPr>
+          <w:lang w:val="id_ID" w:bidi="id_ID"/>
+        </w:rPr>
+        <w:t>3:7–14</w:t>
+      </w:r>
+      <w:r>
+        <w:rPr>
+          <w:lang w:val="id_ID" w:bidi="id_ID"/>
+        </w:rPr>
+        <w:t xml:space="preserve">; </w:t>
+      </w:r>
+      <w:r>
+        <w:rPr>
+          <w:lang w:val="id_ID" w:bidi="id_ID"/>
+        </w:rPr>
+        <w:t>4:9</w:t>
+      </w:r>
+      <w:r>
+        <w:rPr>
+          <w:lang w:val="id_ID" w:bidi="id_ID"/>
+        </w:rPr>
+        <w:t xml:space="preserve">; </w:t>
+      </w:r>
+      <w:r>
+        <w:rPr>
+          <w:lang w:val="id_ID" w:bidi="id_ID"/>
+        </w:rPr>
+        <w:t>1Kor. 4:6</w:t>
+      </w:r>
       <w:r>
         <w:rPr>
           <w:lang w:val="id_ID" w:bidi="id_ID"/>
         </w:rPr>
         <w:t xml:space="preserve">, </w:t>
       </w:r>
-      <w:hyperlink r:id="rId202">
-        <w:r>
-          <w:rPr>
-            <w:lang w:val="id_ID" w:bidi="id_ID"/>
-          </w:rPr>
-          <w:rPr>
-            <w:color w:val="0000EE"/>
-            <w:u w:val="single"/>
-          </w:rPr>
-          <w:t>16–17</w:t>
-        </w:r>
-      </w:hyperlink>
-      <w:r>
-        <w:rPr>
-          <w:lang w:val="id_ID" w:bidi="id_ID"/>
-        </w:rPr>
-        <w:t xml:space="preserve">; </w:t>
-      </w:r>
-      <w:hyperlink r:id="rId203">
-        <w:r>
-          <w:rPr>
-            <w:lang w:val="id_ID" w:bidi="id_ID"/>
-          </w:rPr>
-          <w:rPr>
-            <w:color w:val="0000EE"/>
-            <w:u w:val="single"/>
-          </w:rPr>
-          <w:t>11:1</w:t>
-        </w:r>
-      </w:hyperlink>
-      <w:r>
-        <w:rPr>
-          <w:lang w:val="id_ID" w:bidi="id_ID"/>
-        </w:rPr>
-        <w:t xml:space="preserve">; </w:t>
-      </w:r>
-      <w:hyperlink r:id="rId204">
-        <w:r>
-          <w:rPr>
-            <w:lang w:val="id_ID" w:bidi="id_ID"/>
-          </w:rPr>
-          <w:rPr>
-            <w:color w:val="0000EE"/>
-            <w:u w:val="single"/>
-          </w:rPr>
-          <w:t>2Tes. 3:7–9</w:t>
-        </w:r>
-      </w:hyperlink>
+      <w:r>
+        <w:rPr>
+          <w:lang w:val="id_ID" w:bidi="id_ID"/>
+        </w:rPr>
+        <w:t>16–17</w:t>
+      </w:r>
+      <w:r>
+        <w:rPr>
+          <w:lang w:val="id_ID" w:bidi="id_ID"/>
+        </w:rPr>
+        <w:t xml:space="preserve">; </w:t>
+      </w:r>
+      <w:r>
+        <w:rPr>
+          <w:lang w:val="id_ID" w:bidi="id_ID"/>
+        </w:rPr>
+        <w:t>11:1</w:t>
+      </w:r>
+      <w:r>
+        <w:rPr>
+          <w:lang w:val="id_ID" w:bidi="id_ID"/>
+        </w:rPr>
+        <w:t xml:space="preserve">; </w:t>
+      </w:r>
+      <w:r>
+        <w:rPr>
+          <w:lang w:val="id_ID" w:bidi="id_ID"/>
+        </w:rPr>
+        <w:t>2Tes. 3:7–9</w:t>
+      </w:r>
       <w:r>
         <w:rPr>
           <w:lang w:val="id_ID" w:bidi="id_ID"/>
         </w:rPr>
         <w:t>), sangat kontras dengan para musuh Kristus yang digambarkan selanjutnya (</w:t>
       </w:r>
-      <w:hyperlink r:id="rId205">
-        <w:r>
-          <w:rPr>
-            <w:lang w:val="id_ID" w:bidi="id_ID"/>
-          </w:rPr>
-          <w:rPr>
-            <w:color w:val="0000EE"/>
-            <w:u w:val="single"/>
-          </w:rPr>
-          <w:t>Flp. 3:18–19</w:t>
-        </w:r>
-      </w:hyperlink>
+      <w:r>
+        <w:rPr>
+          <w:lang w:val="id_ID" w:bidi="id_ID"/>
+        </w:rPr>
+        <w:t>Flp. 3:18–19</w:t>
+      </w:r>
       <w:r>
         <w:rPr>
           <w:lang w:val="id_ID" w:bidi="id_ID"/>
@@ -7373,90 +6155,60 @@
         </w:rPr>
         <w:t xml:space="preserve">Identitas musuh-musuh ini tidak diketahui; mereka mungkin saja (1) orang Yahudi atau orang Kristen Yahudi yang bangga dengan sunat mereka (seperti dalam </w:t>
       </w:r>
-      <w:hyperlink r:id="rId178">
-        <w:r>
-          <w:rPr>
-            <w:lang w:val="id_ID" w:bidi="id_ID"/>
-          </w:rPr>
-          <w:rPr>
-            <w:color w:val="0000EE"/>
-            <w:u w:val="single"/>
-          </w:rPr>
-          <w:t>3:2</w:t>
-        </w:r>
-      </w:hyperlink>
+      <w:r>
+        <w:rPr>
+          <w:lang w:val="id_ID" w:bidi="id_ID"/>
+        </w:rPr>
+        <w:t>3:2</w:t>
+      </w:r>
       <w:r>
         <w:rPr>
           <w:lang w:val="id_ID" w:bidi="id_ID"/>
         </w:rPr>
         <w:t xml:space="preserve">), yang penekanannya pada Yudaisme yang taat bertentangan dengan salib Kristus; (2) orang-orang percaya semu yang hidup dalam kehidupan duniawi yang tidak bermoral (bandingkan dengan. </w:t>
       </w:r>
-      <w:hyperlink r:id="rId206">
-        <w:r>
-          <w:rPr>
-            <w:lang w:val="id_ID" w:bidi="id_ID"/>
-          </w:rPr>
-          <w:rPr>
-            <w:color w:val="0000EE"/>
-            <w:u w:val="single"/>
-          </w:rPr>
-          <w:t>3:19</w:t>
-        </w:r>
-      </w:hyperlink>
+      <w:r>
+        <w:rPr>
+          <w:lang w:val="id_ID" w:bidi="id_ID"/>
+        </w:rPr>
+        <w:t>3:19</w:t>
+      </w:r>
       <w:r>
         <w:rPr>
           <w:lang w:val="id_ID" w:bidi="id_ID"/>
         </w:rPr>
         <w:t xml:space="preserve">); atau (3) orang-orang yang mengaku percaya yang telah menolak pandangan Paulus yang berpusat pada salib tentang Kabar Baik. Penyaliban Kristus sebagai penjahat merupakan skandal yang memalukan dan menyinggung perasaan banyak orang (lihat </w:t>
       </w:r>
-      <w:hyperlink r:id="rId207">
-        <w:r>
-          <w:rPr>
-            <w:lang w:val="id_ID" w:bidi="id_ID"/>
-          </w:rPr>
-          <w:rPr>
-            <w:color w:val="0000EE"/>
-            <w:u w:val="single"/>
-          </w:rPr>
-          <w:t>1Kor. 1:23</w:t>
-        </w:r>
-      </w:hyperlink>
+      <w:r>
+        <w:rPr>
+          <w:lang w:val="id_ID" w:bidi="id_ID"/>
+        </w:rPr>
+        <w:t>1Kor. 1:23</w:t>
+      </w:r>
       <w:r>
         <w:rPr>
           <w:lang w:val="id_ID" w:bidi="id_ID"/>
         </w:rPr>
         <w:t xml:space="preserve">; bdk. </w:t>
       </w:r>
-      <w:hyperlink r:id="rId208">
-        <w:r>
-          <w:rPr>
-            <w:lang w:val="id_ID" w:bidi="id_ID"/>
-          </w:rPr>
-          <w:rPr>
-            <w:color w:val="0000EE"/>
-            <w:u w:val="single"/>
-          </w:rPr>
-          <w:t>Rm. 9:33</w:t>
-        </w:r>
-      </w:hyperlink>
-      <w:r>
-        <w:rPr>
-          <w:lang w:val="id_ID" w:bidi="id_ID"/>
-        </w:rPr>
-        <w:t xml:space="preserve">; </w:t>
-      </w:r>
-      <w:hyperlink r:id="rId209">
-        <w:r>
-          <w:rPr>
-            <w:lang w:val="id_ID" w:bidi="id_ID"/>
-          </w:rPr>
-          <w:rPr>
-            <w:color w:val="0000EE"/>
-            <w:u w:val="single"/>
-          </w:rPr>
-          <w:t>1Ptr. 2:8</w:t>
-        </w:r>
-      </w:hyperlink>
+      <w:r>
+        <w:rPr>
+          <w:lang w:val="id_ID" w:bidi="id_ID"/>
+        </w:rPr>
+        <w:t>Rm. 9:33</w:t>
+      </w:r>
+      <w:r>
+        <w:rPr>
+          <w:lang w:val="id_ID" w:bidi="id_ID"/>
+        </w:rPr>
+        <w:t xml:space="preserve">; </w:t>
+      </w:r>
+      <w:r>
+        <w:rPr>
+          <w:lang w:val="id_ID" w:bidi="id_ID"/>
+        </w:rPr>
+        <w:t>1Ptr. 2:8</w:t>
+      </w:r>
       <w:r>
         <w:rPr>
           <w:lang w:val="id_ID" w:bidi="id_ID"/>
@@ -7517,18 +6269,12 @@
         </w:rPr>
         <w:t xml:space="preserve"> dapat merujuk kepada keserakahan, sensualitas, atau kepentingan pribadi mereka (bdk. </w:t>
       </w:r>
-      <w:hyperlink r:id="rId210">
-        <w:r>
-          <w:rPr>
-            <w:lang w:val="id_ID" w:bidi="id_ID"/>
-          </w:rPr>
-          <w:rPr>
-            <w:color w:val="0000EE"/>
-            <w:u w:val="single"/>
-          </w:rPr>
-          <w:t>Rom 16:18</w:t>
-        </w:r>
-      </w:hyperlink>
+      <w:r>
+        <w:rPr>
+          <w:lang w:val="id_ID" w:bidi="id_ID"/>
+        </w:rPr>
+        <w:t>Rom 16:18</w:t>
+      </w:r>
       <w:r>
         <w:rPr>
           <w:lang w:val="id_ID" w:bidi="id_ID"/>
@@ -7547,234 +6293,156 @@
         </w:rPr>
         <w:t xml:space="preserve">mereka menyombongkan diri tentang hal-hal yang memalukan. Kalimat ini paling baik diartikan sebagai acuan kepada amoralitas, bukan kebanggaan karena telah disunat. • Kebinasaan kekal adalah penghakiman Allah yang paling akhir bagi mereka yang menolak Kristus dan hidup dalam kehidupan yang mementingkan diri sendiri dan penuh dosa (lihat </w:t>
       </w:r>
-      <w:hyperlink r:id="rId211">
-        <w:r>
-          <w:rPr>
-            <w:lang w:val="id_ID" w:bidi="id_ID"/>
-          </w:rPr>
-          <w:rPr>
-            <w:color w:val="0000EE"/>
-            <w:u w:val="single"/>
-          </w:rPr>
-          <w:t>2Tes. 1:8–9</w:t>
-        </w:r>
-      </w:hyperlink>
+      <w:r>
+        <w:rPr>
+          <w:lang w:val="id_ID" w:bidi="id_ID"/>
+        </w:rPr>
+        <w:t>2Tes. 1:8–9</w:t>
+      </w:r>
       <w:r>
         <w:rPr>
           <w:lang w:val="id_ID" w:bidi="id_ID"/>
         </w:rPr>
         <w:t xml:space="preserve">; bdk. </w:t>
       </w:r>
-      <w:hyperlink r:id="rId212">
-        <w:r>
-          <w:rPr>
-            <w:lang w:val="id_ID" w:bidi="id_ID"/>
-          </w:rPr>
-          <w:rPr>
-            <w:color w:val="0000EE"/>
-            <w:u w:val="single"/>
-          </w:rPr>
-          <w:t>Flp. 1:28</w:t>
-        </w:r>
-      </w:hyperlink>
-      <w:r>
-        <w:rPr>
-          <w:lang w:val="id_ID" w:bidi="id_ID"/>
-        </w:rPr>
-        <w:t xml:space="preserve">; </w:t>
-      </w:r>
-      <w:hyperlink r:id="rId213">
-        <w:r>
-          <w:rPr>
-            <w:lang w:val="id_ID" w:bidi="id_ID"/>
-          </w:rPr>
-          <w:rPr>
-            <w:color w:val="0000EE"/>
-            <w:u w:val="single"/>
-          </w:rPr>
-          <w:t>Mat. 7:13</w:t>
-        </w:r>
-      </w:hyperlink>
-      <w:r>
-        <w:rPr>
-          <w:lang w:val="id_ID" w:bidi="id_ID"/>
-        </w:rPr>
-        <w:t xml:space="preserve">; </w:t>
-      </w:r>
-      <w:hyperlink r:id="rId214">
-        <w:r>
-          <w:rPr>
-            <w:lang w:val="id_ID" w:bidi="id_ID"/>
-          </w:rPr>
-          <w:rPr>
-            <w:color w:val="0000EE"/>
-            <w:u w:val="single"/>
-          </w:rPr>
-          <w:t>Rm. 9:22</w:t>
-        </w:r>
-      </w:hyperlink>
-      <w:r>
-        <w:rPr>
-          <w:lang w:val="id_ID" w:bidi="id_ID"/>
-        </w:rPr>
-        <w:t xml:space="preserve">; </w:t>
-      </w:r>
-      <w:hyperlink r:id="rId215">
-        <w:r>
-          <w:rPr>
-            <w:lang w:val="id_ID" w:bidi="id_ID"/>
-          </w:rPr>
-          <w:rPr>
-            <w:color w:val="0000EE"/>
-            <w:u w:val="single"/>
-          </w:rPr>
-          <w:t>1Kor. 1:18</w:t>
-        </w:r>
-      </w:hyperlink>
-      <w:r>
-        <w:rPr>
-          <w:lang w:val="id_ID" w:bidi="id_ID"/>
-        </w:rPr>
-        <w:t xml:space="preserve">; </w:t>
-      </w:r>
-      <w:hyperlink r:id="rId216">
-        <w:r>
-          <w:rPr>
-            <w:lang w:val="id_ID" w:bidi="id_ID"/>
-          </w:rPr>
-          <w:rPr>
-            <w:color w:val="0000EE"/>
-            <w:u w:val="single"/>
-          </w:rPr>
-          <w:t>2Tes. 2:10</w:t>
-        </w:r>
-      </w:hyperlink>
-      <w:r>
-        <w:rPr>
-          <w:lang w:val="id_ID" w:bidi="id_ID"/>
-        </w:rPr>
-        <w:t xml:space="preserve">; </w:t>
-      </w:r>
-      <w:hyperlink r:id="rId217">
-        <w:r>
-          <w:rPr>
-            <w:lang w:val="id_ID" w:bidi="id_ID"/>
-          </w:rPr>
-          <w:rPr>
-            <w:color w:val="0000EE"/>
-            <w:u w:val="single"/>
-          </w:rPr>
-          <w:t>1Tim. 6:9</w:t>
-        </w:r>
-      </w:hyperlink>
-      <w:r>
-        <w:rPr>
-          <w:lang w:val="id_ID" w:bidi="id_ID"/>
-        </w:rPr>
-        <w:t xml:space="preserve">; </w:t>
-      </w:r>
-      <w:hyperlink r:id="rId218">
-        <w:r>
-          <w:rPr>
-            <w:lang w:val="id_ID" w:bidi="id_ID"/>
-          </w:rPr>
-          <w:rPr>
-            <w:color w:val="0000EE"/>
-            <w:u w:val="single"/>
-          </w:rPr>
-          <w:t>2Ptr. 2:3</w:t>
-        </w:r>
-      </w:hyperlink>
+      <w:r>
+        <w:rPr>
+          <w:lang w:val="id_ID" w:bidi="id_ID"/>
+        </w:rPr>
+        <w:t>Flp. 1:28</w:t>
+      </w:r>
+      <w:r>
+        <w:rPr>
+          <w:lang w:val="id_ID" w:bidi="id_ID"/>
+        </w:rPr>
+        <w:t xml:space="preserve">; </w:t>
+      </w:r>
+      <w:r>
+        <w:rPr>
+          <w:lang w:val="id_ID" w:bidi="id_ID"/>
+        </w:rPr>
+        <w:t>Mat. 7:13</w:t>
+      </w:r>
+      <w:r>
+        <w:rPr>
+          <w:lang w:val="id_ID" w:bidi="id_ID"/>
+        </w:rPr>
+        <w:t xml:space="preserve">; </w:t>
+      </w:r>
+      <w:r>
+        <w:rPr>
+          <w:lang w:val="id_ID" w:bidi="id_ID"/>
+        </w:rPr>
+        <w:t>Rm. 9:22</w:t>
+      </w:r>
+      <w:r>
+        <w:rPr>
+          <w:lang w:val="id_ID" w:bidi="id_ID"/>
+        </w:rPr>
+        <w:t xml:space="preserve">; </w:t>
+      </w:r>
+      <w:r>
+        <w:rPr>
+          <w:lang w:val="id_ID" w:bidi="id_ID"/>
+        </w:rPr>
+        <w:t>1Kor. 1:18</w:t>
+      </w:r>
+      <w:r>
+        <w:rPr>
+          <w:lang w:val="id_ID" w:bidi="id_ID"/>
+        </w:rPr>
+        <w:t xml:space="preserve">; </w:t>
+      </w:r>
+      <w:r>
+        <w:rPr>
+          <w:lang w:val="id_ID" w:bidi="id_ID"/>
+        </w:rPr>
+        <w:t>2Tes. 2:10</w:t>
+      </w:r>
+      <w:r>
+        <w:rPr>
+          <w:lang w:val="id_ID" w:bidi="id_ID"/>
+        </w:rPr>
+        <w:t xml:space="preserve">; </w:t>
+      </w:r>
+      <w:r>
+        <w:rPr>
+          <w:lang w:val="id_ID" w:bidi="id_ID"/>
+        </w:rPr>
+        <w:t>1Tim. 6:9</w:t>
+      </w:r>
+      <w:r>
+        <w:rPr>
+          <w:lang w:val="id_ID" w:bidi="id_ID"/>
+        </w:rPr>
+        <w:t xml:space="preserve">; </w:t>
+      </w:r>
+      <w:r>
+        <w:rPr>
+          <w:lang w:val="id_ID" w:bidi="id_ID"/>
+        </w:rPr>
+        <w:t>2Ptr. 2:3</w:t>
+      </w:r>
       <w:r>
         <w:rPr>
           <w:lang w:val="id_ID" w:bidi="id_ID"/>
         </w:rPr>
         <w:t xml:space="preserve">, </w:t>
       </w:r>
-      <w:hyperlink r:id="rId219">
-        <w:r>
-          <w:rPr>
-            <w:lang w:val="id_ID" w:bidi="id_ID"/>
-          </w:rPr>
-          <w:rPr>
-            <w:color w:val="0000EE"/>
-            <w:u w:val="single"/>
-          </w:rPr>
-          <w:t>13</w:t>
-        </w:r>
-      </w:hyperlink>
-      <w:r>
-        <w:rPr>
-          <w:lang w:val="id_ID" w:bidi="id_ID"/>
-        </w:rPr>
-        <w:t xml:space="preserve">; </w:t>
-      </w:r>
-      <w:hyperlink r:id="rId220">
-        <w:r>
-          <w:rPr>
-            <w:lang w:val="id_ID" w:bidi="id_ID"/>
-          </w:rPr>
-          <w:rPr>
-            <w:color w:val="0000EE"/>
-            <w:u w:val="single"/>
-          </w:rPr>
-          <w:t>Yud. 1:10</w:t>
-        </w:r>
-      </w:hyperlink>
-      <w:r>
-        <w:rPr>
-          <w:lang w:val="id_ID" w:bidi="id_ID"/>
-        </w:rPr>
-        <w:t xml:space="preserve">; </w:t>
-      </w:r>
-      <w:hyperlink r:id="rId221">
-        <w:r>
-          <w:rPr>
-            <w:lang w:val="id_ID" w:bidi="id_ID"/>
-          </w:rPr>
-          <w:rPr>
-            <w:color w:val="0000EE"/>
-            <w:u w:val="single"/>
-          </w:rPr>
-          <w:t>Why. 11:18</w:t>
-        </w:r>
-      </w:hyperlink>
+      <w:r>
+        <w:rPr>
+          <w:lang w:val="id_ID" w:bidi="id_ID"/>
+        </w:rPr>
+        <w:t>13</w:t>
+      </w:r>
+      <w:r>
+        <w:rPr>
+          <w:lang w:val="id_ID" w:bidi="id_ID"/>
+        </w:rPr>
+        <w:t xml:space="preserve">; </w:t>
+      </w:r>
+      <w:r>
+        <w:rPr>
+          <w:lang w:val="id_ID" w:bidi="id_ID"/>
+        </w:rPr>
+        <w:t>Yud. 1:10</w:t>
+      </w:r>
+      <w:r>
+        <w:rPr>
+          <w:lang w:val="id_ID" w:bidi="id_ID"/>
+        </w:rPr>
+        <w:t xml:space="preserve">; </w:t>
+      </w:r>
+      <w:r>
+        <w:rPr>
+          <w:lang w:val="id_ID" w:bidi="id_ID"/>
+        </w:rPr>
+        <w:t>Why. 11:18</w:t>
+      </w:r>
       <w:r>
         <w:rPr>
           <w:lang w:val="id_ID" w:bidi="id_ID"/>
         </w:rPr>
         <w:t xml:space="preserve">). • Mereka tidak dapat melihat melampaui kehidupan ini (bdk. </w:t>
       </w:r>
-      <w:hyperlink r:id="rId222">
-        <w:r>
-          <w:rPr>
-            <w:lang w:val="id_ID" w:bidi="id_ID"/>
-          </w:rPr>
-          <w:rPr>
-            <w:color w:val="0000EE"/>
-            <w:u w:val="single"/>
-          </w:rPr>
-          <w:t>Yoh. 12:25</w:t>
-        </w:r>
-      </w:hyperlink>
-      <w:r>
-        <w:rPr>
-          <w:lang w:val="id_ID" w:bidi="id_ID"/>
-        </w:rPr>
-        <w:t xml:space="preserve">; </w:t>
-      </w:r>
-      <w:hyperlink r:id="rId223">
-        <w:r>
-          <w:rPr>
-            <w:lang w:val="id_ID" w:bidi="id_ID"/>
-          </w:rPr>
-          <w:rPr>
-            <w:color w:val="0000EE"/>
-            <w:u w:val="single"/>
-          </w:rPr>
-          <w:t>1Yoh. 2:15–17</w:t>
-        </w:r>
-      </w:hyperlink>
+      <w:r>
+        <w:rPr>
+          <w:lang w:val="id_ID" w:bidi="id_ID"/>
+        </w:rPr>
+        <w:t>Yoh. 12:25</w:t>
+      </w:r>
+      <w:r>
+        <w:rPr>
+          <w:lang w:val="id_ID" w:bidi="id_ID"/>
+        </w:rPr>
+        <w:t xml:space="preserve">; </w:t>
+      </w:r>
+      <w:r>
+        <w:rPr>
+          <w:lang w:val="id_ID" w:bidi="id_ID"/>
+        </w:rPr>
+        <w:t>1Yoh. 2:15–17</w:t>
+      </w:r>
       <w:r>
         <w:rPr>
           <w:lang w:val="id_ID" w:bidi="id_ID"/>
@@ -7829,108 +6497,72 @@
         </w:rPr>
         <w:t xml:space="preserve">Sebaliknya, orang percaya yang tahu bahwa rumah mereka adalah di surga (lihat </w:t>
       </w:r>
-      <w:hyperlink r:id="rId224">
-        <w:r>
-          <w:rPr>
-            <w:lang w:val="id_ID" w:bidi="id_ID"/>
-          </w:rPr>
-          <w:rPr>
-            <w:color w:val="0000EE"/>
-            <w:u w:val="single"/>
-          </w:rPr>
-          <w:t>Ef. 2:19</w:t>
-        </w:r>
-      </w:hyperlink>
+      <w:r>
+        <w:rPr>
+          <w:lang w:val="id_ID" w:bidi="id_ID"/>
+        </w:rPr>
+        <w:t>Ef. 2:19</w:t>
+      </w:r>
       <w:r>
         <w:rPr>
           <w:lang w:val="id_ID" w:bidi="id_ID"/>
         </w:rPr>
         <w:t xml:space="preserve">) bersama Tuhan Yesus Kristus memenuhi pikiran mereka dengan pikiran tentang surga (lihat </w:t>
       </w:r>
-      <w:hyperlink r:id="rId225">
-        <w:r>
-          <w:rPr>
-            <w:lang w:val="id_ID" w:bidi="id_ID"/>
-          </w:rPr>
-          <w:rPr>
-            <w:color w:val="0000EE"/>
-            <w:u w:val="single"/>
-          </w:rPr>
-          <w:t>Kol. 3:1–2</w:t>
-        </w:r>
-      </w:hyperlink>
+      <w:r>
+        <w:rPr>
+          <w:lang w:val="id_ID" w:bidi="id_ID"/>
+        </w:rPr>
+        <w:t>Kol. 3:1–2</w:t>
+      </w:r>
       <w:r>
         <w:rPr>
           <w:lang w:val="id_ID" w:bidi="id_ID"/>
         </w:rPr>
         <w:t xml:space="preserve">; bdk. </w:t>
       </w:r>
-      <w:hyperlink r:id="rId226">
-        <w:r>
-          <w:rPr>
-            <w:lang w:val="id_ID" w:bidi="id_ID"/>
-          </w:rPr>
-          <w:rPr>
-            <w:color w:val="0000EE"/>
-            <w:u w:val="single"/>
-          </w:rPr>
-          <w:t>1 Kor. 15:19</w:t>
-        </w:r>
-      </w:hyperlink>
-      <w:r>
-        <w:rPr>
-          <w:lang w:val="id_ID" w:bidi="id_ID"/>
-        </w:rPr>
-        <w:t xml:space="preserve">; </w:t>
-      </w:r>
-      <w:hyperlink r:id="rId227">
-        <w:r>
-          <w:rPr>
-            <w:lang w:val="id_ID" w:bidi="id_ID"/>
-          </w:rPr>
-          <w:rPr>
-            <w:color w:val="0000EE"/>
-            <w:u w:val="single"/>
-          </w:rPr>
-          <w:t>1Ptr. 2:11</w:t>
-        </w:r>
-      </w:hyperlink>
+      <w:r>
+        <w:rPr>
+          <w:lang w:val="id_ID" w:bidi="id_ID"/>
+        </w:rPr>
+        <w:t>1 Kor. 15:19</w:t>
+      </w:r>
+      <w:r>
+        <w:rPr>
+          <w:lang w:val="id_ID" w:bidi="id_ID"/>
+        </w:rPr>
+        <w:t xml:space="preserve">; </w:t>
+      </w:r>
+      <w:r>
+        <w:rPr>
+          <w:lang w:val="id_ID" w:bidi="id_ID"/>
+        </w:rPr>
+        <w:t>1Ptr. 2:11</w:t>
+      </w:r>
       <w:r>
         <w:rPr>
           <w:lang w:val="id_ID" w:bidi="id_ID"/>
         </w:rPr>
         <w:t xml:space="preserve">) dan kedatangan Kristus kembali (lihat </w:t>
       </w:r>
-      <w:hyperlink r:id="rId228">
-        <w:r>
-          <w:rPr>
-            <w:lang w:val="id_ID" w:bidi="id_ID"/>
-          </w:rPr>
-          <w:rPr>
-            <w:color w:val="0000EE"/>
-            <w:u w:val="single"/>
-          </w:rPr>
-          <w:t>1Kor. 1:7</w:t>
-        </w:r>
-      </w:hyperlink>
-      <w:r>
-        <w:rPr>
-          <w:lang w:val="id_ID" w:bidi="id_ID"/>
-        </w:rPr>
-        <w:t xml:space="preserve">; </w:t>
-      </w:r>
-      <w:hyperlink r:id="rId229">
-        <w:r>
-          <w:rPr>
-            <w:lang w:val="id_ID" w:bidi="id_ID"/>
-          </w:rPr>
-          <w:rPr>
-            <w:color w:val="0000EE"/>
-            <w:u w:val="single"/>
-          </w:rPr>
-          <w:t>Tit. 2:13</w:t>
-        </w:r>
-      </w:hyperlink>
+      <w:r>
+        <w:rPr>
+          <w:lang w:val="id_ID" w:bidi="id_ID"/>
+        </w:rPr>
+        <w:t>1Kor. 1:7</w:t>
+      </w:r>
+      <w:r>
+        <w:rPr>
+          <w:lang w:val="id_ID" w:bidi="id_ID"/>
+        </w:rPr>
+        <w:t xml:space="preserve">; </w:t>
+      </w:r>
+      <w:r>
+        <w:rPr>
+          <w:lang w:val="id_ID" w:bidi="id_ID"/>
+        </w:rPr>
+        <w:t>Tit. 2:13</w:t>
+      </w:r>
       <w:r>
         <w:rPr>
           <w:lang w:val="id_ID" w:bidi="id_ID"/>
@@ -8003,36 +6635,24 @@
         </w:rPr>
         <w:t xml:space="preserve">: Lihat </w:t>
       </w:r>
-      <w:hyperlink r:id="rId230">
-        <w:r>
-          <w:rPr>
-            <w:lang w:val="id_ID" w:bidi="id_ID"/>
-          </w:rPr>
-          <w:rPr>
-            <w:color w:val="0000EE"/>
-            <w:u w:val="single"/>
-          </w:rPr>
-          <w:t>1Kor. 15:42–54</w:t>
-        </w:r>
-      </w:hyperlink>
+      <w:r>
+        <w:rPr>
+          <w:lang w:val="id_ID" w:bidi="id_ID"/>
+        </w:rPr>
+        <w:t>1Kor. 15:42–54</w:t>
+      </w:r>
       <w:r>
         <w:rPr>
           <w:lang w:val="id_ID" w:bidi="id_ID"/>
         </w:rPr>
         <w:t xml:space="preserve">; bandingkan dengan </w:t>
       </w:r>
-      <w:hyperlink r:id="rId231">
-        <w:r>
-          <w:rPr>
-            <w:lang w:val="id_ID" w:bidi="id_ID"/>
-          </w:rPr>
-          <w:rPr>
-            <w:color w:val="0000EE"/>
-            <w:u w:val="single"/>
-          </w:rPr>
-          <w:t>Rm. 8:23</w:t>
-        </w:r>
-      </w:hyperlink>
+      <w:r>
+        <w:rPr>
+          <w:lang w:val="id_ID" w:bidi="id_ID"/>
+        </w:rPr>
+        <w:t>Rm. 8:23</w:t>
+      </w:r>
       <w:r>
         <w:rPr>
           <w:lang w:val="id_ID" w:bidi="id_ID"/>
@@ -8051,18 +6671,12 @@
         </w:rPr>
         <w:t xml:space="preserve">: Lihat </w:t>
       </w:r>
-      <w:hyperlink r:id="rId232">
-        <w:r>
-          <w:rPr>
-            <w:lang w:val="id_ID" w:bidi="id_ID"/>
-          </w:rPr>
-          <w:rPr>
-            <w:color w:val="0000EE"/>
-            <w:u w:val="single"/>
-          </w:rPr>
-          <w:t>1Kor. 15:24–27</w:t>
-        </w:r>
-      </w:hyperlink>
+      <w:r>
+        <w:rPr>
+          <w:lang w:val="id_ID" w:bidi="id_ID"/>
+        </w:rPr>
+        <w:t>1Kor. 15:24–27</w:t>
+      </w:r>
       <w:r>
         <w:rPr>
           <w:lang w:val="id_ID" w:bidi="id_ID"/>
@@ -8123,36 +6737,24 @@
         </w:rPr>
         <w:t xml:space="preserve">: bdk. </w:t>
       </w:r>
-      <w:hyperlink r:id="rId233">
-        <w:r>
-          <w:rPr>
-            <w:lang w:val="id_ID" w:bidi="id_ID"/>
-          </w:rPr>
-          <w:rPr>
-            <w:color w:val="0000EE"/>
-            <w:u w:val="single"/>
-          </w:rPr>
-          <w:t>1:27</w:t>
-        </w:r>
-      </w:hyperlink>
+      <w:r>
+        <w:rPr>
+          <w:lang w:val="id_ID" w:bidi="id_ID"/>
+        </w:rPr>
+        <w:t>1:27</w:t>
+      </w:r>
       <w:r>
         <w:rPr>
           <w:lang w:val="id_ID" w:bidi="id_ID"/>
         </w:rPr>
         <w:t xml:space="preserve">. • Kesetiaan mereka yang terus menerus kepada Kristus merupakan sumber sukacita yang mendalam bagi Paulus dan mahkota bagi kerja kerasnya (lihat </w:t>
       </w:r>
-      <w:hyperlink r:id="rId234">
-        <w:r>
-          <w:rPr>
-            <w:lang w:val="id_ID" w:bidi="id_ID"/>
-          </w:rPr>
-          <w:rPr>
-            <w:color w:val="0000EE"/>
-            <w:u w:val="single"/>
-          </w:rPr>
-          <w:t>1Tes. 2:19–20</w:t>
-        </w:r>
-      </w:hyperlink>
+      <w:r>
+        <w:rPr>
+          <w:lang w:val="id_ID" w:bidi="id_ID"/>
+        </w:rPr>
+        <w:t>1Tes. 2:19–20</w:t>
+      </w:r>
       <w:r>
         <w:rPr>
           <w:lang w:val="id_ID" w:bidi="id_ID"/>
@@ -8207,90 +6809,60 @@
         </w:rPr>
         <w:t xml:space="preserve">Karena kamu adalah milik Tuhan, selesaikanlah perselisihanmu: Umat Tuhan harus hidup bersama dalam kerukunan (lihat </w:t>
       </w:r>
-      <w:hyperlink r:id="rId235">
-        <w:r>
-          <w:rPr>
-            <w:lang w:val="id_ID" w:bidi="id_ID"/>
-          </w:rPr>
-          <w:rPr>
-            <w:color w:val="0000EE"/>
-            <w:u w:val="single"/>
-          </w:rPr>
-          <w:t>2:2</w:t>
-        </w:r>
-      </w:hyperlink>
-      <w:r>
-        <w:rPr>
-          <w:lang w:val="id_ID" w:bidi="id_ID"/>
-        </w:rPr>
-        <w:t xml:space="preserve">; </w:t>
-      </w:r>
-      <w:hyperlink r:id="rId236">
-        <w:r>
-          <w:rPr>
-            <w:lang w:val="id_ID" w:bidi="id_ID"/>
-          </w:rPr>
-          <w:rPr>
-            <w:color w:val="0000EE"/>
-            <w:u w:val="single"/>
-          </w:rPr>
-          <w:t>1Kor. 1:10</w:t>
-        </w:r>
-      </w:hyperlink>
-      <w:r>
-        <w:rPr>
-          <w:lang w:val="id_ID" w:bidi="id_ID"/>
-        </w:rPr>
-        <w:t xml:space="preserve">; </w:t>
-      </w:r>
-      <w:hyperlink r:id="rId237">
-        <w:r>
-          <w:rPr>
-            <w:lang w:val="id_ID" w:bidi="id_ID"/>
-          </w:rPr>
-          <w:rPr>
-            <w:color w:val="0000EE"/>
-            <w:u w:val="single"/>
-          </w:rPr>
-          <w:t>Ef. 4:1–3</w:t>
-        </w:r>
-      </w:hyperlink>
+      <w:r>
+        <w:rPr>
+          <w:lang w:val="id_ID" w:bidi="id_ID"/>
+        </w:rPr>
+        <w:t>2:2</w:t>
+      </w:r>
+      <w:r>
+        <w:rPr>
+          <w:lang w:val="id_ID" w:bidi="id_ID"/>
+        </w:rPr>
+        <w:t xml:space="preserve">; </w:t>
+      </w:r>
+      <w:r>
+        <w:rPr>
+          <w:lang w:val="id_ID" w:bidi="id_ID"/>
+        </w:rPr>
+        <w:t>1Kor. 1:10</w:t>
+      </w:r>
+      <w:r>
+        <w:rPr>
+          <w:lang w:val="id_ID" w:bidi="id_ID"/>
+        </w:rPr>
+        <w:t xml:space="preserve">; </w:t>
+      </w:r>
+      <w:r>
+        <w:rPr>
+          <w:lang w:val="id_ID" w:bidi="id_ID"/>
+        </w:rPr>
+        <w:t>Ef. 4:1–3</w:t>
+      </w:r>
       <w:r>
         <w:rPr>
           <w:lang w:val="id_ID" w:bidi="id_ID"/>
         </w:rPr>
         <w:t xml:space="preserve">, </w:t>
       </w:r>
-      <w:hyperlink r:id="rId238">
-        <w:r>
-          <w:rPr>
-            <w:lang w:val="id_ID" w:bidi="id_ID"/>
-          </w:rPr>
-          <w:rPr>
-            <w:color w:val="0000EE"/>
-            <w:u w:val="single"/>
-          </w:rPr>
-          <w:t>31–32</w:t>
-        </w:r>
-      </w:hyperlink>
-      <w:r>
-        <w:rPr>
-          <w:lang w:val="id_ID" w:bidi="id_ID"/>
-        </w:rPr>
-        <w:t xml:space="preserve">; </w:t>
-      </w:r>
-      <w:hyperlink r:id="rId239">
-        <w:r>
-          <w:rPr>
-            <w:lang w:val="id_ID" w:bidi="id_ID"/>
-          </w:rPr>
-          <w:rPr>
-            <w:color w:val="0000EE"/>
-            <w:u w:val="single"/>
-          </w:rPr>
-          <w:t>Kol. 3:12–15</w:t>
-        </w:r>
-      </w:hyperlink>
+      <w:r>
+        <w:rPr>
+          <w:lang w:val="id_ID" w:bidi="id_ID"/>
+        </w:rPr>
+        <w:t>31–32</w:t>
+      </w:r>
+      <w:r>
+        <w:rPr>
+          <w:lang w:val="id_ID" w:bidi="id_ID"/>
+        </w:rPr>
+        <w:t xml:space="preserve">; </w:t>
+      </w:r>
+      <w:r>
+        <w:rPr>
+          <w:lang w:val="id_ID" w:bidi="id_ID"/>
+        </w:rPr>
+        <w:t>Kol. 3:12–15</w:t>
+      </w:r>
       <w:r>
         <w:rPr>
           <w:lang w:val="id_ID" w:bidi="id_ID"/>
@@ -8412,180 +6984,120 @@
         </w:rPr>
         <w:t xml:space="preserve"> bisa berarti nama diri atau deskripsi; orang ini tidak diketahui. • Tidak ada lagi yang diketahui tentang Klemens. • Mereka yang namanya tertulis di dalam Kitab Kehidupan adalah orang-orang percaya sejati, yang ditakdirkan untuk menerima kehidupan kekal (lihat </w:t>
       </w:r>
-      <w:hyperlink r:id="rId240">
-        <w:r>
-          <w:rPr>
-            <w:lang w:val="id_ID" w:bidi="id_ID"/>
-          </w:rPr>
-          <w:rPr>
-            <w:color w:val="0000EE"/>
-            <w:u w:val="single"/>
-          </w:rPr>
-          <w:t>Luk. 10:20</w:t>
-        </w:r>
-      </w:hyperlink>
-      <w:r>
-        <w:rPr>
-          <w:lang w:val="id_ID" w:bidi="id_ID"/>
-        </w:rPr>
-        <w:t xml:space="preserve">; </w:t>
-      </w:r>
-      <w:hyperlink r:id="rId241">
-        <w:r>
-          <w:rPr>
-            <w:lang w:val="id_ID" w:bidi="id_ID"/>
-          </w:rPr>
-          <w:rPr>
-            <w:color w:val="0000EE"/>
-            <w:u w:val="single"/>
-          </w:rPr>
-          <w:t>Why. 3:5</w:t>
-        </w:r>
-      </w:hyperlink>
-      <w:r>
-        <w:rPr>
-          <w:lang w:val="id_ID" w:bidi="id_ID"/>
-        </w:rPr>
-        <w:t xml:space="preserve">; </w:t>
-      </w:r>
-      <w:hyperlink r:id="rId242">
-        <w:r>
-          <w:rPr>
-            <w:lang w:val="id_ID" w:bidi="id_ID"/>
-          </w:rPr>
-          <w:rPr>
-            <w:color w:val="0000EE"/>
-            <w:u w:val="single"/>
-          </w:rPr>
-          <w:t>13:8</w:t>
-        </w:r>
-      </w:hyperlink>
-      <w:r>
-        <w:rPr>
-          <w:lang w:val="id_ID" w:bidi="id_ID"/>
-        </w:rPr>
-        <w:t xml:space="preserve">; </w:t>
-      </w:r>
-      <w:hyperlink r:id="rId243">
-        <w:r>
-          <w:rPr>
-            <w:lang w:val="id_ID" w:bidi="id_ID"/>
-          </w:rPr>
-          <w:rPr>
-            <w:color w:val="0000EE"/>
-            <w:u w:val="single"/>
-          </w:rPr>
-          <w:t>17:8</w:t>
-        </w:r>
-      </w:hyperlink>
-      <w:r>
-        <w:rPr>
-          <w:lang w:val="id_ID" w:bidi="id_ID"/>
-        </w:rPr>
-        <w:t xml:space="preserve">; </w:t>
-      </w:r>
-      <w:hyperlink r:id="rId244">
-        <w:r>
-          <w:rPr>
-            <w:lang w:val="id_ID" w:bidi="id_ID"/>
-          </w:rPr>
-          <w:rPr>
-            <w:color w:val="0000EE"/>
-            <w:u w:val="single"/>
-          </w:rPr>
-          <w:t>20:12</w:t>
-        </w:r>
-      </w:hyperlink>
+      <w:r>
+        <w:rPr>
+          <w:lang w:val="id_ID" w:bidi="id_ID"/>
+        </w:rPr>
+        <w:t>Luk. 10:20</w:t>
+      </w:r>
+      <w:r>
+        <w:rPr>
+          <w:lang w:val="id_ID" w:bidi="id_ID"/>
+        </w:rPr>
+        <w:t xml:space="preserve">; </w:t>
+      </w:r>
+      <w:r>
+        <w:rPr>
+          <w:lang w:val="id_ID" w:bidi="id_ID"/>
+        </w:rPr>
+        <w:t>Why. 3:5</w:t>
+      </w:r>
+      <w:r>
+        <w:rPr>
+          <w:lang w:val="id_ID" w:bidi="id_ID"/>
+        </w:rPr>
+        <w:t xml:space="preserve">; </w:t>
+      </w:r>
+      <w:r>
+        <w:rPr>
+          <w:lang w:val="id_ID" w:bidi="id_ID"/>
+        </w:rPr>
+        <w:t>13:8</w:t>
+      </w:r>
+      <w:r>
+        <w:rPr>
+          <w:lang w:val="id_ID" w:bidi="id_ID"/>
+        </w:rPr>
+        <w:t xml:space="preserve">; </w:t>
+      </w:r>
+      <w:r>
+        <w:rPr>
+          <w:lang w:val="id_ID" w:bidi="id_ID"/>
+        </w:rPr>
+        <w:t>17:8</w:t>
+      </w:r>
+      <w:r>
+        <w:rPr>
+          <w:lang w:val="id_ID" w:bidi="id_ID"/>
+        </w:rPr>
+        <w:t xml:space="preserve">; </w:t>
+      </w:r>
+      <w:r>
+        <w:rPr>
+          <w:lang w:val="id_ID" w:bidi="id_ID"/>
+        </w:rPr>
+        <w:t>20:12</w:t>
+      </w:r>
       <w:r>
         <w:rPr>
           <w:lang w:val="id_ID" w:bidi="id_ID"/>
         </w:rPr>
         <w:t xml:space="preserve">, </w:t>
       </w:r>
-      <w:hyperlink r:id="rId245">
-        <w:r>
-          <w:rPr>
-            <w:lang w:val="id_ID" w:bidi="id_ID"/>
-          </w:rPr>
-          <w:rPr>
-            <w:color w:val="0000EE"/>
-            <w:u w:val="single"/>
-          </w:rPr>
-          <w:t>15</w:t>
-        </w:r>
-      </w:hyperlink>
-      <w:r>
-        <w:rPr>
-          <w:lang w:val="id_ID" w:bidi="id_ID"/>
-        </w:rPr>
-        <w:t xml:space="preserve">; </w:t>
-      </w:r>
-      <w:hyperlink r:id="rId246">
-        <w:r>
-          <w:rPr>
-            <w:lang w:val="id_ID" w:bidi="id_ID"/>
-          </w:rPr>
-          <w:rPr>
-            <w:color w:val="0000EE"/>
-            <w:u w:val="single"/>
-          </w:rPr>
-          <w:t>21:27</w:t>
-        </w:r>
-      </w:hyperlink>
+      <w:r>
+        <w:rPr>
+          <w:lang w:val="id_ID" w:bidi="id_ID"/>
+        </w:rPr>
+        <w:t>15</w:t>
+      </w:r>
+      <w:r>
+        <w:rPr>
+          <w:lang w:val="id_ID" w:bidi="id_ID"/>
+        </w:rPr>
+        <w:t xml:space="preserve">; </w:t>
+      </w:r>
+      <w:r>
+        <w:rPr>
+          <w:lang w:val="id_ID" w:bidi="id_ID"/>
+        </w:rPr>
+        <w:t>21:27</w:t>
+      </w:r>
       <w:r>
         <w:rPr>
           <w:lang w:val="id_ID" w:bidi="id_ID"/>
         </w:rPr>
         <w:t xml:space="preserve">; bandingkan </w:t>
       </w:r>
-      <w:hyperlink r:id="rId247">
-        <w:r>
-          <w:rPr>
-            <w:lang w:val="id_ID" w:bidi="id_ID"/>
-          </w:rPr>
-          <w:rPr>
-            <w:color w:val="0000EE"/>
-            <w:u w:val="single"/>
-          </w:rPr>
-          <w:t>Kel. 32:32</w:t>
-        </w:r>
-      </w:hyperlink>
-      <w:r>
-        <w:rPr>
-          <w:lang w:val="id_ID" w:bidi="id_ID"/>
-        </w:rPr>
-        <w:t xml:space="preserve">; </w:t>
-      </w:r>
-      <w:hyperlink r:id="rId248">
-        <w:r>
-          <w:rPr>
-            <w:lang w:val="id_ID" w:bidi="id_ID"/>
-          </w:rPr>
-          <w:rPr>
-            <w:color w:val="0000EE"/>
-            <w:u w:val="single"/>
-          </w:rPr>
-          <w:t>Mzm. 69:28</w:t>
-        </w:r>
-      </w:hyperlink>
-      <w:r>
-        <w:rPr>
-          <w:lang w:val="id_ID" w:bidi="id_ID"/>
-        </w:rPr>
-        <w:t xml:space="preserve">; </w:t>
-      </w:r>
-      <w:hyperlink r:id="rId249">
-        <w:r>
-          <w:rPr>
-            <w:lang w:val="id_ID" w:bidi="id_ID"/>
-          </w:rPr>
-          <w:rPr>
-            <w:color w:val="0000EE"/>
-            <w:u w:val="single"/>
-          </w:rPr>
-          <w:t>Dan. 12:1</w:t>
-        </w:r>
-      </w:hyperlink>
+      <w:r>
+        <w:rPr>
+          <w:lang w:val="id_ID" w:bidi="id_ID"/>
+        </w:rPr>
+        <w:t>Kel. 32:32</w:t>
+      </w:r>
+      <w:r>
+        <w:rPr>
+          <w:lang w:val="id_ID" w:bidi="id_ID"/>
+        </w:rPr>
+        <w:t xml:space="preserve">; </w:t>
+      </w:r>
+      <w:r>
+        <w:rPr>
+          <w:lang w:val="id_ID" w:bidi="id_ID"/>
+        </w:rPr>
+        <w:t>Mzm. 69:28</w:t>
+      </w:r>
+      <w:r>
+        <w:rPr>
+          <w:lang w:val="id_ID" w:bidi="id_ID"/>
+        </w:rPr>
+        <w:t xml:space="preserve">; </w:t>
+      </w:r>
+      <w:r>
+        <w:rPr>
+          <w:lang w:val="id_ID" w:bidi="id_ID"/>
+        </w:rPr>
+        <w:t>Dan. 12:1</w:t>
+      </w:r>
       <w:r>
         <w:rPr>
           <w:lang w:val="id_ID" w:bidi="id_ID"/>
@@ -8640,108 +7152,72 @@
         </w:rPr>
         <w:t xml:space="preserve">Dalam surat-surat Paulus, sukacita dan bersukacita adalah respons terhadap Kabar Baik (lihat </w:t>
       </w:r>
-      <w:hyperlink r:id="rId250">
-        <w:r>
-          <w:rPr>
-            <w:lang w:val="id_ID" w:bidi="id_ID"/>
-          </w:rPr>
-          <w:rPr>
-            <w:color w:val="0000EE"/>
-            <w:u w:val="single"/>
-          </w:rPr>
-          <w:t>Ef 5:19–20</w:t>
-        </w:r>
-      </w:hyperlink>
+      <w:r>
+        <w:rPr>
+          <w:lang w:val="id_ID" w:bidi="id_ID"/>
+        </w:rPr>
+        <w:t>Ef 5:19–20</w:t>
+      </w:r>
       <w:r>
         <w:rPr>
           <w:lang w:val="id_ID" w:bidi="id_ID"/>
         </w:rPr>
         <w:t xml:space="preserve">). Sukacita tidak bergantung pada keadaan; orang percaya menemukan sukacita di dalam Tuhan bahkan di tengah-tengah penderitaan. • Bersukacitalah! Lihat </w:t>
       </w:r>
-      <w:hyperlink r:id="rId251">
-        <w:r>
-          <w:rPr>
-            <w:lang w:val="id_ID" w:bidi="id_ID"/>
-          </w:rPr>
-          <w:rPr>
-            <w:color w:val="0000EE"/>
-            <w:u w:val="single"/>
-          </w:rPr>
-          <w:t>Flp. 2:18</w:t>
-        </w:r>
-      </w:hyperlink>
-      <w:r>
-        <w:rPr>
-          <w:lang w:val="id_ID" w:bidi="id_ID"/>
-        </w:rPr>
-        <w:t xml:space="preserve">; </w:t>
-      </w:r>
-      <w:hyperlink r:id="rId252">
-        <w:r>
-          <w:rPr>
-            <w:lang w:val="id_ID" w:bidi="id_ID"/>
-          </w:rPr>
-          <w:rPr>
-            <w:color w:val="0000EE"/>
-            <w:u w:val="single"/>
-          </w:rPr>
-          <w:t>3:1</w:t>
-        </w:r>
-      </w:hyperlink>
-      <w:r>
-        <w:rPr>
-          <w:lang w:val="id_ID" w:bidi="id_ID"/>
-        </w:rPr>
-        <w:t xml:space="preserve">; </w:t>
-      </w:r>
-      <w:hyperlink r:id="rId253">
-        <w:r>
-          <w:rPr>
-            <w:lang w:val="id_ID" w:bidi="id_ID"/>
-          </w:rPr>
-          <w:rPr>
-            <w:color w:val="0000EE"/>
-            <w:u w:val="single"/>
-          </w:rPr>
-          <w:t>Rm. 12:12</w:t>
-        </w:r>
-      </w:hyperlink>
+      <w:r>
+        <w:rPr>
+          <w:lang w:val="id_ID" w:bidi="id_ID"/>
+        </w:rPr>
+        <w:t>Flp. 2:18</w:t>
+      </w:r>
+      <w:r>
+        <w:rPr>
+          <w:lang w:val="id_ID" w:bidi="id_ID"/>
+        </w:rPr>
+        <w:t xml:space="preserve">; </w:t>
+      </w:r>
+      <w:r>
+        <w:rPr>
+          <w:lang w:val="id_ID" w:bidi="id_ID"/>
+        </w:rPr>
+        <w:t>3:1</w:t>
+      </w:r>
+      <w:r>
+        <w:rPr>
+          <w:lang w:val="id_ID" w:bidi="id_ID"/>
+        </w:rPr>
+        <w:t xml:space="preserve">; </w:t>
+      </w:r>
+      <w:r>
+        <w:rPr>
+          <w:lang w:val="id_ID" w:bidi="id_ID"/>
+        </w:rPr>
+        <w:t>Rm. 12:12</w:t>
+      </w:r>
       <w:r>
         <w:rPr>
           <w:lang w:val="id_ID" w:bidi="id_ID"/>
         </w:rPr>
         <w:t xml:space="preserve">, </w:t>
       </w:r>
-      <w:hyperlink r:id="rId254">
-        <w:r>
-          <w:rPr>
-            <w:lang w:val="id_ID" w:bidi="id_ID"/>
-          </w:rPr>
-          <w:rPr>
-            <w:color w:val="0000EE"/>
-            <w:u w:val="single"/>
-          </w:rPr>
-          <w:t>15</w:t>
-        </w:r>
-      </w:hyperlink>
-      <w:r>
-        <w:rPr>
-          <w:lang w:val="id_ID" w:bidi="id_ID"/>
-        </w:rPr>
-        <w:t xml:space="preserve">; </w:t>
-      </w:r>
-      <w:hyperlink r:id="rId62">
-        <w:r>
-          <w:rPr>
-            <w:lang w:val="id_ID" w:bidi="id_ID"/>
-          </w:rPr>
-          <w:rPr>
-            <w:color w:val="0000EE"/>
-            <w:u w:val="single"/>
-          </w:rPr>
-          <w:t>1Tes. 5:16</w:t>
-        </w:r>
-      </w:hyperlink>
+      <w:r>
+        <w:rPr>
+          <w:lang w:val="id_ID" w:bidi="id_ID"/>
+        </w:rPr>
+        <w:t>15</w:t>
+      </w:r>
+      <w:r>
+        <w:rPr>
+          <w:lang w:val="id_ID" w:bidi="id_ID"/>
+        </w:rPr>
+        <w:t xml:space="preserve">; </w:t>
+      </w:r>
+      <w:r>
+        <w:rPr>
+          <w:lang w:val="id_ID" w:bidi="id_ID"/>
+        </w:rPr>
+        <w:t>1Tes. 5:16</w:t>
+      </w:r>
       <w:r>
         <w:rPr>
           <w:lang w:val="id_ID" w:bidi="id_ID"/>
@@ -8808,36 +7284,24 @@
         </w:rPr>
         <w:t xml:space="preserve">: Bdk </w:t>
       </w:r>
-      <w:hyperlink r:id="rId255">
-        <w:r>
-          <w:rPr>
-            <w:lang w:val="id_ID" w:bidi="id_ID"/>
-          </w:rPr>
-          <w:rPr>
-            <w:color w:val="0000EE"/>
-            <w:u w:val="single"/>
-          </w:rPr>
-          <w:t>1Tes. 5:16–18</w:t>
-        </w:r>
-      </w:hyperlink>
+      <w:r>
+        <w:rPr>
+          <w:lang w:val="id_ID" w:bidi="id_ID"/>
+        </w:rPr>
+        <w:t>1Tes. 5:16–18</w:t>
+      </w:r>
       <w:r>
         <w:rPr>
           <w:lang w:val="id_ID" w:bidi="id_ID"/>
         </w:rPr>
         <w:t xml:space="preserve">; kedua ayat ini ditujukan kepada jemaat-jemaat yang teraniaya; lihat juga </w:t>
       </w:r>
-      <w:hyperlink r:id="rId253">
-        <w:r>
-          <w:rPr>
-            <w:lang w:val="id_ID" w:bidi="id_ID"/>
-          </w:rPr>
-          <w:rPr>
-            <w:color w:val="0000EE"/>
-            <w:u w:val="single"/>
-          </w:rPr>
-          <w:t>Rm. 12:12</w:t>
-        </w:r>
-      </w:hyperlink>
+      <w:r>
+        <w:rPr>
+          <w:lang w:val="id_ID" w:bidi="id_ID"/>
+        </w:rPr>
+        <w:t>Rm. 12:12</w:t>
+      </w:r>
       <w:r>
         <w:rPr>
           <w:lang w:val="id_ID" w:bidi="id_ID"/>
@@ -8892,18 +7356,12 @@
         </w:rPr>
         <w:t xml:space="preserve">Orang-orang percaya harus penuh perhatian dalam merespons orang lain, bahkan dalam penganiayaan. Mereka dapat menyerahkan keadilan ke dalam tangan Allah karena mereka tahu bahwa Tuhan akan segera datang kembali (bdk. </w:t>
       </w:r>
-      <w:hyperlink r:id="rId256">
-        <w:r>
-          <w:rPr>
-            <w:lang w:val="id_ID" w:bidi="id_ID"/>
-          </w:rPr>
-          <w:rPr>
-            <w:color w:val="0000EE"/>
-            <w:u w:val="single"/>
-          </w:rPr>
-          <w:t>Yak. 5:8–9</w:t>
-        </w:r>
-      </w:hyperlink>
+      <w:r>
+        <w:rPr>
+          <w:lang w:val="id_ID" w:bidi="id_ID"/>
+        </w:rPr>
+        <w:t>Yak. 5:8–9</w:t>
+      </w:r>
       <w:r>
         <w:rPr>
           <w:lang w:val="id_ID" w:bidi="id_ID"/>
@@ -8958,108 +7416,72 @@
         </w:rPr>
         <w:t xml:space="preserve">Orang-orang percaya tidak perlu khawatir tentang apa pun karena Bapa surgawi mengasihi anak-anak-Nya dan peduli akan kebutuhan mereka, dan Dia telah mengundang anak-anak-Nya untuk berdoa tentang segala sesuatu (lihat </w:t>
       </w:r>
-      <w:hyperlink r:id="rId257">
-        <w:r>
-          <w:rPr>
-            <w:lang w:val="id_ID" w:bidi="id_ID"/>
-          </w:rPr>
-          <w:rPr>
-            <w:color w:val="0000EE"/>
-            <w:u w:val="single"/>
-          </w:rPr>
-          <w:t>Mat. 6:25–34</w:t>
-        </w:r>
-      </w:hyperlink>
-      <w:r>
-        <w:rPr>
-          <w:lang w:val="id_ID" w:bidi="id_ID"/>
-        </w:rPr>
-        <w:t xml:space="preserve">; </w:t>
-      </w:r>
-      <w:hyperlink r:id="rId258">
-        <w:r>
-          <w:rPr>
-            <w:lang w:val="id_ID" w:bidi="id_ID"/>
-          </w:rPr>
-          <w:rPr>
-            <w:color w:val="0000EE"/>
-            <w:u w:val="single"/>
-          </w:rPr>
-          <w:t>7:9–11</w:t>
-        </w:r>
-      </w:hyperlink>
-      <w:r>
-        <w:rPr>
-          <w:lang w:val="id_ID" w:bidi="id_ID"/>
-        </w:rPr>
-        <w:t xml:space="preserve">; </w:t>
-      </w:r>
-      <w:hyperlink r:id="rId253">
-        <w:r>
-          <w:rPr>
-            <w:lang w:val="id_ID" w:bidi="id_ID"/>
-          </w:rPr>
-          <w:rPr>
-            <w:color w:val="0000EE"/>
-            <w:u w:val="single"/>
-          </w:rPr>
-          <w:t>Rm. 12:12</w:t>
-        </w:r>
-      </w:hyperlink>
-      <w:r>
-        <w:rPr>
-          <w:lang w:val="id_ID" w:bidi="id_ID"/>
-        </w:rPr>
-        <w:t xml:space="preserve">; </w:t>
-      </w:r>
-      <w:hyperlink r:id="rId259">
-        <w:r>
-          <w:rPr>
-            <w:lang w:val="id_ID" w:bidi="id_ID"/>
-          </w:rPr>
-          <w:rPr>
-            <w:color w:val="0000EE"/>
-            <w:u w:val="single"/>
-          </w:rPr>
-          <w:t>Ef. 6:18</w:t>
-        </w:r>
-      </w:hyperlink>
-      <w:r>
-        <w:rPr>
-          <w:lang w:val="id_ID" w:bidi="id_ID"/>
-        </w:rPr>
-        <w:t xml:space="preserve">; </w:t>
-      </w:r>
-      <w:hyperlink r:id="rId260">
-        <w:r>
-          <w:rPr>
-            <w:lang w:val="id_ID" w:bidi="id_ID"/>
-          </w:rPr>
-          <w:rPr>
-            <w:color w:val="0000EE"/>
-            <w:u w:val="single"/>
-          </w:rPr>
-          <w:t>1Tes. 5:17</w:t>
-        </w:r>
-      </w:hyperlink>
-      <w:r>
-        <w:rPr>
-          <w:lang w:val="id_ID" w:bidi="id_ID"/>
-        </w:rPr>
-        <w:t xml:space="preserve">; </w:t>
-      </w:r>
-      <w:hyperlink r:id="rId261">
-        <w:r>
-          <w:rPr>
-            <w:lang w:val="id_ID" w:bidi="id_ID"/>
-          </w:rPr>
-          <w:rPr>
-            <w:color w:val="0000EE"/>
-            <w:u w:val="single"/>
-          </w:rPr>
-          <w:t>1Ptr. 5:7</w:t>
-        </w:r>
-      </w:hyperlink>
+      <w:r>
+        <w:rPr>
+          <w:lang w:val="id_ID" w:bidi="id_ID"/>
+        </w:rPr>
+        <w:t>Mat. 6:25–34</w:t>
+      </w:r>
+      <w:r>
+        <w:rPr>
+          <w:lang w:val="id_ID" w:bidi="id_ID"/>
+        </w:rPr>
+        <w:t xml:space="preserve">; </w:t>
+      </w:r>
+      <w:r>
+        <w:rPr>
+          <w:lang w:val="id_ID" w:bidi="id_ID"/>
+        </w:rPr>
+        <w:t>7:9–11</w:t>
+      </w:r>
+      <w:r>
+        <w:rPr>
+          <w:lang w:val="id_ID" w:bidi="id_ID"/>
+        </w:rPr>
+        <w:t xml:space="preserve">; </w:t>
+      </w:r>
+      <w:r>
+        <w:rPr>
+          <w:lang w:val="id_ID" w:bidi="id_ID"/>
+        </w:rPr>
+        <w:t>Rm. 12:12</w:t>
+      </w:r>
+      <w:r>
+        <w:rPr>
+          <w:lang w:val="id_ID" w:bidi="id_ID"/>
+        </w:rPr>
+        <w:t xml:space="preserve">; </w:t>
+      </w:r>
+      <w:r>
+        <w:rPr>
+          <w:lang w:val="id_ID" w:bidi="id_ID"/>
+        </w:rPr>
+        <w:t>Ef. 6:18</w:t>
+      </w:r>
+      <w:r>
+        <w:rPr>
+          <w:lang w:val="id_ID" w:bidi="id_ID"/>
+        </w:rPr>
+        <w:t xml:space="preserve">; </w:t>
+      </w:r>
+      <w:r>
+        <w:rPr>
+          <w:lang w:val="id_ID" w:bidi="id_ID"/>
+        </w:rPr>
+        <w:t>1Tes. 5:17</w:t>
+      </w:r>
+      <w:r>
+        <w:rPr>
+          <w:lang w:val="id_ID" w:bidi="id_ID"/>
+        </w:rPr>
+        <w:t xml:space="preserve">; </w:t>
+      </w:r>
+      <w:r>
+        <w:rPr>
+          <w:lang w:val="id_ID" w:bidi="id_ID"/>
+        </w:rPr>
+        <w:t>1Ptr. 5:7</w:t>
+      </w:r>
       <w:r>
         <w:rPr>
           <w:lang w:val="id_ID" w:bidi="id_ID"/>
@@ -9114,72 +7536,48 @@
         </w:rPr>
         <w:t>Kehidupan yang mengandalkan Allah (</w:t>
       </w:r>
-      <w:hyperlink r:id="rId262">
-        <w:r>
-          <w:rPr>
-            <w:lang w:val="id_ID" w:bidi="id_ID"/>
-          </w:rPr>
-          <w:rPr>
-            <w:color w:val="0000EE"/>
-            <w:u w:val="single"/>
-          </w:rPr>
-          <w:t>4:6</w:t>
-        </w:r>
-      </w:hyperlink>
+      <w:r>
+        <w:rPr>
+          <w:lang w:val="id_ID" w:bidi="id_ID"/>
+        </w:rPr>
+        <w:t>4:6</w:t>
+      </w:r>
       <w:r>
         <w:rPr>
           <w:lang w:val="id_ID" w:bidi="id_ID"/>
         </w:rPr>
         <w:t xml:space="preserve">) membawa damai sejahtera Allah (lihat juga </w:t>
       </w:r>
-      <w:hyperlink r:id="rId263">
-        <w:r>
-          <w:rPr>
-            <w:lang w:val="id_ID" w:bidi="id_ID"/>
-          </w:rPr>
-          <w:rPr>
-            <w:color w:val="0000EE"/>
-            <w:u w:val="single"/>
-          </w:rPr>
-          <w:t>Yes. 26:3</w:t>
-        </w:r>
-      </w:hyperlink>
-      <w:r>
-        <w:rPr>
-          <w:lang w:val="id_ID" w:bidi="id_ID"/>
-        </w:rPr>
-        <w:t xml:space="preserve">; </w:t>
-      </w:r>
-      <w:hyperlink r:id="rId264">
-        <w:r>
-          <w:rPr>
-            <w:lang w:val="id_ID" w:bidi="id_ID"/>
-          </w:rPr>
-          <w:rPr>
-            <w:color w:val="0000EE"/>
-            <w:u w:val="single"/>
-          </w:rPr>
-          <w:t>Yoh. 14:27</w:t>
-        </w:r>
-      </w:hyperlink>
-      <w:r>
-        <w:rPr>
-          <w:lang w:val="id_ID" w:bidi="id_ID"/>
-        </w:rPr>
-        <w:t xml:space="preserve">; </w:t>
-      </w:r>
-      <w:hyperlink r:id="rId265">
-        <w:r>
-          <w:rPr>
-            <w:lang w:val="id_ID" w:bidi="id_ID"/>
-          </w:rPr>
-          <w:rPr>
-            <w:color w:val="0000EE"/>
-            <w:u w:val="single"/>
-          </w:rPr>
-          <w:t>Kol. 3:15</w:t>
-        </w:r>
-      </w:hyperlink>
+      <w:r>
+        <w:rPr>
+          <w:lang w:val="id_ID" w:bidi="id_ID"/>
+        </w:rPr>
+        <w:t>Yes. 26:3</w:t>
+      </w:r>
+      <w:r>
+        <w:rPr>
+          <w:lang w:val="id_ID" w:bidi="id_ID"/>
+        </w:rPr>
+        <w:t xml:space="preserve">; </w:t>
+      </w:r>
+      <w:r>
+        <w:rPr>
+          <w:lang w:val="id_ID" w:bidi="id_ID"/>
+        </w:rPr>
+        <w:t>Yoh. 14:27</w:t>
+      </w:r>
+      <w:r>
+        <w:rPr>
+          <w:lang w:val="id_ID" w:bidi="id_ID"/>
+        </w:rPr>
+        <w:t xml:space="preserve">; </w:t>
+      </w:r>
+      <w:r>
+        <w:rPr>
+          <w:lang w:val="id_ID" w:bidi="id_ID"/>
+        </w:rPr>
+        <w:t>Kol. 3:15</w:t>
+      </w:r>
       <w:r>
         <w:rPr>
           <w:lang w:val="id_ID" w:bidi="id_ID"/>
@@ -9234,36 +7632,24 @@
         </w:rPr>
         <w:t>Paulus mendorong jemaat di Filipi untuk berfokus pada karunia-karunia Allah yang baik sehingga, bahkan selama penderitaan dan penganiayaan, hidup mereka akan menjadi teladan dan pikiran serta hati mereka akan dipenuhi dengan damai sejahtera (</w:t>
       </w:r>
-      <w:hyperlink r:id="rId266">
-        <w:r>
-          <w:rPr>
-            <w:lang w:val="id_ID" w:bidi="id_ID"/>
-          </w:rPr>
-          <w:rPr>
-            <w:color w:val="0000EE"/>
-            <w:u w:val="single"/>
-          </w:rPr>
-          <w:t>4:7</w:t>
-        </w:r>
-      </w:hyperlink>
+      <w:r>
+        <w:rPr>
+          <w:lang w:val="id_ID" w:bidi="id_ID"/>
+        </w:rPr>
+        <w:t>4:7</w:t>
+      </w:r>
       <w:r>
         <w:rPr>
           <w:lang w:val="id_ID" w:bidi="id_ID"/>
         </w:rPr>
         <w:t xml:space="preserve">, </w:t>
       </w:r>
-      <w:hyperlink r:id="rId200">
-        <w:r>
-          <w:rPr>
-            <w:lang w:val="id_ID" w:bidi="id_ID"/>
-          </w:rPr>
-          <w:rPr>
-            <w:color w:val="0000EE"/>
-            <w:u w:val="single"/>
-          </w:rPr>
-          <w:t>9</w:t>
-        </w:r>
-      </w:hyperlink>
+      <w:r>
+        <w:rPr>
+          <w:lang w:val="id_ID" w:bidi="id_ID"/>
+        </w:rPr>
+        <w:t>9</w:t>
+      </w:r>
       <w:r>
         <w:rPr>
           <w:lang w:val="id_ID" w:bidi="id_ID"/>
@@ -9324,72 +7710,48 @@
         </w:rPr>
         <w:t xml:space="preserve">: Segala sesuatu yang telah Paulus ajarkan kepada mereka melalui perkataan atau teladan tentang jenis kehidupan yang diinginkan Allah (lihat </w:t>
       </w:r>
-      <w:hyperlink r:id="rId267">
-        <w:r>
-          <w:rPr>
-            <w:lang w:val="id_ID" w:bidi="id_ID"/>
-          </w:rPr>
-          <w:rPr>
-            <w:color w:val="0000EE"/>
-            <w:u w:val="single"/>
-          </w:rPr>
-          <w:t>3:17</w:t>
-        </w:r>
-      </w:hyperlink>
-      <w:r>
-        <w:rPr>
-          <w:lang w:val="id_ID" w:bidi="id_ID"/>
-        </w:rPr>
-        <w:t xml:space="preserve">; </w:t>
-      </w:r>
-      <w:hyperlink r:id="rId201">
-        <w:r>
-          <w:rPr>
-            <w:lang w:val="id_ID" w:bidi="id_ID"/>
-          </w:rPr>
-          <w:rPr>
-            <w:color w:val="0000EE"/>
-            <w:u w:val="single"/>
-          </w:rPr>
-          <w:t>1Kor. 4:6</w:t>
-        </w:r>
-      </w:hyperlink>
+      <w:r>
+        <w:rPr>
+          <w:lang w:val="id_ID" w:bidi="id_ID"/>
+        </w:rPr>
+        <w:t>3:17</w:t>
+      </w:r>
+      <w:r>
+        <w:rPr>
+          <w:lang w:val="id_ID" w:bidi="id_ID"/>
+        </w:rPr>
+        <w:t xml:space="preserve">; </w:t>
+      </w:r>
+      <w:r>
+        <w:rPr>
+          <w:lang w:val="id_ID" w:bidi="id_ID"/>
+        </w:rPr>
+        <w:t>1Kor. 4:6</w:t>
+      </w:r>
       <w:r>
         <w:rPr>
           <w:lang w:val="id_ID" w:bidi="id_ID"/>
         </w:rPr>
         <w:t xml:space="preserve">, </w:t>
       </w:r>
-      <w:hyperlink r:id="rId202">
-        <w:r>
-          <w:rPr>
-            <w:lang w:val="id_ID" w:bidi="id_ID"/>
-          </w:rPr>
-          <w:rPr>
-            <w:color w:val="0000EE"/>
-            <w:u w:val="single"/>
-          </w:rPr>
-          <w:t>16–17</w:t>
-        </w:r>
-      </w:hyperlink>
-      <w:r>
-        <w:rPr>
-          <w:lang w:val="id_ID" w:bidi="id_ID"/>
-        </w:rPr>
-        <w:t xml:space="preserve">; </w:t>
-      </w:r>
-      <w:hyperlink r:id="rId204">
-        <w:r>
-          <w:rPr>
-            <w:lang w:val="id_ID" w:bidi="id_ID"/>
-          </w:rPr>
-          <w:rPr>
-            <w:color w:val="0000EE"/>
-            <w:u w:val="single"/>
-          </w:rPr>
-          <w:t>2Tes. 3:7–9</w:t>
-        </w:r>
-      </w:hyperlink>
+      <w:r>
+        <w:rPr>
+          <w:lang w:val="id_ID" w:bidi="id_ID"/>
+        </w:rPr>
+        <w:t>16–17</w:t>
+      </w:r>
+      <w:r>
+        <w:rPr>
+          <w:lang w:val="id_ID" w:bidi="id_ID"/>
+        </w:rPr>
+        <w:t xml:space="preserve">; </w:t>
+      </w:r>
+      <w:r>
+        <w:rPr>
+          <w:lang w:val="id_ID" w:bidi="id_ID"/>
+        </w:rPr>
+        <w:t>2Tes. 3:7–9</w:t>
+      </w:r>
       <w:r>
         <w:rPr>
           <w:lang w:val="id_ID" w:bidi="id_ID"/>
@@ -9594,90 +7956,60 @@
         </w:rPr>
         <w:t xml:space="preserve">: Dengan pertolongan Kristus, Paulus memiliki kekuatan untuk melakukan segala sesuatu. Dalam segala hal, terutama ketika mengalami penderitaan, Paulus bersandar pada kekuatan Kristus, yang hidup di dalam dirinya dan bekerja melalui dirinya (lihat </w:t>
       </w:r>
-      <w:hyperlink r:id="rId268">
-        <w:r>
-          <w:rPr>
-            <w:lang w:val="id_ID" w:bidi="id_ID"/>
-          </w:rPr>
-          <w:rPr>
-            <w:color w:val="0000EE"/>
-            <w:u w:val="single"/>
-          </w:rPr>
-          <w:t>2Kor. 1:8–10</w:t>
-        </w:r>
-      </w:hyperlink>
-      <w:r>
-        <w:rPr>
-          <w:lang w:val="id_ID" w:bidi="id_ID"/>
-        </w:rPr>
-        <w:t xml:space="preserve">; </w:t>
-      </w:r>
-      <w:hyperlink r:id="rId269">
-        <w:r>
-          <w:rPr>
-            <w:lang w:val="id_ID" w:bidi="id_ID"/>
-          </w:rPr>
-          <w:rPr>
-            <w:color w:val="0000EE"/>
-            <w:u w:val="single"/>
-          </w:rPr>
-          <w:t>4:7–12</w:t>
-        </w:r>
-      </w:hyperlink>
-      <w:r>
-        <w:rPr>
-          <w:lang w:val="id_ID" w:bidi="id_ID"/>
-        </w:rPr>
-        <w:t xml:space="preserve">; </w:t>
-      </w:r>
-      <w:hyperlink r:id="rId270">
-        <w:r>
-          <w:rPr>
-            <w:lang w:val="id_ID" w:bidi="id_ID"/>
-          </w:rPr>
-          <w:rPr>
-            <w:color w:val="0000EE"/>
-            <w:u w:val="single"/>
-          </w:rPr>
-          <w:t>12:8–10</w:t>
-        </w:r>
-      </w:hyperlink>
-      <w:r>
-        <w:rPr>
-          <w:lang w:val="id_ID" w:bidi="id_ID"/>
-        </w:rPr>
-        <w:t xml:space="preserve">; </w:t>
-      </w:r>
-      <w:hyperlink r:id="rId271">
-        <w:r>
-          <w:rPr>
-            <w:lang w:val="id_ID" w:bidi="id_ID"/>
-          </w:rPr>
-          <w:rPr>
-            <w:color w:val="0000EE"/>
-            <w:u w:val="single"/>
-          </w:rPr>
-          <w:t>Gal. 2:20</w:t>
-        </w:r>
-      </w:hyperlink>
-      <w:r>
-        <w:rPr>
-          <w:lang w:val="id_ID" w:bidi="id_ID"/>
-        </w:rPr>
-        <w:t xml:space="preserve">; </w:t>
-      </w:r>
-      <w:hyperlink r:id="rId272">
-        <w:r>
-          <w:rPr>
-            <w:lang w:val="id_ID" w:bidi="id_ID"/>
-          </w:rPr>
-          <w:rPr>
-            <w:color w:val="0000EE"/>
-            <w:u w:val="single"/>
-          </w:rPr>
-          <w:t>Kol. 1:27</w:t>
-        </w:r>
-      </w:hyperlink>
+      <w:r>
+        <w:rPr>
+          <w:lang w:val="id_ID" w:bidi="id_ID"/>
+        </w:rPr>
+        <w:t>2Kor. 1:8–10</w:t>
+      </w:r>
+      <w:r>
+        <w:rPr>
+          <w:lang w:val="id_ID" w:bidi="id_ID"/>
+        </w:rPr>
+        <w:t xml:space="preserve">; </w:t>
+      </w:r>
+      <w:r>
+        <w:rPr>
+          <w:lang w:val="id_ID" w:bidi="id_ID"/>
+        </w:rPr>
+        <w:t>4:7–12</w:t>
+      </w:r>
+      <w:r>
+        <w:rPr>
+          <w:lang w:val="id_ID" w:bidi="id_ID"/>
+        </w:rPr>
+        <w:t xml:space="preserve">; </w:t>
+      </w:r>
+      <w:r>
+        <w:rPr>
+          <w:lang w:val="id_ID" w:bidi="id_ID"/>
+        </w:rPr>
+        <w:t>12:8–10</w:t>
+      </w:r>
+      <w:r>
+        <w:rPr>
+          <w:lang w:val="id_ID" w:bidi="id_ID"/>
+        </w:rPr>
+        <w:t xml:space="preserve">; </w:t>
+      </w:r>
+      <w:r>
+        <w:rPr>
+          <w:lang w:val="id_ID" w:bidi="id_ID"/>
+        </w:rPr>
+        <w:t>Gal. 2:20</w:t>
+      </w:r>
+      <w:r>
+        <w:rPr>
+          <w:lang w:val="id_ID" w:bidi="id_ID"/>
+        </w:rPr>
+        <w:t xml:space="preserve">; </w:t>
+      </w:r>
+      <w:r>
+        <w:rPr>
+          <w:lang w:val="id_ID" w:bidi="id_ID"/>
+        </w:rPr>
+        <w:t>Kol. 1:27</w:t>
+      </w:r>
       <w:r>
         <w:rPr>
           <w:lang w:val="id_ID" w:bidi="id_ID"/>
@@ -9780,36 +8112,24 @@
         </w:rPr>
         <w:t>satu-satunya orang yang memberi saya bantuan keuangan: Sebaliknya, Paulus bertekad untuk tidak menerima bantuan keuangan dari jemaat Korintus karena hal itu akan merusak reputasi Kabar Baik di mata mereka (</w:t>
       </w:r>
-      <w:hyperlink r:id="rId273">
-        <w:r>
-          <w:rPr>
-            <w:lang w:val="id_ID" w:bidi="id_ID"/>
-          </w:rPr>
-          <w:rPr>
-            <w:color w:val="0000EE"/>
-            <w:u w:val="single"/>
-          </w:rPr>
-          <w:t>1Kor. 9:11–18</w:t>
-        </w:r>
-      </w:hyperlink>
-      <w:r>
-        <w:rPr>
-          <w:lang w:val="id_ID" w:bidi="id_ID"/>
-        </w:rPr>
-        <w:t xml:space="preserve">; </w:t>
-      </w:r>
-      <w:hyperlink r:id="rId274">
-        <w:r>
-          <w:rPr>
-            <w:lang w:val="id_ID" w:bidi="id_ID"/>
-          </w:rPr>
-          <w:rPr>
-            <w:color w:val="0000EE"/>
-            <w:u w:val="single"/>
-          </w:rPr>
-          <w:t>2Kor. 11:7–12</w:t>
-        </w:r>
-      </w:hyperlink>
+      <w:r>
+        <w:rPr>
+          <w:lang w:val="id_ID" w:bidi="id_ID"/>
+        </w:rPr>
+        <w:t>1Kor. 9:11–18</w:t>
+      </w:r>
+      <w:r>
+        <w:rPr>
+          <w:lang w:val="id_ID" w:bidi="id_ID"/>
+        </w:rPr>
+        <w:t xml:space="preserve">; </w:t>
+      </w:r>
+      <w:r>
+        <w:rPr>
+          <w:lang w:val="id_ID" w:bidi="id_ID"/>
+        </w:rPr>
+        <w:t>2Kor. 11:7–12</w:t>
+      </w:r>
       <w:r>
         <w:rPr>
           <w:lang w:val="id_ID" w:bidi="id_ID"/>
@@ -9828,18 +8148,12 @@
         </w:rPr>
         <w:t xml:space="preserve">: Lihat </w:t>
       </w:r>
-      <w:hyperlink r:id="rId19">
-        <w:r>
-          <w:rPr>
-            <w:lang w:val="id_ID" w:bidi="id_ID"/>
-          </w:rPr>
-          <w:rPr>
-            <w:color w:val="0000EE"/>
-            <w:u w:val="single"/>
-          </w:rPr>
-          <w:t>Kisah. 16:11–40</w:t>
-        </w:r>
-      </w:hyperlink>
+      <w:r>
+        <w:rPr>
+          <w:lang w:val="id_ID" w:bidi="id_ID"/>
+        </w:rPr>
+        <w:t>Kisah. 16:11–40</w:t>
+      </w:r>
       <w:r>
         <w:rPr>
           <w:lang w:val="id_ID" w:bidi="id_ID"/>
@@ -9894,54 +8208,36 @@
         </w:rPr>
         <w:t>Setelah meninggalkan Filipi (</w:t>
       </w:r>
-      <w:hyperlink r:id="rId275">
-        <w:r>
-          <w:rPr>
-            <w:lang w:val="id_ID" w:bidi="id_ID"/>
-          </w:rPr>
-          <w:rPr>
-            <w:color w:val="0000EE"/>
-            <w:u w:val="single"/>
-          </w:rPr>
-          <w:t>4:15</w:t>
-        </w:r>
-      </w:hyperlink>
+      <w:r>
+        <w:rPr>
+          <w:lang w:val="id_ID" w:bidi="id_ID"/>
+        </w:rPr>
+        <w:t>4:15</w:t>
+      </w:r>
       <w:r>
         <w:rPr>
           <w:lang w:val="id_ID" w:bidi="id_ID"/>
         </w:rPr>
         <w:t xml:space="preserve">), Paulus pergi ke Tesalonika (lihat </w:t>
       </w:r>
-      <w:hyperlink r:id="rId276">
-        <w:r>
-          <w:rPr>
-            <w:lang w:val="id_ID" w:bidi="id_ID"/>
-          </w:rPr>
-          <w:rPr>
-            <w:color w:val="0000EE"/>
-            <w:u w:val="single"/>
-          </w:rPr>
-          <w:t>Kisah. 17:1–8</w:t>
-        </w:r>
-      </w:hyperlink>
+      <w:r>
+        <w:rPr>
+          <w:lang w:val="id_ID" w:bidi="id_ID"/>
+        </w:rPr>
+        <w:t>Kisah. 17:1–8</w:t>
+      </w:r>
       <w:r>
         <w:rPr>
           <w:lang w:val="id_ID" w:bidi="id_ID"/>
         </w:rPr>
         <w:t xml:space="preserve">; bandingkan dengan </w:t>
       </w:r>
-      <w:hyperlink r:id="rId277">
-        <w:r>
-          <w:rPr>
-            <w:lang w:val="id_ID" w:bidi="id_ID"/>
-          </w:rPr>
-          <w:rPr>
-            <w:color w:val="0000EE"/>
-            <w:u w:val="single"/>
-          </w:rPr>
-          <w:t>1Tes 2:1–14</w:t>
-        </w:r>
-      </w:hyperlink>
+      <w:r>
+        <w:rPr>
+          <w:lang w:val="id_ID" w:bidi="id_ID"/>
+        </w:rPr>
+        <w:t>1Tes 2:1–14</w:t>
+      </w:r>
       <w:r>
         <w:rPr>
           <w:lang w:val="id_ID" w:bidi="id_ID"/>
@@ -10002,90 +8298,60 @@
         </w:rPr>
         <w:t xml:space="preserve">: Paulus lebih memilih untuk menghidupi dirinya sendiri (lihat </w:t>
       </w:r>
-      <w:hyperlink r:id="rId278">
-        <w:r>
-          <w:rPr>
-            <w:lang w:val="id_ID" w:bidi="id_ID"/>
-          </w:rPr>
-          <w:rPr>
-            <w:color w:val="0000EE"/>
-            <w:u w:val="single"/>
-          </w:rPr>
-          <w:t>Kisah. 18:3</w:t>
-        </w:r>
-      </w:hyperlink>
-      <w:r>
-        <w:rPr>
-          <w:lang w:val="id_ID" w:bidi="id_ID"/>
-        </w:rPr>
-        <w:t xml:space="preserve">; </w:t>
-      </w:r>
-      <w:hyperlink r:id="rId279">
-        <w:r>
-          <w:rPr>
-            <w:lang w:val="id_ID" w:bidi="id_ID"/>
-          </w:rPr>
-          <w:rPr>
-            <w:color w:val="0000EE"/>
-            <w:u w:val="single"/>
-          </w:rPr>
-          <w:t>1Kor. 4:12</w:t>
-        </w:r>
-      </w:hyperlink>
-      <w:r>
-        <w:rPr>
-          <w:lang w:val="id_ID" w:bidi="id_ID"/>
-        </w:rPr>
-        <w:t xml:space="preserve">; </w:t>
-      </w:r>
-      <w:hyperlink r:id="rId280">
-        <w:r>
-          <w:rPr>
-            <w:lang w:val="id_ID" w:bidi="id_ID"/>
-          </w:rPr>
-          <w:rPr>
-            <w:color w:val="0000EE"/>
-            <w:u w:val="single"/>
-          </w:rPr>
-          <w:t>9:3–18</w:t>
-        </w:r>
-      </w:hyperlink>
-      <w:r>
-        <w:rPr>
-          <w:lang w:val="id_ID" w:bidi="id_ID"/>
-        </w:rPr>
-        <w:t xml:space="preserve">; </w:t>
-      </w:r>
-      <w:hyperlink r:id="rId281">
-        <w:r>
-          <w:rPr>
-            <w:lang w:val="id_ID" w:bidi="id_ID"/>
-          </w:rPr>
-          <w:rPr>
-            <w:color w:val="0000EE"/>
-            <w:u w:val="single"/>
-          </w:rPr>
-          <w:t>2Kor. 11:7–11</w:t>
-        </w:r>
-      </w:hyperlink>
-      <w:r>
-        <w:rPr>
-          <w:lang w:val="id_ID" w:bidi="id_ID"/>
-        </w:rPr>
-        <w:t xml:space="preserve">; </w:t>
-      </w:r>
-      <w:hyperlink r:id="rId282">
-        <w:r>
-          <w:rPr>
-            <w:lang w:val="id_ID" w:bidi="id_ID"/>
-          </w:rPr>
-          <w:rPr>
-            <w:color w:val="0000EE"/>
-            <w:u w:val="single"/>
-          </w:rPr>
-          <w:t>12:14–15</w:t>
-        </w:r>
-      </w:hyperlink>
+      <w:r>
+        <w:rPr>
+          <w:lang w:val="id_ID" w:bidi="id_ID"/>
+        </w:rPr>
+        <w:t>Kisah. 18:3</w:t>
+      </w:r>
+      <w:r>
+        <w:rPr>
+          <w:lang w:val="id_ID" w:bidi="id_ID"/>
+        </w:rPr>
+        <w:t xml:space="preserve">; </w:t>
+      </w:r>
+      <w:r>
+        <w:rPr>
+          <w:lang w:val="id_ID" w:bidi="id_ID"/>
+        </w:rPr>
+        <w:t>1Kor. 4:12</w:t>
+      </w:r>
+      <w:r>
+        <w:rPr>
+          <w:lang w:val="id_ID" w:bidi="id_ID"/>
+        </w:rPr>
+        <w:t xml:space="preserve">; </w:t>
+      </w:r>
+      <w:r>
+        <w:rPr>
+          <w:lang w:val="id_ID" w:bidi="id_ID"/>
+        </w:rPr>
+        <w:t>9:3–18</w:t>
+      </w:r>
+      <w:r>
+        <w:rPr>
+          <w:lang w:val="id_ID" w:bidi="id_ID"/>
+        </w:rPr>
+        <w:t xml:space="preserve">; </w:t>
+      </w:r>
+      <w:r>
+        <w:rPr>
+          <w:lang w:val="id_ID" w:bidi="id_ID"/>
+        </w:rPr>
+        <w:t>2Kor. 11:7–11</w:t>
+      </w:r>
+      <w:r>
+        <w:rPr>
+          <w:lang w:val="id_ID" w:bidi="id_ID"/>
+        </w:rPr>
+        <w:t xml:space="preserve">; </w:t>
+      </w:r>
+      <w:r>
+        <w:rPr>
+          <w:lang w:val="id_ID" w:bidi="id_ID"/>
+        </w:rPr>
+        <w:t>12:14–15</w:t>
+      </w:r>
       <w:r>
         <w:rPr>
           <w:lang w:val="id_ID" w:bidi="id_ID"/>
@@ -10140,180 +8406,120 @@
         </w:rPr>
         <w:t xml:space="preserve">Epafroditus (lihat juga </w:t>
       </w:r>
-      <w:hyperlink r:id="rId283">
-        <w:r>
-          <w:rPr>
-            <w:lang w:val="id_ID" w:bidi="id_ID"/>
-          </w:rPr>
-          <w:rPr>
-            <w:color w:val="0000EE"/>
-            <w:u w:val="single"/>
-          </w:rPr>
-          <w:t>2:25–30</w:t>
-        </w:r>
-      </w:hyperlink>
+      <w:r>
+        <w:rPr>
+          <w:lang w:val="id_ID" w:bidi="id_ID"/>
+        </w:rPr>
+        <w:t>2:25–30</w:t>
+      </w:r>
       <w:r>
         <w:rPr>
           <w:lang w:val="id_ID" w:bidi="id_ID"/>
         </w:rPr>
         <w:t xml:space="preserve">) telah membawa persembahan dari Filipi. • Persembahan mereka adalah persembahan yang harum baunya: Dalam Perjanjian Lama, persembahan yang berkenan adalah bau yang harum bagi Allah (lihat </w:t>
       </w:r>
-      <w:hyperlink r:id="rId284">
-        <w:r>
-          <w:rPr>
-            <w:lang w:val="id_ID" w:bidi="id_ID"/>
-          </w:rPr>
-          <w:rPr>
-            <w:color w:val="0000EE"/>
-            <w:u w:val="single"/>
-          </w:rPr>
-          <w:t>Im. 1:9</w:t>
-        </w:r>
-      </w:hyperlink>
+      <w:r>
+        <w:rPr>
+          <w:lang w:val="id_ID" w:bidi="id_ID"/>
+        </w:rPr>
+        <w:t>Im. 1:9</w:t>
+      </w:r>
       <w:r>
         <w:rPr>
           <w:lang w:val="id_ID" w:bidi="id_ID"/>
         </w:rPr>
         <w:t xml:space="preserve">, </w:t>
       </w:r>
-      <w:hyperlink r:id="rId285">
-        <w:r>
-          <w:rPr>
-            <w:lang w:val="id_ID" w:bidi="id_ID"/>
-          </w:rPr>
-          <w:rPr>
-            <w:color w:val="0000EE"/>
-            <w:u w:val="single"/>
-          </w:rPr>
-          <w:t>13</w:t>
-        </w:r>
-      </w:hyperlink>
+      <w:r>
+        <w:rPr>
+          <w:lang w:val="id_ID" w:bidi="id_ID"/>
+        </w:rPr>
+        <w:t>13</w:t>
+      </w:r>
       <w:r>
         <w:rPr>
           <w:lang w:val="id_ID" w:bidi="id_ID"/>
         </w:rPr>
         <w:t xml:space="preserve">, </w:t>
       </w:r>
-      <w:hyperlink r:id="rId286">
-        <w:r>
-          <w:rPr>
-            <w:lang w:val="id_ID" w:bidi="id_ID"/>
-          </w:rPr>
-          <w:rPr>
-            <w:color w:val="0000EE"/>
-            <w:u w:val="single"/>
-          </w:rPr>
-          <w:t>17</w:t>
-        </w:r>
-      </w:hyperlink>
-      <w:r>
-        <w:rPr>
-          <w:lang w:val="id_ID" w:bidi="id_ID"/>
-        </w:rPr>
-        <w:t xml:space="preserve">; </w:t>
-      </w:r>
-      <w:hyperlink r:id="rId287">
-        <w:r>
-          <w:rPr>
-            <w:lang w:val="id_ID" w:bidi="id_ID"/>
-          </w:rPr>
-          <w:rPr>
-            <w:color w:val="0000EE"/>
-            <w:u w:val="single"/>
-          </w:rPr>
-          <w:t>2:2</w:t>
-        </w:r>
-      </w:hyperlink>
+      <w:r>
+        <w:rPr>
+          <w:lang w:val="id_ID" w:bidi="id_ID"/>
+        </w:rPr>
+        <w:t>17</w:t>
+      </w:r>
+      <w:r>
+        <w:rPr>
+          <w:lang w:val="id_ID" w:bidi="id_ID"/>
+        </w:rPr>
+        <w:t xml:space="preserve">; </w:t>
+      </w:r>
+      <w:r>
+        <w:rPr>
+          <w:lang w:val="id_ID" w:bidi="id_ID"/>
+        </w:rPr>
+        <w:t>2:2</w:t>
+      </w:r>
       <w:r>
         <w:rPr>
           <w:lang w:val="id_ID" w:bidi="id_ID"/>
         </w:rPr>
         <w:t xml:space="preserve">, </w:t>
       </w:r>
-      <w:hyperlink r:id="rId288">
-        <w:r>
-          <w:rPr>
-            <w:lang w:val="id_ID" w:bidi="id_ID"/>
-          </w:rPr>
-          <w:rPr>
-            <w:color w:val="0000EE"/>
-            <w:u w:val="single"/>
-          </w:rPr>
-          <w:t>9</w:t>
-        </w:r>
-      </w:hyperlink>
-      <w:r>
-        <w:rPr>
-          <w:lang w:val="id_ID" w:bidi="id_ID"/>
-        </w:rPr>
-        <w:t xml:space="preserve">; </w:t>
-      </w:r>
-      <w:hyperlink r:id="rId289">
-        <w:r>
-          <w:rPr>
-            <w:lang w:val="id_ID" w:bidi="id_ID"/>
-          </w:rPr>
-          <w:rPr>
-            <w:color w:val="0000EE"/>
-            <w:u w:val="single"/>
-          </w:rPr>
-          <w:t>3:5</w:t>
-        </w:r>
-      </w:hyperlink>
+      <w:r>
+        <w:rPr>
+          <w:lang w:val="id_ID" w:bidi="id_ID"/>
+        </w:rPr>
+        <w:t>9</w:t>
+      </w:r>
+      <w:r>
+        <w:rPr>
+          <w:lang w:val="id_ID" w:bidi="id_ID"/>
+        </w:rPr>
+        <w:t xml:space="preserve">; </w:t>
+      </w:r>
+      <w:r>
+        <w:rPr>
+          <w:lang w:val="id_ID" w:bidi="id_ID"/>
+        </w:rPr>
+        <w:t>3:5</w:t>
+      </w:r>
       <w:r>
         <w:rPr>
           <w:lang w:val="id_ID" w:bidi="id_ID"/>
         </w:rPr>
         <w:t xml:space="preserve">, </w:t>
       </w:r>
-      <w:hyperlink r:id="rId290">
-        <w:r>
-          <w:rPr>
-            <w:lang w:val="id_ID" w:bidi="id_ID"/>
-          </w:rPr>
-          <w:rPr>
-            <w:color w:val="0000EE"/>
-            <w:u w:val="single"/>
-          </w:rPr>
-          <w:t>16</w:t>
-        </w:r>
-      </w:hyperlink>
+      <w:r>
+        <w:rPr>
+          <w:lang w:val="id_ID" w:bidi="id_ID"/>
+        </w:rPr>
+        <w:t>16</w:t>
+      </w:r>
       <w:r>
         <w:rPr>
           <w:lang w:val="id_ID" w:bidi="id_ID"/>
         </w:rPr>
         <w:t xml:space="preserve">; bdk. </w:t>
       </w:r>
-      <w:hyperlink r:id="rId128">
-        <w:r>
-          <w:rPr>
-            <w:lang w:val="id_ID" w:bidi="id_ID"/>
-          </w:rPr>
-          <w:rPr>
-            <w:color w:val="0000EE"/>
-            <w:u w:val="single"/>
-          </w:rPr>
-          <w:t>Rm. 12:1</w:t>
-        </w:r>
-      </w:hyperlink>
-      <w:r>
-        <w:rPr>
-          <w:lang w:val="id_ID" w:bidi="id_ID"/>
-        </w:rPr>
-        <w:t xml:space="preserve">; </w:t>
-      </w:r>
-      <w:hyperlink r:id="rId291">
-        <w:r>
-          <w:rPr>
-            <w:lang w:val="id_ID" w:bidi="id_ID"/>
-          </w:rPr>
-          <w:rPr>
-            <w:color w:val="0000EE"/>
-            <w:u w:val="single"/>
-          </w:rPr>
-          <w:t>Ef. 5:2</w:t>
-        </w:r>
-      </w:hyperlink>
+      <w:r>
+        <w:rPr>
+          <w:lang w:val="id_ID" w:bidi="id_ID"/>
+        </w:rPr>
+        <w:t>Rm. 12:1</w:t>
+      </w:r>
+      <w:r>
+        <w:rPr>
+          <w:lang w:val="id_ID" w:bidi="id_ID"/>
+        </w:rPr>
+        <w:t xml:space="preserve">; </w:t>
+      </w:r>
+      <w:r>
+        <w:rPr>
+          <w:lang w:val="id_ID" w:bidi="id_ID"/>
+        </w:rPr>
+        <w:t>Ef. 5:2</w:t>
+      </w:r>
       <w:r>
         <w:rPr>
           <w:lang w:val="id_ID" w:bidi="id_ID"/>
@@ -10416,18 +8622,12 @@
         </w:rPr>
         <w:t xml:space="preserve">Mereka yang ada di istana Kaisar adalah orang-orang percaya yang dipekerjakan untuk melayani pemerintah Romawi - mungkin mereka yang telah diinjili oleh Paulus ketika ia berada di dalam penjara. Mereka mungkin sangat dekat dengan Paulus dan memperhatikannya di dalam penjara (lihat </w:t>
       </w:r>
-      <w:hyperlink r:id="rId292">
-        <w:r>
-          <w:rPr>
-            <w:lang w:val="id_ID" w:bidi="id_ID"/>
-          </w:rPr>
-          <w:rPr>
-            <w:color w:val="0000EE"/>
-            <w:u w:val="single"/>
-          </w:rPr>
-          <w:t>1:13</w:t>
-        </w:r>
-      </w:hyperlink>
+      <w:r>
+        <w:rPr>
+          <w:lang w:val="id_ID" w:bidi="id_ID"/>
+        </w:rPr>
+        <w:t>1:13</w:t>
+      </w:r>
       <w:r>
         <w:rPr>
           <w:lang w:val="id_ID" w:bidi="id_ID"/>
@@ -10482,18 +8682,12 @@
         </w:rPr>
         <w:t xml:space="preserve">Dalam menutup surat-suratnya, Paulus biasanya memohon kasih karunia Tuhan Yesus Kristus kepada orang-orang yang ia menulis (lihat juga </w:t>
       </w:r>
-      <w:hyperlink r:id="rId293">
-        <w:r>
-          <w:rPr>
-            <w:lang w:val="id_ID" w:bidi="id_ID"/>
-          </w:rPr>
-          <w:rPr>
-            <w:color w:val="0000EE"/>
-            <w:u w:val="single"/>
-          </w:rPr>
-          <w:t>1:2</w:t>
-        </w:r>
-      </w:hyperlink>
+      <w:r>
+        <w:rPr>
+          <w:lang w:val="id_ID" w:bidi="id_ID"/>
+        </w:rPr>
+        <w:t>1:2</w:t>
+      </w:r>
       <w:r>
         <w:rPr>
           <w:lang w:val="id_ID" w:bidi="id_ID"/>
